--- a/accient/acccint notes taking.docx
+++ b/accient/acccint notes taking.docx
@@ -12,97 +12,53 @@
         <w:rPr>
           <w:lang w:val="en-US"/>
         </w:rPr>
-        <w:t xml:space="preserve">Some graves </w:t>
-      </w:r>
-      <w:proofErr w:type="gramStart"/>
-      <w:r>
-        <w:rPr>
-          <w:lang w:val="en-US"/>
-        </w:rPr>
-        <w:t>appears</w:t>
-      </w:r>
-      <w:proofErr w:type="gramEnd"/>
-      <w:r>
-        <w:rPr>
-          <w:lang w:val="en-US"/>
-        </w:rPr>
-        <w:t xml:space="preserve"> to be present within clearly demarcated enclosure with a unique set of grave good such as fish skeletons and tortoise shell.</w:t>
-      </w:r>
-    </w:p>
-    <w:p>
-      <w:pPr>
-        <w:rPr>
-          <w:lang w:val="en-US"/>
-        </w:rPr>
-      </w:pPr>
-    </w:p>
-    <w:p>
-      <w:pPr>
-        <w:rPr>
-          <w:lang w:val="en-US"/>
-        </w:rPr>
-      </w:pPr>
-      <w:r>
-        <w:rPr>
-          <w:lang w:val="en-US"/>
-        </w:rPr>
-        <w:t xml:space="preserve">Sarai </w:t>
-      </w:r>
-      <w:proofErr w:type="gramStart"/>
-      <w:r>
-        <w:rPr>
-          <w:lang w:val="en-US"/>
-        </w:rPr>
-        <w:t>Nahar :</w:t>
-      </w:r>
-      <w:proofErr w:type="gramEnd"/>
-      <w:r>
-        <w:rPr>
-          <w:lang w:val="en-US"/>
-        </w:rPr>
-        <w:t xml:space="preserve"> arrow would on the skull : this once again indicates rising competition.</w:t>
-      </w:r>
-    </w:p>
-    <w:p>
-      <w:pPr>
-        <w:rPr>
-          <w:lang w:val="en-US"/>
-        </w:rPr>
-      </w:pPr>
-      <w:r>
-        <w:rPr>
-          <w:lang w:val="en-US"/>
-        </w:rPr>
-        <w:t xml:space="preserve">Neolithic </w:t>
-      </w:r>
-      <w:proofErr w:type="gramStart"/>
-      <w:r>
-        <w:rPr>
-          <w:lang w:val="en-US"/>
-        </w:rPr>
-        <w:t>ages :</w:t>
-      </w:r>
-      <w:proofErr w:type="gramEnd"/>
-    </w:p>
-    <w:p>
-      <w:pPr>
-        <w:rPr>
-          <w:lang w:val="en-US"/>
-        </w:rPr>
-      </w:pPr>
-      <w:proofErr w:type="gramStart"/>
-      <w:r>
-        <w:rPr>
-          <w:lang w:val="en-US"/>
-        </w:rPr>
-        <w:t>Climate :</w:t>
-      </w:r>
-      <w:proofErr w:type="gramEnd"/>
-      <w:r>
-        <w:rPr>
-          <w:lang w:val="en-US"/>
-        </w:rPr>
-        <w:t xml:space="preserve"> </w:t>
+        <w:t>Some graves appears to be present within clearly demarcated enclosure with a unique set of grave good such as fish skeletons and tortoise shell.</w:t>
+      </w:r>
+    </w:p>
+    <w:p>
+      <w:pPr>
+        <w:rPr>
+          <w:lang w:val="en-US"/>
+        </w:rPr>
+      </w:pPr>
+    </w:p>
+    <w:p>
+      <w:pPr>
+        <w:rPr>
+          <w:lang w:val="en-US"/>
+        </w:rPr>
+      </w:pPr>
+      <w:r>
+        <w:rPr>
+          <w:lang w:val="en-US"/>
+        </w:rPr>
+        <w:t>Sarai Nahar : arrow would on the skull : this once again indicates rising competition.</w:t>
+      </w:r>
+    </w:p>
+    <w:p>
+      <w:pPr>
+        <w:rPr>
+          <w:lang w:val="en-US"/>
+        </w:rPr>
+      </w:pPr>
+      <w:r>
+        <w:rPr>
+          <w:lang w:val="en-US"/>
+        </w:rPr>
+        <w:t>Neolithic ages :</w:t>
+      </w:r>
+    </w:p>
+    <w:p>
+      <w:pPr>
+        <w:rPr>
+          <w:lang w:val="en-US"/>
+        </w:rPr>
+      </w:pPr>
+      <w:r>
+        <w:rPr>
+          <w:lang w:val="en-US"/>
+        </w:rPr>
+        <w:t xml:space="preserve">Climate : </w:t>
       </w:r>
       <w:proofErr w:type="spellStart"/>
       <w:r>
@@ -506,21 +462,7 @@
         <w:rPr>
           <w:lang w:val="en-US"/>
         </w:rPr>
-        <w:t xml:space="preserve"> </w:t>
-      </w:r>
-      <w:proofErr w:type="gramStart"/>
-      <w:r>
-        <w:rPr>
-          <w:lang w:val="en-US"/>
-        </w:rPr>
-        <w:t>changes  man’s</w:t>
-      </w:r>
-      <w:proofErr w:type="gramEnd"/>
-      <w:r>
-        <w:rPr>
-          <w:lang w:val="en-US"/>
-        </w:rPr>
-        <w:t xml:space="preserve"> role  in the environment he was transform from the food consumer to food producer.</w:t>
+        <w:t xml:space="preserve"> changes  man’s role  in the environment he was transform from the food consumer to food producer.</w:t>
       </w:r>
     </w:p>
     <w:p>
@@ -580,21 +522,7 @@
         <w:rPr>
           <w:lang w:val="en-US"/>
         </w:rPr>
-        <w:t xml:space="preserve">Application of the Neolithic period </w:t>
-      </w:r>
-      <w:proofErr w:type="gramStart"/>
-      <w:r>
-        <w:rPr>
-          <w:lang w:val="en-US"/>
-        </w:rPr>
-        <w:t>revolution  is</w:t>
-      </w:r>
-      <w:proofErr w:type="gramEnd"/>
-      <w:r>
-        <w:rPr>
-          <w:lang w:val="en-US"/>
-        </w:rPr>
-        <w:t xml:space="preserve"> still valid although earlier conception is change by the </w:t>
+        <w:t xml:space="preserve">Application of the Neolithic period revolution  is still valid although earlier conception is change by the </w:t>
       </w:r>
       <w:proofErr w:type="spellStart"/>
       <w:r>
@@ -817,23 +745,7 @@
           <w:color w:val="4472C4" w:themeColor="accent1"/>
           <w:lang w:val="en-US"/>
         </w:rPr>
-        <w:t xml:space="preserve"> town planning is one of the most remarkable </w:t>
-      </w:r>
-      <w:proofErr w:type="gramStart"/>
-      <w:r>
-        <w:rPr>
-          <w:color w:val="4472C4" w:themeColor="accent1"/>
-          <w:lang w:val="en-US"/>
-        </w:rPr>
-        <w:t>feature</w:t>
-      </w:r>
-      <w:proofErr w:type="gramEnd"/>
-      <w:r>
-        <w:rPr>
-          <w:color w:val="4472C4" w:themeColor="accent1"/>
-          <w:lang w:val="en-US"/>
-        </w:rPr>
-        <w:t xml:space="preserve"> of this </w:t>
+        <w:t xml:space="preserve"> town planning is one of the most remarkable feature of this </w:t>
       </w:r>
       <w:proofErr w:type="spellStart"/>
       <w:r>
@@ -869,23 +781,7 @@
           <w:color w:val="4472C4" w:themeColor="accent1"/>
           <w:lang w:val="en-US"/>
         </w:rPr>
-        <w:t xml:space="preserve">Harapan town planning is so advance that it </w:t>
-      </w:r>
-      <w:proofErr w:type="gramStart"/>
-      <w:r>
-        <w:rPr>
-          <w:color w:val="4472C4" w:themeColor="accent1"/>
-          <w:lang w:val="en-US"/>
-        </w:rPr>
-        <w:t>continue</w:t>
-      </w:r>
-      <w:proofErr w:type="gramEnd"/>
-      <w:r>
-        <w:rPr>
-          <w:color w:val="4472C4" w:themeColor="accent1"/>
-          <w:lang w:val="en-US"/>
-        </w:rPr>
-        <w:t xml:space="preserve"> even the modern urban </w:t>
+        <w:t xml:space="preserve">Harapan town planning is so advance that it continue even the modern urban </w:t>
       </w:r>
       <w:proofErr w:type="spellStart"/>
       <w:r>
@@ -916,22 +812,13 @@
           <w:lang w:val="en-US"/>
         </w:rPr>
       </w:pPr>
-      <w:proofErr w:type="gramStart"/>
       <w:r>
         <w:rPr>
           <w:color w:val="4472C4" w:themeColor="accent1"/>
           <w:lang w:val="en-US"/>
         </w:rPr>
         <w:lastRenderedPageBreak/>
-        <w:t>Feature :</w:t>
-      </w:r>
-      <w:proofErr w:type="gramEnd"/>
-      <w:r>
-        <w:rPr>
-          <w:color w:val="4472C4" w:themeColor="accent1"/>
-          <w:lang w:val="en-US"/>
-        </w:rPr>
-        <w:t xml:space="preserve"> </w:t>
+        <w:t xml:space="preserve">Feature : </w:t>
       </w:r>
       <w:r>
         <w:rPr>
@@ -1018,23 +905,93 @@
           <w:color w:val="FF0000"/>
           <w:lang w:val="en-US"/>
         </w:rPr>
-        <w:t xml:space="preserve"> </w:t>
-      </w:r>
-      <w:proofErr w:type="gramStart"/>
-      <w:r>
+        <w:t xml:space="preserve"> people.(200 words ) </w:t>
+      </w:r>
+    </w:p>
+    <w:p>
+      <w:pPr>
+        <w:pStyle w:val="ListParagraph"/>
+        <w:ind w:left="1080"/>
+        <w:rPr>
+          <w:color w:val="4472C4" w:themeColor="accent1"/>
+          <w:lang w:val="en-US"/>
+        </w:rPr>
+      </w:pPr>
+      <w:r>
+        <w:rPr>
+          <w:color w:val="4472C4" w:themeColor="accent1"/>
+          <w:lang w:val="en-US"/>
+        </w:rPr>
+        <w:t xml:space="preserve">Liga worship of continuous </w:t>
+      </w:r>
+    </w:p>
+    <w:p>
+      <w:pPr>
+        <w:pStyle w:val="ListParagraph"/>
+        <w:ind w:left="1080"/>
         <w:rPr>
           <w:color w:val="FF0000"/>
           <w:lang w:val="en-US"/>
         </w:rPr>
-        <w:t>people.(</w:t>
-      </w:r>
-      <w:proofErr w:type="gramEnd"/>
-      <w:r>
+      </w:pPr>
+    </w:p>
+    <w:p>
+      <w:pPr>
+        <w:pStyle w:val="ListParagraph"/>
+        <w:ind w:left="1080"/>
+        <w:rPr>
+          <w:color w:val="4472C4" w:themeColor="accent1"/>
+          <w:lang w:val="en-US"/>
+        </w:rPr>
+      </w:pPr>
+    </w:p>
+    <w:p>
+      <w:pPr>
+        <w:pStyle w:val="ListParagraph"/>
+        <w:ind w:left="1080"/>
         <w:rPr>
           <w:color w:val="FF0000"/>
           <w:lang w:val="en-US"/>
         </w:rPr>
-        <w:t xml:space="preserve">200 words ) </w:t>
+      </w:pPr>
+      <w:r>
+        <w:rPr>
+          <w:color w:val="FF0000"/>
+          <w:lang w:val="en-US"/>
+        </w:rPr>
+        <w:t xml:space="preserve">Q) early </w:t>
+      </w:r>
+      <w:proofErr w:type="spellStart"/>
+      <w:r>
+        <w:rPr>
+          <w:color w:val="FF0000"/>
+          <w:lang w:val="en-US"/>
+        </w:rPr>
+        <w:t>vedic</w:t>
+      </w:r>
+      <w:proofErr w:type="spellEnd"/>
+      <w:r>
+        <w:rPr>
+          <w:color w:val="FF0000"/>
+          <w:lang w:val="en-US"/>
+        </w:rPr>
+        <w:t xml:space="preserve"> age is golden age for women critical </w:t>
+      </w:r>
+      <w:proofErr w:type="spellStart"/>
+      <w:r>
+        <w:rPr>
+          <w:color w:val="FF0000"/>
+          <w:lang w:val="en-US"/>
+        </w:rPr>
+        <w:t>anysile</w:t>
+      </w:r>
+      <w:proofErr w:type="spellEnd"/>
+      <w:r>
+        <w:rPr>
+          <w:color w:val="FF0000"/>
+          <w:lang w:val="en-US"/>
+        </w:rPr>
+        <w:t xml:space="preserve"> (150)</w:t>
       </w:r>
     </w:p>
     <w:p>
@@ -1042,134 +999,32 @@
         <w:pStyle w:val="ListParagraph"/>
         <w:ind w:left="1080"/>
         <w:rPr>
-          <w:color w:val="4472C4" w:themeColor="accent1"/>
-          <w:lang w:val="en-US"/>
-        </w:rPr>
-      </w:pPr>
-      <w:r>
-        <w:rPr>
-          <w:color w:val="4472C4" w:themeColor="accent1"/>
-          <w:lang w:val="en-US"/>
-        </w:rPr>
-        <w:t xml:space="preserve">Liga worship of continuous </w:t>
-      </w:r>
-    </w:p>
-    <w:p>
-      <w:pPr>
-        <w:pStyle w:val="ListParagraph"/>
-        <w:ind w:left="1080"/>
-        <w:rPr>
           <w:color w:val="FF0000"/>
           <w:lang w:val="en-US"/>
         </w:rPr>
       </w:pPr>
-    </w:p>
-    <w:p>
-      <w:pPr>
-        <w:pStyle w:val="ListParagraph"/>
-        <w:ind w:left="1080"/>
-        <w:rPr>
-          <w:color w:val="4472C4" w:themeColor="accent1"/>
-          <w:lang w:val="en-US"/>
-        </w:rPr>
-      </w:pPr>
-    </w:p>
-    <w:p>
-      <w:pPr>
-        <w:pStyle w:val="ListParagraph"/>
-        <w:ind w:left="1080"/>
+      <w:r>
         <w:rPr>
           <w:color w:val="FF0000"/>
           <w:lang w:val="en-US"/>
         </w:rPr>
-      </w:pPr>
+        <w:t xml:space="preserve">q) shared life upon factor upon for the raising different latter </w:t>
+      </w:r>
+      <w:proofErr w:type="spellStart"/>
       <w:r>
         <w:rPr>
           <w:color w:val="FF0000"/>
           <w:lang w:val="en-US"/>
         </w:rPr>
-        <w:t xml:space="preserve">Q) early </w:t>
-      </w:r>
-      <w:proofErr w:type="spellStart"/>
+        <w:t>vedic</w:t>
+      </w:r>
+      <w:proofErr w:type="spellEnd"/>
       <w:r>
         <w:rPr>
           <w:color w:val="FF0000"/>
           <w:lang w:val="en-US"/>
         </w:rPr>
-        <w:t>vedic</w:t>
-      </w:r>
-      <w:proofErr w:type="spellEnd"/>
-      <w:r>
-        <w:rPr>
-          <w:color w:val="FF0000"/>
-          <w:lang w:val="en-US"/>
-        </w:rPr>
-        <w:t xml:space="preserve"> age is golden age for women critical </w:t>
-      </w:r>
-      <w:proofErr w:type="spellStart"/>
-      <w:r>
-        <w:rPr>
-          <w:color w:val="FF0000"/>
-          <w:lang w:val="en-US"/>
-        </w:rPr>
-        <w:t>anysile</w:t>
-      </w:r>
-      <w:proofErr w:type="spellEnd"/>
-      <w:r>
-        <w:rPr>
-          <w:color w:val="FF0000"/>
-          <w:lang w:val="en-US"/>
-        </w:rPr>
-        <w:t xml:space="preserve"> (150)</w:t>
-      </w:r>
-    </w:p>
-    <w:p>
-      <w:pPr>
-        <w:pStyle w:val="ListParagraph"/>
-        <w:ind w:left="1080"/>
-        <w:rPr>
-          <w:color w:val="FF0000"/>
-          <w:lang w:val="en-US"/>
-        </w:rPr>
-      </w:pPr>
-      <w:r>
-        <w:rPr>
-          <w:color w:val="FF0000"/>
-          <w:lang w:val="en-US"/>
-        </w:rPr>
-        <w:t xml:space="preserve">q) shared life upon factor upon for the raising different latter </w:t>
-      </w:r>
-      <w:proofErr w:type="spellStart"/>
-      <w:r>
-        <w:rPr>
-          <w:color w:val="FF0000"/>
-          <w:lang w:val="en-US"/>
-        </w:rPr>
-        <w:t>vedic</w:t>
-      </w:r>
-      <w:proofErr w:type="spellEnd"/>
-      <w:r>
-        <w:rPr>
-          <w:color w:val="FF0000"/>
-          <w:lang w:val="en-US"/>
-        </w:rPr>
-        <w:t xml:space="preserve"> </w:t>
-      </w:r>
-      <w:proofErr w:type="gramStart"/>
-      <w:r>
-        <w:rPr>
-          <w:color w:val="FF0000"/>
-          <w:lang w:val="en-US"/>
-        </w:rPr>
-        <w:t>age.(</w:t>
-      </w:r>
-      <w:proofErr w:type="gramEnd"/>
-      <w:r>
-        <w:rPr>
-          <w:color w:val="FF0000"/>
-          <w:lang w:val="en-US"/>
-        </w:rPr>
-        <w:t>150)</w:t>
+        <w:t xml:space="preserve"> age.(150)</w:t>
       </w:r>
     </w:p>
     <w:p>
@@ -1292,9 +1147,9 @@
           <w:szCs w:val="24"/>
           <w:lang w:val="en-US"/>
         </w:rPr>
-        <w:t xml:space="preserve">Jainism is not successful no as other doctrine as other attracting follower primarily because of its emphasis on the extremities on tenant and ascetism’s feather it did not appeal to farmer who constituted the bulk of the population because of it’s strict emphasis of on violence the cultivation involve small animal birds </w:t>
-      </w:r>
-      <w:proofErr w:type="gramStart"/>
+        <w:t xml:space="preserve">Jainism is not successful no as other doctrine as other attracting follower primarily because of its emphasis on the extremities on tenant and ascetism’s feather it did not appeal to farmer who constituted the bulk of the population because of </w:t>
+      </w:r>
+      <w:proofErr w:type="spellStart"/>
       <w:r>
         <w:rPr>
           <w:color w:val="4472C4" w:themeColor="accent1"/>
@@ -1302,9 +1157,9 @@
           <w:szCs w:val="24"/>
           <w:lang w:val="en-US"/>
         </w:rPr>
-        <w:t>insect ,</w:t>
-      </w:r>
-      <w:proofErr w:type="gramEnd"/>
+        <w:t>it’s</w:t>
+      </w:r>
+      <w:proofErr w:type="spellEnd"/>
       <w:r>
         <w:rPr>
           <w:color w:val="4472C4" w:themeColor="accent1"/>
@@ -1312,7 +1167,7 @@
           <w:szCs w:val="24"/>
           <w:lang w:val="en-US"/>
         </w:rPr>
-        <w:t xml:space="preserve"> how ever it interesting to note that Jainism obtain  he</w:t>
+        <w:t xml:space="preserve"> strict emphasis of on violence the cultivation involve small animal birds </w:t>
       </w:r>
       <w:r>
         <w:rPr>
@@ -1321,7 +1176,7 @@
           <w:szCs w:val="24"/>
           <w:lang w:val="en-US"/>
         </w:rPr>
-        <w:t>athy</w:t>
+        <w:t>insect ,</w:t>
       </w:r>
       <w:r>
         <w:rPr>
@@ -1330,19 +1185,57 @@
           <w:szCs w:val="24"/>
           <w:lang w:val="en-US"/>
         </w:rPr>
-        <w:t xml:space="preserve"> following among the new urban classes specially merchant and trader. This was due to the following factor:</w:t>
-      </w:r>
-    </w:p>
-    <w:p>
-      <w:pPr>
-        <w:pStyle w:val="ListParagraph"/>
-        <w:ind w:left="1440"/>
+        <w:t xml:space="preserve"> </w:t>
+      </w:r>
+      <w:proofErr w:type="spellStart"/>
+      <w:r>
         <w:rPr>
           <w:color w:val="4472C4" w:themeColor="accent1"/>
           <w:sz w:val="24"/>
           <w:szCs w:val="24"/>
           <w:lang w:val="en-US"/>
         </w:rPr>
+        <w:t>how ever</w:t>
+      </w:r>
+      <w:proofErr w:type="spellEnd"/>
+      <w:r>
+        <w:rPr>
+          <w:color w:val="4472C4" w:themeColor="accent1"/>
+          <w:sz w:val="24"/>
+          <w:szCs w:val="24"/>
+          <w:lang w:val="en-US"/>
+        </w:rPr>
+        <w:t xml:space="preserve"> it interesting to note that Jainism obtain  he</w:t>
+      </w:r>
+      <w:r>
+        <w:rPr>
+          <w:color w:val="4472C4" w:themeColor="accent1"/>
+          <w:sz w:val="24"/>
+          <w:szCs w:val="24"/>
+          <w:lang w:val="en-US"/>
+        </w:rPr>
+        <w:t>athy</w:t>
+      </w:r>
+      <w:r>
+        <w:rPr>
+          <w:color w:val="4472C4" w:themeColor="accent1"/>
+          <w:sz w:val="24"/>
+          <w:szCs w:val="24"/>
+          <w:lang w:val="en-US"/>
+        </w:rPr>
+        <w:t xml:space="preserve"> following among the new urban classes specially merchant and trader. This was due to the following factor:</w:t>
+      </w:r>
+    </w:p>
+    <w:p>
+      <w:pPr>
+        <w:pStyle w:val="ListParagraph"/>
+        <w:ind w:left="1440"/>
+        <w:rPr>
+          <w:color w:val="4472C4" w:themeColor="accent1"/>
+          <w:sz w:val="24"/>
+          <w:szCs w:val="24"/>
+          <w:lang w:val="en-US"/>
+        </w:rPr>
       </w:pPr>
     </w:p>
     <w:p>
@@ -1404,7 +1297,6 @@
         </w:rPr>
         <w:t xml:space="preserve"> the concept of </w:t>
       </w:r>
-      <w:proofErr w:type="gramStart"/>
       <w:r>
         <w:rPr>
           <w:color w:val="4472C4" w:themeColor="accent1"/>
@@ -1423,7 +1315,6 @@
         </w:rPr>
         <w:t>(</w:t>
       </w:r>
-      <w:proofErr w:type="gramEnd"/>
       <w:r>
         <w:rPr>
           <w:color w:val="4472C4" w:themeColor="accent1"/>
@@ -1548,7 +1439,6 @@
         <w:t xml:space="preserve"> </w:t>
       </w:r>
       <w:proofErr w:type="spellStart"/>
-      <w:proofErr w:type="gramStart"/>
       <w:r>
         <w:rPr>
           <w:color w:val="4472C4" w:themeColor="accent1"/>
@@ -1559,7 +1449,6 @@
         <w:t>specially</w:t>
       </w:r>
       <w:proofErr w:type="spellEnd"/>
-      <w:proofErr w:type="gramEnd"/>
       <w:r>
         <w:rPr>
           <w:color w:val="4472C4" w:themeColor="accent1"/>
@@ -1665,27 +1554,7 @@
           <w:szCs w:val="24"/>
           <w:lang w:val="en-US"/>
         </w:rPr>
-        <w:t xml:space="preserve"> was attractive to communities involve towards </w:t>
-      </w:r>
-      <w:proofErr w:type="gramStart"/>
-      <w:r>
-        <w:rPr>
-          <w:color w:val="4472C4" w:themeColor="accent1"/>
-          <w:sz w:val="24"/>
-          <w:szCs w:val="24"/>
-          <w:lang w:val="en-US"/>
-        </w:rPr>
-        <w:t>this processes</w:t>
-      </w:r>
-      <w:proofErr w:type="gramEnd"/>
-      <w:r>
-        <w:rPr>
-          <w:color w:val="4472C4" w:themeColor="accent1"/>
-          <w:sz w:val="24"/>
-          <w:szCs w:val="24"/>
-          <w:lang w:val="en-US"/>
-        </w:rPr>
-        <w:t>.</w:t>
+        <w:t xml:space="preserve"> was attractive to communities involve towards this processes.</w:t>
       </w:r>
     </w:p>
     <w:p>
@@ -1841,7 +1710,6 @@
           <w:lang w:val="en-US"/>
         </w:rPr>
       </w:pPr>
-      <w:proofErr w:type="gramStart"/>
       <w:r>
         <w:rPr>
           <w:color w:val="4472C4" w:themeColor="accent1"/>
@@ -1867,9 +1735,8 @@
           <w:szCs w:val="24"/>
           <w:lang w:val="en-US"/>
         </w:rPr>
-        <w:t>quently</w:t>
-      </w:r>
-      <w:proofErr w:type="gramEnd"/>
+        <w:t xml:space="preserve">quently the bulk of </w:t>
+      </w:r>
       <w:r>
         <w:rPr>
           <w:color w:val="4472C4" w:themeColor="accent1"/>
@@ -1877,7 +1744,7 @@
           <w:szCs w:val="24"/>
           <w:lang w:val="en-US"/>
         </w:rPr>
-        <w:t xml:space="preserve"> the bulk of </w:t>
+        <w:t>Jain</w:t>
       </w:r>
       <w:r>
         <w:rPr>
@@ -1886,7 +1753,7 @@
           <w:szCs w:val="24"/>
           <w:lang w:val="en-US"/>
         </w:rPr>
-        <w:t>Jain</w:t>
+        <w:t xml:space="preserve"> population in </w:t>
       </w:r>
       <w:r>
         <w:rPr>
@@ -1895,7 +1762,7 @@
           <w:szCs w:val="24"/>
           <w:lang w:val="en-US"/>
         </w:rPr>
-        <w:t xml:space="preserve"> population in </w:t>
+        <w:t>I</w:t>
       </w:r>
       <w:r>
         <w:rPr>
@@ -1904,7 +1771,7 @@
           <w:szCs w:val="24"/>
           <w:lang w:val="en-US"/>
         </w:rPr>
-        <w:t>I</w:t>
+        <w:t>ndia still concentrated to this day Gu</w:t>
       </w:r>
       <w:r>
         <w:rPr>
@@ -1913,7 +1780,7 @@
           <w:szCs w:val="24"/>
           <w:lang w:val="en-US"/>
         </w:rPr>
-        <w:t>ndia still concentrated to this day Gu</w:t>
+        <w:t>j</w:t>
       </w:r>
       <w:r>
         <w:rPr>
@@ -1922,15 +1789,6 @@
           <w:szCs w:val="24"/>
           <w:lang w:val="en-US"/>
         </w:rPr>
-        <w:t>j</w:t>
-      </w:r>
-      <w:r>
-        <w:rPr>
-          <w:color w:val="4472C4" w:themeColor="accent1"/>
-          <w:sz w:val="24"/>
-          <w:szCs w:val="24"/>
-          <w:lang w:val="en-US"/>
-        </w:rPr>
         <w:t xml:space="preserve">rat Maharashtra and Karnataka. </w:t>
       </w:r>
     </w:p>
@@ -1969,24 +1827,4185 @@
           <w:color w:val="FF0000"/>
           <w:lang w:val="en-US"/>
         </w:rPr>
-        <w:t xml:space="preserve">disappearance of Buddhism was sudden and unexpected development critically </w:t>
-      </w:r>
-      <w:proofErr w:type="gramStart"/>
-      <w:r>
+        <w:t>disappearance of Buddhism was sudden and unexpected development critically analysis.(200)</w:t>
+      </w:r>
+    </w:p>
+    <w:p>
+      <w:pPr>
         <w:rPr>
           <w:color w:val="FF0000"/>
           <w:lang w:val="en-US"/>
         </w:rPr>
-        <w:t>analysis.(</w:t>
-      </w:r>
-      <w:proofErr w:type="gramEnd"/>
-      <w:r>
+      </w:pPr>
+    </w:p>
+    <w:p>
+      <w:pPr>
         <w:rPr>
           <w:color w:val="FF0000"/>
           <w:lang w:val="en-US"/>
         </w:rPr>
-        <w:t>200)</w:t>
-      </w:r>
+      </w:pPr>
+    </w:p>
+    <w:p>
+      <w:pPr>
+        <w:rPr>
+          <w:lang w:val="en-US"/>
+        </w:rPr>
+      </w:pPr>
+    </w:p>
+    <w:p>
+      <w:pPr>
+        <w:pStyle w:val="ListParagraph"/>
+        <w:numPr>
+          <w:ilvl w:val="0"/>
+          <w:numId w:val="7"/>
+        </w:numPr>
+        <w:rPr>
+          <w:lang w:val="en-US"/>
+        </w:rPr>
+      </w:pPr>
+      <w:r>
+        <w:rPr>
+          <w:lang w:val="en-US"/>
+        </w:rPr>
+        <w:t xml:space="preserve">Rising economic </w:t>
+      </w:r>
+      <w:proofErr w:type="spellStart"/>
+      <w:r>
+        <w:rPr>
+          <w:lang w:val="en-US"/>
+        </w:rPr>
+        <w:t>inequlity</w:t>
+      </w:r>
+      <w:proofErr w:type="spellEnd"/>
+      <w:r>
+        <w:rPr>
+          <w:lang w:val="en-US"/>
+        </w:rPr>
+        <w:t xml:space="preserve"> specially in the </w:t>
+      </w:r>
+      <w:proofErr w:type="spellStart"/>
+      <w:r>
+        <w:rPr>
+          <w:lang w:val="en-US"/>
+        </w:rPr>
+        <w:t>urbna</w:t>
+      </w:r>
+      <w:proofErr w:type="spellEnd"/>
+      <w:r>
+        <w:rPr>
+          <w:lang w:val="en-US"/>
+        </w:rPr>
+        <w:t xml:space="preserve"> </w:t>
+      </w:r>
+      <w:proofErr w:type="spellStart"/>
+      <w:r>
+        <w:rPr>
+          <w:lang w:val="en-US"/>
+        </w:rPr>
+        <w:t>envoirnment</w:t>
+      </w:r>
+      <w:proofErr w:type="spellEnd"/>
+      <w:r>
+        <w:rPr>
+          <w:lang w:val="en-US"/>
+        </w:rPr>
+        <w:t xml:space="preserve"> </w:t>
+      </w:r>
+      <w:proofErr w:type="spellStart"/>
+      <w:r>
+        <w:rPr>
+          <w:lang w:val="en-US"/>
+        </w:rPr>
+        <w:t>begger</w:t>
+      </w:r>
+      <w:proofErr w:type="spellEnd"/>
+      <w:r>
+        <w:rPr>
+          <w:lang w:val="en-US"/>
+        </w:rPr>
+        <w:t xml:space="preserve"> and </w:t>
+      </w:r>
+      <w:proofErr w:type="spellStart"/>
+      <w:r>
+        <w:rPr>
+          <w:lang w:val="en-US"/>
+        </w:rPr>
+        <w:t>protitutes</w:t>
+      </w:r>
+      <w:proofErr w:type="spellEnd"/>
+    </w:p>
+    <w:p>
+      <w:pPr>
+        <w:pStyle w:val="ListParagraph"/>
+        <w:numPr>
+          <w:ilvl w:val="0"/>
+          <w:numId w:val="7"/>
+        </w:numPr>
+        <w:rPr>
+          <w:lang w:val="en-US"/>
+        </w:rPr>
+      </w:pPr>
+      <w:proofErr w:type="spellStart"/>
+      <w:r>
+        <w:rPr>
+          <w:lang w:val="en-US"/>
+        </w:rPr>
+        <w:t>Emegance</w:t>
+      </w:r>
+      <w:proofErr w:type="spellEnd"/>
+      <w:r>
+        <w:rPr>
+          <w:lang w:val="en-US"/>
+        </w:rPr>
+        <w:t xml:space="preserve"> of and affect</w:t>
+      </w:r>
+    </w:p>
+    <w:p>
+      <w:pPr>
+        <w:rPr>
+          <w:color w:val="FF0000"/>
+          <w:lang w:val="en-US"/>
+        </w:rPr>
+      </w:pPr>
+    </w:p>
+    <w:p>
+      <w:pPr>
+        <w:rPr>
+          <w:color w:val="FF0000"/>
+          <w:lang w:val="en-US"/>
+        </w:rPr>
+      </w:pPr>
+    </w:p>
+    <w:p>
+      <w:pPr>
+        <w:rPr>
+          <w:color w:val="FF0000"/>
+          <w:lang w:val="en-US"/>
+        </w:rPr>
+      </w:pPr>
+      <w:r>
+        <w:rPr>
+          <w:color w:val="FF0000"/>
+          <w:lang w:val="en-US"/>
+        </w:rPr>
+        <w:t xml:space="preserve">Q) discuss the role played by the iron in bring about the second urbanization to  what extent is it correct to state that iron played the mode of significant role ? ( 200) </w:t>
+      </w:r>
+    </w:p>
+    <w:p>
+      <w:pPr>
+        <w:rPr>
+          <w:color w:val="FF0000"/>
+          <w:lang w:val="en-US"/>
+        </w:rPr>
+      </w:pPr>
+    </w:p>
+    <w:p>
+      <w:pPr>
+        <w:rPr>
+          <w:color w:val="FF0000"/>
+          <w:lang w:val="en-US"/>
+        </w:rPr>
+      </w:pPr>
+    </w:p>
+    <w:p>
+      <w:pPr>
+        <w:rPr>
+          <w:lang w:val="en-US"/>
+        </w:rPr>
+      </w:pPr>
+      <w:proofErr w:type="spellStart"/>
+      <w:r>
+        <w:rPr>
+          <w:lang w:val="en-US"/>
+        </w:rPr>
+        <w:t>Mahagadhan</w:t>
+      </w:r>
+      <w:proofErr w:type="spellEnd"/>
+      <w:r>
+        <w:rPr>
+          <w:lang w:val="en-US"/>
+        </w:rPr>
+        <w:t xml:space="preserve"> empire </w:t>
+      </w:r>
+      <w:r>
+        <w:rPr>
+          <w:lang w:val="en-US"/>
+        </w:rPr>
+        <w:t>:</w:t>
+      </w:r>
+    </w:p>
+    <w:p>
+      <w:pPr>
+        <w:rPr>
+          <w:lang w:val="en-US"/>
+        </w:rPr>
+      </w:pPr>
+    </w:p>
+    <w:p>
+      <w:pPr>
+        <w:rPr>
+          <w:lang w:val="en-US"/>
+        </w:rPr>
+      </w:pPr>
+      <w:r>
+        <w:rPr>
+          <w:lang w:val="en-US"/>
+        </w:rPr>
+        <w:t xml:space="preserve">Magadha  vs </w:t>
+      </w:r>
+    </w:p>
+    <w:p>
+      <w:pPr>
+        <w:rPr>
+          <w:lang w:val="en-US"/>
+        </w:rPr>
+      </w:pPr>
+      <w:r>
+        <w:rPr>
+          <w:lang w:val="en-US"/>
+        </w:rPr>
+        <w:t>3</w:t>
+      </w:r>
+    </w:p>
+    <w:p>
+      <w:pPr>
+        <w:rPr>
+          <w:lang w:val="en-US"/>
+        </w:rPr>
+      </w:pPr>
+    </w:p>
+    <w:p>
+      <w:pPr>
+        <w:rPr>
+          <w:lang w:val="en-US"/>
+        </w:rPr>
+      </w:pPr>
+      <w:r>
+        <w:rPr>
+          <w:lang w:val="en-US"/>
+        </w:rPr>
+        <w:t xml:space="preserve">Q) Ashoka’s dhamma was a new social and ethical code of conduct which was the outcome of ruler’s benevolence discuss critically </w:t>
+      </w:r>
+      <w:proofErr w:type="spellStart"/>
+      <w:r>
+        <w:rPr>
+          <w:lang w:val="en-US"/>
+        </w:rPr>
+        <w:t>anylysis</w:t>
+      </w:r>
+      <w:proofErr w:type="spellEnd"/>
+      <w:r>
+        <w:rPr>
+          <w:lang w:val="en-US"/>
+        </w:rPr>
+        <w:t>. ( 200)</w:t>
+      </w:r>
+    </w:p>
+    <w:p>
+      <w:pPr>
+        <w:rPr>
+          <w:lang w:val="en-US"/>
+        </w:rPr>
+      </w:pPr>
+    </w:p>
+    <w:p>
+      <w:pPr>
+        <w:rPr>
+          <w:lang w:val="en-US"/>
+        </w:rPr>
+      </w:pPr>
+      <w:r>
+        <w:rPr>
+          <w:lang w:val="en-US"/>
+        </w:rPr>
+        <w:t xml:space="preserve">Content o </w:t>
+      </w:r>
+      <w:proofErr w:type="spellStart"/>
+      <w:r>
+        <w:rPr>
+          <w:lang w:val="en-US"/>
+        </w:rPr>
+        <w:t>fdhamma</w:t>
+      </w:r>
+      <w:proofErr w:type="spellEnd"/>
+      <w:r>
+        <w:rPr>
+          <w:lang w:val="en-US"/>
+        </w:rPr>
+        <w:t xml:space="preserve"> </w:t>
+      </w:r>
+    </w:p>
+    <w:p>
+      <w:pPr>
+        <w:rPr>
+          <w:lang w:val="en-US"/>
+        </w:rPr>
+      </w:pPr>
+      <w:r>
+        <w:rPr>
+          <w:lang w:val="en-US"/>
+        </w:rPr>
+        <w:t xml:space="preserve">Dharma : religion </w:t>
+      </w:r>
+      <w:proofErr w:type="spellStart"/>
+      <w:r>
+        <w:rPr>
+          <w:lang w:val="en-US"/>
+        </w:rPr>
+        <w:t>philocophy</w:t>
+      </w:r>
+      <w:proofErr w:type="spellEnd"/>
+      <w:r>
+        <w:rPr>
+          <w:lang w:val="en-US"/>
+        </w:rPr>
+        <w:t xml:space="preserve"> , practices.</w:t>
+      </w:r>
+    </w:p>
+    <w:p>
+      <w:pPr>
+        <w:rPr>
+          <w:lang w:val="en-US"/>
+        </w:rPr>
+      </w:pPr>
+      <w:r>
+        <w:rPr>
+          <w:lang w:val="en-US"/>
+        </w:rPr>
+        <w:t>Philosophical context : duty -&gt; role .</w:t>
+      </w:r>
+    </w:p>
+    <w:p>
+      <w:pPr>
+        <w:rPr>
+          <w:lang w:val="en-US"/>
+        </w:rPr>
+      </w:pPr>
+    </w:p>
+    <w:p>
+      <w:pPr>
+        <w:rPr>
+          <w:lang w:val="en-US"/>
+        </w:rPr>
+      </w:pPr>
+      <w:proofErr w:type="spellStart"/>
+      <w:r>
+        <w:rPr>
+          <w:lang w:val="en-US"/>
+        </w:rPr>
+        <w:t>Ashka’s</w:t>
+      </w:r>
+      <w:proofErr w:type="spellEnd"/>
+      <w:r>
+        <w:rPr>
+          <w:lang w:val="en-US"/>
+        </w:rPr>
+        <w:t xml:space="preserve"> dhamma :: edicts role of Ashoka </w:t>
+      </w:r>
+    </w:p>
+    <w:p>
+      <w:pPr>
+        <w:pStyle w:val="ListParagraph"/>
+        <w:numPr>
+          <w:ilvl w:val="0"/>
+          <w:numId w:val="9"/>
+        </w:numPr>
+        <w:rPr>
+          <w:lang w:val="en-US"/>
+        </w:rPr>
+      </w:pPr>
+      <w:r>
+        <w:rPr>
+          <w:lang w:val="en-US"/>
+        </w:rPr>
+        <w:t xml:space="preserve">Friend </w:t>
+      </w:r>
+    </w:p>
+    <w:p>
+      <w:pPr>
+        <w:pStyle w:val="ListParagraph"/>
+        <w:numPr>
+          <w:ilvl w:val="0"/>
+          <w:numId w:val="9"/>
+        </w:numPr>
+        <w:rPr>
+          <w:lang w:val="en-US"/>
+        </w:rPr>
+      </w:pPr>
+      <w:r>
+        <w:rPr>
+          <w:lang w:val="en-US"/>
+        </w:rPr>
+        <w:t xml:space="preserve">Advisor </w:t>
+      </w:r>
+    </w:p>
+    <w:p>
+      <w:pPr>
+        <w:pStyle w:val="ListParagraph"/>
+        <w:numPr>
+          <w:ilvl w:val="0"/>
+          <w:numId w:val="9"/>
+        </w:numPr>
+        <w:rPr>
+          <w:lang w:val="en-US"/>
+        </w:rPr>
+      </w:pPr>
+      <w:r>
+        <w:rPr>
+          <w:lang w:val="en-US"/>
+        </w:rPr>
+        <w:t xml:space="preserve">Well </w:t>
+      </w:r>
+      <w:proofErr w:type="spellStart"/>
+      <w:r>
+        <w:rPr>
+          <w:lang w:val="en-US"/>
+        </w:rPr>
+        <w:t>sihster</w:t>
+      </w:r>
+      <w:proofErr w:type="spellEnd"/>
+      <w:r>
+        <w:rPr>
+          <w:lang w:val="en-US"/>
+        </w:rPr>
+        <w:t xml:space="preserve"> </w:t>
+      </w:r>
+    </w:p>
+    <w:p>
+      <w:pPr>
+        <w:pStyle w:val="ListParagraph"/>
+        <w:numPr>
+          <w:ilvl w:val="0"/>
+          <w:numId w:val="9"/>
+        </w:numPr>
+        <w:rPr>
+          <w:lang w:val="en-US"/>
+        </w:rPr>
+      </w:pPr>
+      <w:r>
+        <w:rPr>
+          <w:lang w:val="en-US"/>
+        </w:rPr>
+        <w:t xml:space="preserve">Parent </w:t>
+      </w:r>
+    </w:p>
+    <w:p>
+      <w:pPr>
+        <w:ind w:left="720"/>
+        <w:rPr>
+          <w:lang w:val="en-US"/>
+        </w:rPr>
+      </w:pPr>
+    </w:p>
+    <w:p>
+      <w:pPr>
+        <w:ind w:left="720"/>
+        <w:rPr>
+          <w:lang w:val="en-US"/>
+        </w:rPr>
+      </w:pPr>
+      <w:r>
+        <w:rPr>
+          <w:lang w:val="en-US"/>
+        </w:rPr>
+        <w:t xml:space="preserve">Advisory </w:t>
+      </w:r>
+    </w:p>
+    <w:p>
+      <w:pPr>
+        <w:ind w:left="720"/>
+        <w:rPr>
+          <w:lang w:val="en-US"/>
+        </w:rPr>
+      </w:pPr>
+      <w:r>
+        <w:rPr>
+          <w:lang w:val="en-US"/>
+        </w:rPr>
+        <w:t xml:space="preserve">Peace happiness content: </w:t>
+      </w:r>
+    </w:p>
+    <w:p>
+      <w:pPr>
+        <w:ind w:left="720"/>
+        <w:rPr>
+          <w:lang w:val="en-US"/>
+        </w:rPr>
+      </w:pPr>
+    </w:p>
+    <w:p>
+      <w:pPr>
+        <w:ind w:left="720"/>
+        <w:rPr>
+          <w:lang w:val="en-US"/>
+        </w:rPr>
+      </w:pPr>
+    </w:p>
+    <w:p>
+      <w:pPr>
+        <w:ind w:left="720"/>
+        <w:rPr>
+          <w:lang w:val="en-US"/>
+        </w:rPr>
+      </w:pPr>
+      <w:r>
+        <w:rPr>
+          <w:lang w:val="en-US"/>
+        </w:rPr>
+        <w:t xml:space="preserve">Q) highlight the moral and ethical dimensions of </w:t>
+      </w:r>
+      <w:proofErr w:type="spellStart"/>
+      <w:r>
+        <w:rPr>
+          <w:lang w:val="en-US"/>
+        </w:rPr>
+        <w:t>ashokas</w:t>
+      </w:r>
+      <w:proofErr w:type="spellEnd"/>
+      <w:r>
+        <w:rPr>
+          <w:lang w:val="en-US"/>
+        </w:rPr>
+        <w:t xml:space="preserve"> dhamma what can modern society lean from the policy.?</w:t>
+      </w:r>
+    </w:p>
+    <w:p>
+      <w:pPr>
+        <w:ind w:left="720"/>
+        <w:rPr>
+          <w:color w:val="FF0000"/>
+          <w:sz w:val="28"/>
+          <w:szCs w:val="28"/>
+          <w:lang w:val="en-US"/>
+        </w:rPr>
+      </w:pPr>
+      <w:r>
+        <w:rPr>
+          <w:color w:val="FF0000"/>
+          <w:sz w:val="28"/>
+          <w:szCs w:val="28"/>
+          <w:lang w:val="en-US"/>
+        </w:rPr>
+        <w:t>Q) Highlight the strengths and weakness of foreign traveler’s accounts as a sources of ancient Indian history.(200)</w:t>
+      </w:r>
+    </w:p>
+    <w:p>
+      <w:pPr>
+        <w:ind w:left="720"/>
+        <w:rPr>
+          <w:sz w:val="28"/>
+          <w:szCs w:val="28"/>
+          <w:lang w:val="en-US"/>
+        </w:rPr>
+      </w:pPr>
+      <w:r>
+        <w:rPr>
+          <w:sz w:val="28"/>
+          <w:szCs w:val="28"/>
+          <w:lang w:val="en-US"/>
+        </w:rPr>
+        <w:t xml:space="preserve"> Ans : </w:t>
+      </w:r>
+      <w:r>
+        <w:rPr>
+          <w:sz w:val="28"/>
+          <w:szCs w:val="28"/>
+          <w:lang w:val="en-US"/>
+        </w:rPr>
+        <w:t xml:space="preserve">Intro  large number of forging </w:t>
+      </w:r>
+      <w:proofErr w:type="spellStart"/>
+      <w:r>
+        <w:rPr>
+          <w:sz w:val="28"/>
+          <w:szCs w:val="28"/>
+          <w:lang w:val="en-US"/>
+        </w:rPr>
+        <w:t>travellers</w:t>
+      </w:r>
+      <w:proofErr w:type="spellEnd"/>
+      <w:r>
+        <w:rPr>
+          <w:sz w:val="28"/>
+          <w:szCs w:val="28"/>
+          <w:lang w:val="en-US"/>
+        </w:rPr>
+        <w:t xml:space="preserve"> due to it imp. As </w:t>
+      </w:r>
+      <w:proofErr w:type="spellStart"/>
+      <w:r>
+        <w:rPr>
+          <w:sz w:val="28"/>
+          <w:szCs w:val="28"/>
+          <w:lang w:val="en-US"/>
+        </w:rPr>
+        <w:t>policatl</w:t>
+      </w:r>
+      <w:proofErr w:type="spellEnd"/>
+      <w:r>
+        <w:rPr>
+          <w:sz w:val="28"/>
+          <w:szCs w:val="28"/>
+          <w:lang w:val="en-US"/>
+        </w:rPr>
+        <w:t xml:space="preserve"> economical </w:t>
+      </w:r>
+      <w:proofErr w:type="spellStart"/>
+      <w:r>
+        <w:rPr>
+          <w:sz w:val="28"/>
+          <w:szCs w:val="28"/>
+          <w:lang w:val="en-US"/>
+        </w:rPr>
+        <w:t>religuou</w:t>
+      </w:r>
+      <w:proofErr w:type="spellEnd"/>
+      <w:r>
+        <w:rPr>
+          <w:sz w:val="28"/>
+          <w:szCs w:val="28"/>
+          <w:lang w:val="en-US"/>
+        </w:rPr>
+        <w:t xml:space="preserve"> center.</w:t>
+      </w:r>
+    </w:p>
+    <w:p>
+      <w:pPr>
+        <w:pStyle w:val="ListParagraph"/>
+        <w:numPr>
+          <w:ilvl w:val="2"/>
+          <w:numId w:val="10"/>
+        </w:numPr>
+        <w:rPr>
+          <w:sz w:val="28"/>
+          <w:szCs w:val="28"/>
+          <w:lang w:val="en-US"/>
+        </w:rPr>
+      </w:pPr>
+      <w:proofErr w:type="spellStart"/>
+      <w:r>
+        <w:rPr>
+          <w:sz w:val="28"/>
+          <w:szCs w:val="28"/>
+          <w:lang w:val="en-US"/>
+        </w:rPr>
+        <w:t>Greak</w:t>
+      </w:r>
+      <w:proofErr w:type="spellEnd"/>
+      <w:r>
+        <w:rPr>
+          <w:sz w:val="28"/>
+          <w:szCs w:val="28"/>
+          <w:lang w:val="en-US"/>
+        </w:rPr>
+        <w:t xml:space="preserve"> and roman </w:t>
+      </w:r>
+    </w:p>
+    <w:p>
+      <w:pPr>
+        <w:pStyle w:val="ListParagraph"/>
+        <w:numPr>
+          <w:ilvl w:val="3"/>
+          <w:numId w:val="10"/>
+        </w:numPr>
+        <w:rPr>
+          <w:sz w:val="28"/>
+          <w:szCs w:val="28"/>
+          <w:lang w:val="en-US"/>
+        </w:rPr>
+      </w:pPr>
+      <w:proofErr w:type="spellStart"/>
+      <w:r>
+        <w:rPr>
+          <w:sz w:val="28"/>
+          <w:szCs w:val="28"/>
+          <w:lang w:val="en-US"/>
+        </w:rPr>
+        <w:t>Megethes</w:t>
+      </w:r>
+      <w:proofErr w:type="spellEnd"/>
+    </w:p>
+    <w:p>
+      <w:pPr>
+        <w:pStyle w:val="ListParagraph"/>
+        <w:numPr>
+          <w:ilvl w:val="3"/>
+          <w:numId w:val="10"/>
+        </w:numPr>
+        <w:rPr>
+          <w:sz w:val="28"/>
+          <w:szCs w:val="28"/>
+          <w:lang w:val="en-US"/>
+        </w:rPr>
+      </w:pPr>
+      <w:proofErr w:type="spellStart"/>
+      <w:r>
+        <w:rPr>
+          <w:sz w:val="28"/>
+          <w:szCs w:val="28"/>
+          <w:lang w:val="en-US"/>
+        </w:rPr>
+        <w:t>Throues</w:t>
+      </w:r>
+      <w:proofErr w:type="spellEnd"/>
+    </w:p>
+    <w:p>
+      <w:pPr>
+        <w:pStyle w:val="ListParagraph"/>
+        <w:numPr>
+          <w:ilvl w:val="3"/>
+          <w:numId w:val="10"/>
+        </w:numPr>
+        <w:rPr>
+          <w:sz w:val="28"/>
+          <w:szCs w:val="28"/>
+          <w:lang w:val="en-US"/>
+        </w:rPr>
+      </w:pPr>
+      <w:r>
+        <w:rPr>
+          <w:sz w:val="28"/>
+          <w:szCs w:val="28"/>
+          <w:lang w:val="en-US"/>
+        </w:rPr>
+        <w:t xml:space="preserve">Arrian </w:t>
+      </w:r>
+    </w:p>
+    <w:p>
+      <w:pPr>
+        <w:pStyle w:val="ListParagraph"/>
+        <w:numPr>
+          <w:ilvl w:val="3"/>
+          <w:numId w:val="10"/>
+        </w:numPr>
+        <w:rPr>
+          <w:sz w:val="28"/>
+          <w:szCs w:val="28"/>
+          <w:lang w:val="en-US"/>
+        </w:rPr>
+      </w:pPr>
+      <w:proofErr w:type="spellStart"/>
+      <w:r>
+        <w:rPr>
+          <w:sz w:val="28"/>
+          <w:szCs w:val="28"/>
+          <w:lang w:val="en-US"/>
+        </w:rPr>
+        <w:t>Prepiplus</w:t>
+      </w:r>
+      <w:proofErr w:type="spellEnd"/>
+      <w:r>
+        <w:rPr>
+          <w:sz w:val="28"/>
+          <w:szCs w:val="28"/>
+          <w:lang w:val="en-US"/>
+        </w:rPr>
+        <w:t xml:space="preserve"> of </w:t>
+      </w:r>
+      <w:proofErr w:type="spellStart"/>
+      <w:r>
+        <w:rPr>
+          <w:sz w:val="28"/>
+          <w:szCs w:val="28"/>
+          <w:lang w:val="en-US"/>
+        </w:rPr>
+        <w:t>trhe</w:t>
+      </w:r>
+      <w:proofErr w:type="spellEnd"/>
+      <w:r>
+        <w:rPr>
+          <w:sz w:val="28"/>
+          <w:szCs w:val="28"/>
+          <w:lang w:val="en-US"/>
+        </w:rPr>
+        <w:t xml:space="preserve"> </w:t>
+      </w:r>
+      <w:proofErr w:type="spellStart"/>
+      <w:r>
+        <w:rPr>
+          <w:sz w:val="28"/>
+          <w:szCs w:val="28"/>
+          <w:lang w:val="en-US"/>
+        </w:rPr>
+        <w:t>erathorean</w:t>
+      </w:r>
+      <w:proofErr w:type="spellEnd"/>
+      <w:r>
+        <w:rPr>
+          <w:sz w:val="28"/>
+          <w:szCs w:val="28"/>
+          <w:lang w:val="en-US"/>
+        </w:rPr>
+        <w:t>.</w:t>
+      </w:r>
+    </w:p>
+    <w:p>
+      <w:pPr>
+        <w:pStyle w:val="ListParagraph"/>
+        <w:numPr>
+          <w:ilvl w:val="2"/>
+          <w:numId w:val="10"/>
+        </w:numPr>
+        <w:rPr>
+          <w:sz w:val="28"/>
+          <w:szCs w:val="28"/>
+          <w:lang w:val="en-US"/>
+        </w:rPr>
+      </w:pPr>
+      <w:r>
+        <w:rPr>
+          <w:sz w:val="28"/>
+          <w:szCs w:val="28"/>
+          <w:lang w:val="en-US"/>
+        </w:rPr>
+        <w:t xml:space="preserve">Chines </w:t>
+      </w:r>
+    </w:p>
+    <w:p>
+      <w:pPr>
+        <w:pStyle w:val="ListParagraph"/>
+        <w:numPr>
+          <w:ilvl w:val="2"/>
+          <w:numId w:val="10"/>
+        </w:numPr>
+        <w:rPr>
+          <w:sz w:val="28"/>
+          <w:szCs w:val="28"/>
+          <w:lang w:val="en-US"/>
+        </w:rPr>
+      </w:pPr>
+      <w:r>
+        <w:rPr>
+          <w:sz w:val="28"/>
+          <w:szCs w:val="28"/>
+          <w:lang w:val="en-US"/>
+        </w:rPr>
+        <w:t>Arab</w:t>
+      </w:r>
+    </w:p>
+    <w:p>
+      <w:pPr>
+        <w:pStyle w:val="ListParagraph"/>
+        <w:numPr>
+          <w:ilvl w:val="1"/>
+          <w:numId w:val="10"/>
+        </w:numPr>
+        <w:rPr>
+          <w:sz w:val="28"/>
+          <w:szCs w:val="28"/>
+          <w:lang w:val="en-US"/>
+        </w:rPr>
+      </w:pPr>
+      <w:r>
+        <w:rPr>
+          <w:sz w:val="28"/>
+          <w:szCs w:val="28"/>
+          <w:lang w:val="en-US"/>
+        </w:rPr>
+        <w:t>Strengths of this account</w:t>
+      </w:r>
+    </w:p>
+    <w:p>
+      <w:pPr>
+        <w:pStyle w:val="ListParagraph"/>
+        <w:numPr>
+          <w:ilvl w:val="2"/>
+          <w:numId w:val="10"/>
+        </w:numPr>
+        <w:rPr>
+          <w:sz w:val="28"/>
+          <w:szCs w:val="28"/>
+          <w:lang w:val="en-US"/>
+        </w:rPr>
+      </w:pPr>
+      <w:r>
+        <w:rPr>
+          <w:sz w:val="28"/>
+          <w:szCs w:val="28"/>
+          <w:lang w:val="en-US"/>
+        </w:rPr>
+        <w:t xml:space="preserve">Helps illuminate some dark phases of Indian history for which local literature does not exist. Ex </w:t>
+      </w:r>
+      <w:r>
+        <w:rPr>
+          <w:sz w:val="28"/>
+          <w:szCs w:val="28"/>
+          <w:lang w:val="en-US"/>
+        </w:rPr>
+        <w:t>alexander</w:t>
+      </w:r>
+      <w:r>
+        <w:rPr>
+          <w:sz w:val="28"/>
+          <w:szCs w:val="28"/>
+          <w:lang w:val="en-US"/>
+        </w:rPr>
+        <w:t xml:space="preserve"> people cover the local history.</w:t>
+      </w:r>
+    </w:p>
+    <w:p>
+      <w:pPr>
+        <w:pStyle w:val="ListParagraph"/>
+        <w:numPr>
+          <w:ilvl w:val="2"/>
+          <w:numId w:val="10"/>
+        </w:numPr>
+        <w:rPr>
+          <w:sz w:val="28"/>
+          <w:szCs w:val="28"/>
+          <w:lang w:val="en-US"/>
+        </w:rPr>
+      </w:pPr>
+      <w:r>
+        <w:rPr>
+          <w:sz w:val="28"/>
+          <w:szCs w:val="28"/>
+          <w:lang w:val="en-US"/>
+        </w:rPr>
+        <w:t>Establishing</w:t>
+      </w:r>
+      <w:r>
+        <w:rPr>
+          <w:sz w:val="28"/>
+          <w:szCs w:val="28"/>
+          <w:lang w:val="en-US"/>
+        </w:rPr>
+        <w:t xml:space="preserve"> chronology </w:t>
+      </w:r>
+    </w:p>
+    <w:p>
+      <w:pPr>
+        <w:pStyle w:val="ListParagraph"/>
+        <w:numPr>
+          <w:ilvl w:val="2"/>
+          <w:numId w:val="10"/>
+        </w:numPr>
+        <w:rPr>
+          <w:sz w:val="28"/>
+          <w:szCs w:val="28"/>
+          <w:lang w:val="en-US"/>
+        </w:rPr>
+      </w:pPr>
+      <w:r>
+        <w:rPr>
+          <w:sz w:val="28"/>
+          <w:szCs w:val="28"/>
+          <w:lang w:val="en-US"/>
+        </w:rPr>
+        <w:t xml:space="preserve">Historical Information about people , places and elements. </w:t>
+      </w:r>
+    </w:p>
+    <w:p>
+      <w:pPr>
+        <w:pStyle w:val="ListParagraph"/>
+        <w:numPr>
+          <w:ilvl w:val="2"/>
+          <w:numId w:val="10"/>
+        </w:numPr>
+        <w:rPr>
+          <w:sz w:val="28"/>
+          <w:szCs w:val="28"/>
+          <w:lang w:val="en-US"/>
+        </w:rPr>
+      </w:pPr>
+      <w:r>
+        <w:rPr>
+          <w:sz w:val="28"/>
+          <w:szCs w:val="28"/>
+          <w:lang w:val="en-US"/>
+        </w:rPr>
+        <w:t>Linguistic analysis.</w:t>
+      </w:r>
+    </w:p>
+    <w:p>
+      <w:pPr>
+        <w:pStyle w:val="ListParagraph"/>
+        <w:numPr>
+          <w:ilvl w:val="2"/>
+          <w:numId w:val="10"/>
+        </w:numPr>
+        <w:rPr>
+          <w:sz w:val="28"/>
+          <w:szCs w:val="28"/>
+          <w:lang w:val="en-US"/>
+        </w:rPr>
+      </w:pPr>
+      <w:r>
+        <w:rPr>
+          <w:sz w:val="28"/>
+          <w:szCs w:val="28"/>
+          <w:lang w:val="en-US"/>
+        </w:rPr>
+        <w:t>Comparative analysis</w:t>
+      </w:r>
+    </w:p>
+    <w:p>
+      <w:pPr>
+        <w:pStyle w:val="ListParagraph"/>
+        <w:numPr>
+          <w:ilvl w:val="2"/>
+          <w:numId w:val="10"/>
+        </w:numPr>
+        <w:rPr>
+          <w:sz w:val="28"/>
+          <w:szCs w:val="28"/>
+          <w:lang w:val="en-US"/>
+        </w:rPr>
+      </w:pPr>
+      <w:r>
+        <w:rPr>
+          <w:sz w:val="28"/>
+          <w:szCs w:val="28"/>
+          <w:lang w:val="en-US"/>
+        </w:rPr>
+        <w:t>Relative free from bias</w:t>
+      </w:r>
+    </w:p>
+    <w:p>
+      <w:pPr>
+        <w:pStyle w:val="ListParagraph"/>
+        <w:ind w:left="1080"/>
+        <w:rPr>
+          <w:sz w:val="28"/>
+          <w:szCs w:val="28"/>
+          <w:lang w:val="en-US"/>
+        </w:rPr>
+      </w:pPr>
+    </w:p>
+    <w:p>
+      <w:pPr>
+        <w:pStyle w:val="ListParagraph"/>
+        <w:numPr>
+          <w:ilvl w:val="1"/>
+          <w:numId w:val="10"/>
+        </w:numPr>
+        <w:rPr>
+          <w:sz w:val="28"/>
+          <w:szCs w:val="28"/>
+          <w:lang w:val="en-US"/>
+        </w:rPr>
+      </w:pPr>
+      <w:r>
+        <w:rPr>
+          <w:sz w:val="28"/>
+          <w:szCs w:val="28"/>
+          <w:lang w:val="en-US"/>
+        </w:rPr>
+        <w:t xml:space="preserve">Weakness: </w:t>
+      </w:r>
+    </w:p>
+    <w:p>
+      <w:pPr>
+        <w:pStyle w:val="ListParagraph"/>
+        <w:numPr>
+          <w:ilvl w:val="2"/>
+          <w:numId w:val="10"/>
+        </w:numPr>
+        <w:rPr>
+          <w:sz w:val="28"/>
+          <w:szCs w:val="28"/>
+          <w:lang w:val="en-US"/>
+        </w:rPr>
+      </w:pPr>
+      <w:r>
+        <w:rPr>
+          <w:sz w:val="28"/>
+          <w:szCs w:val="28"/>
+          <w:lang w:val="en-US"/>
+        </w:rPr>
+        <w:t xml:space="preserve">They </w:t>
+      </w:r>
+    </w:p>
+    <w:p>
+      <w:pPr>
+        <w:pStyle w:val="ListParagraph"/>
+        <w:ind w:left="360"/>
+        <w:rPr>
+          <w:sz w:val="28"/>
+          <w:szCs w:val="28"/>
+          <w:lang w:val="en-US"/>
+        </w:rPr>
+      </w:pPr>
+    </w:p>
+    <w:p>
+      <w:pPr>
+        <w:pStyle w:val="ListParagraph"/>
+        <w:ind w:left="360"/>
+        <w:rPr>
+          <w:sz w:val="28"/>
+          <w:szCs w:val="28"/>
+          <w:lang w:val="en-US"/>
+        </w:rPr>
+      </w:pPr>
+    </w:p>
+    <w:p>
+      <w:pPr>
+        <w:pStyle w:val="ListParagraph"/>
+        <w:ind w:left="360"/>
+        <w:rPr>
+          <w:sz w:val="28"/>
+          <w:szCs w:val="28"/>
+          <w:lang w:val="en-US"/>
+        </w:rPr>
+      </w:pPr>
+    </w:p>
+    <w:p>
+      <w:pPr>
+        <w:pStyle w:val="ListParagraph"/>
+        <w:ind w:left="360"/>
+        <w:rPr>
+          <w:sz w:val="28"/>
+          <w:szCs w:val="28"/>
+          <w:lang w:val="en-US"/>
+        </w:rPr>
+      </w:pPr>
+    </w:p>
+    <w:p>
+      <w:pPr>
+        <w:pStyle w:val="ListParagraph"/>
+        <w:ind w:left="360"/>
+        <w:rPr>
+          <w:sz w:val="28"/>
+          <w:szCs w:val="28"/>
+          <w:lang w:val="en-US"/>
+        </w:rPr>
+      </w:pPr>
+    </w:p>
+    <w:p>
+      <w:pPr>
+        <w:pStyle w:val="ListParagraph"/>
+        <w:ind w:left="360"/>
+        <w:rPr>
+          <w:sz w:val="28"/>
+          <w:szCs w:val="28"/>
+          <w:lang w:val="en-US"/>
+        </w:rPr>
+      </w:pPr>
+      <w:r>
+        <w:rPr>
+          <w:sz w:val="28"/>
+          <w:szCs w:val="28"/>
+          <w:lang w:val="en-US"/>
+        </w:rPr>
+        <w:t xml:space="preserve">Modern historian believes that the </w:t>
+      </w:r>
+      <w:proofErr w:type="spellStart"/>
+      <w:r>
+        <w:rPr>
+          <w:sz w:val="28"/>
+          <w:szCs w:val="28"/>
+          <w:lang w:val="en-US"/>
+        </w:rPr>
+        <w:t>ujjain</w:t>
+      </w:r>
+      <w:proofErr w:type="spellEnd"/>
+      <w:r>
+        <w:rPr>
+          <w:sz w:val="28"/>
+          <w:szCs w:val="28"/>
+          <w:lang w:val="en-US"/>
+        </w:rPr>
+        <w:t xml:space="preserve"> symbol. The position of Ujjain is major trading center.</w:t>
+      </w:r>
+    </w:p>
+    <w:p>
+      <w:pPr>
+        <w:pStyle w:val="ListParagraph"/>
+        <w:ind w:left="360"/>
+        <w:rPr>
+          <w:sz w:val="28"/>
+          <w:szCs w:val="28"/>
+          <w:lang w:val="en-US"/>
+        </w:rPr>
+      </w:pPr>
+      <w:r>
+        <w:rPr>
+          <w:sz w:val="28"/>
+          <w:szCs w:val="28"/>
+          <w:lang w:val="en-US"/>
+        </w:rPr>
+        <w:t xml:space="preserve">With the growth of the state system the state also became involved in the minting of coin. Probably the </w:t>
+      </w:r>
+      <w:proofErr w:type="spellStart"/>
+      <w:r>
+        <w:rPr>
+          <w:sz w:val="28"/>
+          <w:szCs w:val="28"/>
+          <w:lang w:val="en-US"/>
+        </w:rPr>
+        <w:t>morurayes</w:t>
+      </w:r>
+      <w:proofErr w:type="spellEnd"/>
+      <w:r>
+        <w:rPr>
+          <w:sz w:val="28"/>
+          <w:szCs w:val="28"/>
+          <w:lang w:val="en-US"/>
+        </w:rPr>
+        <w:t xml:space="preserve"> were first ruing group in Indian to </w:t>
+      </w:r>
+      <w:r>
+        <w:rPr>
+          <w:sz w:val="28"/>
+          <w:szCs w:val="28"/>
+          <w:lang w:val="en-US"/>
+        </w:rPr>
+        <w:lastRenderedPageBreak/>
+        <w:t xml:space="preserve">issue their own coins. </w:t>
+      </w:r>
+      <w:proofErr w:type="spellStart"/>
+      <w:r>
+        <w:rPr>
+          <w:sz w:val="28"/>
+          <w:szCs w:val="28"/>
+          <w:lang w:val="en-US"/>
+        </w:rPr>
+        <w:t>Moirayan</w:t>
+      </w:r>
+      <w:proofErr w:type="spellEnd"/>
+      <w:r>
+        <w:rPr>
+          <w:sz w:val="28"/>
+          <w:szCs w:val="28"/>
+          <w:lang w:val="en-US"/>
+        </w:rPr>
+        <w:t xml:space="preserve"> punch mark carry their royal </w:t>
+      </w:r>
+      <w:proofErr w:type="spellStart"/>
+      <w:r>
+        <w:rPr>
+          <w:sz w:val="28"/>
+          <w:szCs w:val="28"/>
+          <w:lang w:val="en-US"/>
+        </w:rPr>
+        <w:t>embalum</w:t>
+      </w:r>
+      <w:proofErr w:type="spellEnd"/>
+      <w:r>
+        <w:rPr>
+          <w:sz w:val="28"/>
+          <w:szCs w:val="28"/>
+          <w:lang w:val="en-US"/>
+        </w:rPr>
+        <w:t xml:space="preserve"> that Is </w:t>
+      </w:r>
+      <w:proofErr w:type="spellStart"/>
+      <w:r>
+        <w:rPr>
+          <w:sz w:val="28"/>
+          <w:szCs w:val="28"/>
+          <w:lang w:val="en-US"/>
+        </w:rPr>
+        <w:t>peocock</w:t>
+      </w:r>
+      <w:proofErr w:type="spellEnd"/>
+      <w:r>
+        <w:rPr>
+          <w:sz w:val="28"/>
+          <w:szCs w:val="28"/>
+          <w:lang w:val="en-US"/>
+        </w:rPr>
+        <w:t>.</w:t>
+      </w:r>
+    </w:p>
+    <w:p>
+      <w:pPr>
+        <w:pStyle w:val="ListParagraph"/>
+        <w:ind w:left="360"/>
+        <w:rPr>
+          <w:sz w:val="28"/>
+          <w:szCs w:val="28"/>
+          <w:lang w:val="en-US"/>
+        </w:rPr>
+      </w:pPr>
+    </w:p>
+    <w:p>
+      <w:pPr>
+        <w:pStyle w:val="ListParagraph"/>
+        <w:ind w:left="360"/>
+        <w:rPr>
+          <w:sz w:val="28"/>
+          <w:szCs w:val="28"/>
+          <w:lang w:val="en-US"/>
+        </w:rPr>
+      </w:pPr>
+      <w:r>
+        <w:rPr>
+          <w:sz w:val="28"/>
+          <w:szCs w:val="28"/>
+          <w:lang w:val="en-US"/>
+        </w:rPr>
+        <w:t>Historical Significance of coins :</w:t>
+      </w:r>
+    </w:p>
+    <w:p>
+      <w:pPr>
+        <w:pStyle w:val="ListParagraph"/>
+        <w:numPr>
+          <w:ilvl w:val="1"/>
+          <w:numId w:val="12"/>
+        </w:numPr>
+        <w:rPr>
+          <w:sz w:val="28"/>
+          <w:szCs w:val="28"/>
+          <w:lang w:val="en-US"/>
+        </w:rPr>
+      </w:pPr>
+      <w:r>
+        <w:rPr>
+          <w:sz w:val="28"/>
+          <w:szCs w:val="28"/>
+          <w:lang w:val="en-US"/>
+        </w:rPr>
+        <w:t>Material / technological advancement of people.</w:t>
+      </w:r>
+    </w:p>
+    <w:p>
+      <w:pPr>
+        <w:pStyle w:val="ListParagraph"/>
+        <w:numPr>
+          <w:ilvl w:val="1"/>
+          <w:numId w:val="12"/>
+        </w:numPr>
+        <w:rPr>
+          <w:sz w:val="28"/>
+          <w:szCs w:val="28"/>
+          <w:lang w:val="en-US"/>
+        </w:rPr>
+      </w:pPr>
+      <w:r>
+        <w:rPr>
+          <w:sz w:val="28"/>
+          <w:szCs w:val="28"/>
+          <w:lang w:val="en-US"/>
+        </w:rPr>
+        <w:t xml:space="preserve">Cultural development </w:t>
+      </w:r>
+    </w:p>
+    <w:p>
+      <w:pPr>
+        <w:pStyle w:val="ListParagraph"/>
+        <w:numPr>
+          <w:ilvl w:val="2"/>
+          <w:numId w:val="12"/>
+        </w:numPr>
+        <w:rPr>
+          <w:sz w:val="28"/>
+          <w:szCs w:val="28"/>
+          <w:lang w:val="en-US"/>
+        </w:rPr>
+      </w:pPr>
+      <w:r>
+        <w:rPr>
+          <w:sz w:val="28"/>
+          <w:szCs w:val="28"/>
+          <w:lang w:val="en-US"/>
+        </w:rPr>
+        <w:t>Art its form style , method.</w:t>
+      </w:r>
+    </w:p>
+    <w:p>
+      <w:pPr>
+        <w:pStyle w:val="ListParagraph"/>
+        <w:numPr>
+          <w:ilvl w:val="2"/>
+          <w:numId w:val="12"/>
+        </w:numPr>
+        <w:rPr>
+          <w:sz w:val="28"/>
+          <w:szCs w:val="28"/>
+          <w:lang w:val="en-US"/>
+        </w:rPr>
+      </w:pPr>
+      <w:r>
+        <w:rPr>
+          <w:sz w:val="28"/>
+          <w:szCs w:val="28"/>
+          <w:lang w:val="en-US"/>
+        </w:rPr>
+        <w:t>Religious life gods goddess , mythological creature.</w:t>
+      </w:r>
+    </w:p>
+    <w:p>
+      <w:pPr>
+        <w:pStyle w:val="ListParagraph"/>
+        <w:numPr>
+          <w:ilvl w:val="2"/>
+          <w:numId w:val="12"/>
+        </w:numPr>
+        <w:rPr>
+          <w:sz w:val="28"/>
+          <w:szCs w:val="28"/>
+          <w:lang w:val="en-US"/>
+        </w:rPr>
+      </w:pPr>
+      <w:r>
+        <w:rPr>
+          <w:sz w:val="28"/>
+          <w:szCs w:val="28"/>
+          <w:lang w:val="en-US"/>
+        </w:rPr>
+        <w:t>Present / absence oof calligraphy</w:t>
+      </w:r>
+    </w:p>
+    <w:p>
+      <w:pPr>
+        <w:pStyle w:val="ListParagraph"/>
+        <w:numPr>
+          <w:ilvl w:val="1"/>
+          <w:numId w:val="12"/>
+        </w:numPr>
+        <w:rPr>
+          <w:sz w:val="28"/>
+          <w:szCs w:val="28"/>
+          <w:lang w:val="en-US"/>
+        </w:rPr>
+      </w:pPr>
+      <w:r>
+        <w:rPr>
+          <w:sz w:val="28"/>
+          <w:szCs w:val="28"/>
+          <w:lang w:val="en-US"/>
+        </w:rPr>
+        <w:t xml:space="preserve">Chronology </w:t>
+      </w:r>
+    </w:p>
+    <w:p>
+      <w:pPr>
+        <w:pStyle w:val="ListParagraph"/>
+        <w:numPr>
+          <w:ilvl w:val="2"/>
+          <w:numId w:val="12"/>
+        </w:numPr>
+        <w:rPr>
+          <w:sz w:val="28"/>
+          <w:szCs w:val="28"/>
+          <w:lang w:val="en-US"/>
+        </w:rPr>
+      </w:pPr>
+      <w:r>
+        <w:rPr>
+          <w:sz w:val="28"/>
+          <w:szCs w:val="28"/>
+          <w:lang w:val="en-US"/>
+        </w:rPr>
+        <w:t>Name of kings and the dates of issuance.</w:t>
+      </w:r>
+    </w:p>
+    <w:p>
+      <w:pPr>
+        <w:pStyle w:val="ListParagraph"/>
+        <w:numPr>
+          <w:ilvl w:val="2"/>
+          <w:numId w:val="12"/>
+        </w:numPr>
+        <w:rPr>
+          <w:sz w:val="28"/>
+          <w:szCs w:val="28"/>
+          <w:lang w:val="en-US"/>
+        </w:rPr>
+      </w:pPr>
+      <w:r>
+        <w:rPr>
+          <w:sz w:val="28"/>
+          <w:szCs w:val="28"/>
+          <w:lang w:val="en-US"/>
+        </w:rPr>
+        <w:t>Indo -Greeks 30 kings are known to us through their coins only.</w:t>
+      </w:r>
+    </w:p>
+    <w:p>
+      <w:pPr>
+        <w:pStyle w:val="ListParagraph"/>
+        <w:numPr>
+          <w:ilvl w:val="1"/>
+          <w:numId w:val="12"/>
+        </w:numPr>
+        <w:rPr>
+          <w:sz w:val="28"/>
+          <w:szCs w:val="28"/>
+          <w:lang w:val="en-US"/>
+        </w:rPr>
+      </w:pPr>
+      <w:proofErr w:type="spellStart"/>
+      <w:r>
+        <w:rPr>
+          <w:sz w:val="28"/>
+          <w:szCs w:val="28"/>
+          <w:lang w:val="en-US"/>
+        </w:rPr>
+        <w:t>Commorative</w:t>
+      </w:r>
+      <w:proofErr w:type="spellEnd"/>
+      <w:r>
+        <w:rPr>
+          <w:sz w:val="28"/>
+          <w:szCs w:val="28"/>
+          <w:lang w:val="en-US"/>
+        </w:rPr>
+        <w:t xml:space="preserve"> coins :</w:t>
+      </w:r>
+    </w:p>
+    <w:p>
+      <w:pPr>
+        <w:pStyle w:val="ListParagraph"/>
+        <w:numPr>
+          <w:ilvl w:val="2"/>
+          <w:numId w:val="12"/>
+        </w:numPr>
+        <w:rPr>
+          <w:sz w:val="28"/>
+          <w:szCs w:val="28"/>
+          <w:lang w:val="en-US"/>
+        </w:rPr>
+      </w:pPr>
+      <w:r>
+        <w:rPr>
+          <w:sz w:val="28"/>
+          <w:szCs w:val="28"/>
+          <w:lang w:val="en-US"/>
+        </w:rPr>
+        <w:t xml:space="preserve">Important political developments </w:t>
+      </w:r>
+    </w:p>
+    <w:p>
+      <w:pPr>
+        <w:pStyle w:val="ListParagraph"/>
+        <w:numPr>
+          <w:ilvl w:val="1"/>
+          <w:numId w:val="12"/>
+        </w:numPr>
+        <w:rPr>
+          <w:sz w:val="28"/>
+          <w:szCs w:val="28"/>
+          <w:lang w:val="en-US"/>
+        </w:rPr>
+      </w:pPr>
+      <w:r>
+        <w:rPr>
+          <w:sz w:val="28"/>
+          <w:szCs w:val="28"/>
+          <w:lang w:val="en-US"/>
+        </w:rPr>
+        <w:t xml:space="preserve">Metallic purity of </w:t>
+      </w:r>
+      <w:proofErr w:type="spellStart"/>
+      <w:r>
+        <w:rPr>
+          <w:sz w:val="28"/>
+          <w:szCs w:val="28"/>
+          <w:lang w:val="en-US"/>
+        </w:rPr>
+        <w:t>procous</w:t>
+      </w:r>
+      <w:proofErr w:type="spellEnd"/>
+      <w:r>
+        <w:rPr>
+          <w:sz w:val="28"/>
+          <w:szCs w:val="28"/>
+          <w:lang w:val="en-US"/>
+        </w:rPr>
+        <w:t xml:space="preserve"> metal coins </w:t>
+      </w:r>
+    </w:p>
+    <w:p>
+      <w:pPr>
+        <w:pStyle w:val="ListParagraph"/>
+        <w:numPr>
+          <w:ilvl w:val="2"/>
+          <w:numId w:val="12"/>
+        </w:numPr>
+        <w:rPr>
+          <w:sz w:val="28"/>
+          <w:szCs w:val="28"/>
+          <w:lang w:val="en-US"/>
+        </w:rPr>
+      </w:pPr>
+      <w:r>
+        <w:rPr>
+          <w:sz w:val="28"/>
+          <w:szCs w:val="28"/>
+          <w:lang w:val="en-US"/>
+        </w:rPr>
+        <w:t>Level of prosperity.</w:t>
+      </w:r>
+    </w:p>
+    <w:p>
+      <w:pPr>
+        <w:pStyle w:val="ListParagraph"/>
+        <w:numPr>
+          <w:ilvl w:val="1"/>
+          <w:numId w:val="12"/>
+        </w:numPr>
+        <w:rPr>
+          <w:sz w:val="28"/>
+          <w:szCs w:val="28"/>
+          <w:lang w:val="en-US"/>
+        </w:rPr>
+      </w:pPr>
+      <w:r>
+        <w:rPr>
+          <w:sz w:val="28"/>
+          <w:szCs w:val="28"/>
+          <w:lang w:val="en-US"/>
+        </w:rPr>
+        <w:t>Number of volume of coins</w:t>
+      </w:r>
+    </w:p>
+    <w:p>
+      <w:pPr>
+        <w:pStyle w:val="ListParagraph"/>
+        <w:numPr>
+          <w:ilvl w:val="2"/>
+          <w:numId w:val="12"/>
+        </w:numPr>
+        <w:rPr>
+          <w:sz w:val="28"/>
+          <w:szCs w:val="28"/>
+          <w:lang w:val="en-US"/>
+        </w:rPr>
+      </w:pPr>
+      <w:r>
+        <w:rPr>
+          <w:sz w:val="28"/>
+          <w:szCs w:val="28"/>
+          <w:lang w:val="en-US"/>
+        </w:rPr>
+        <w:t>Volume of trade.</w:t>
+      </w:r>
+    </w:p>
+    <w:p>
+      <w:pPr>
+        <w:pStyle w:val="ListParagraph"/>
+        <w:numPr>
+          <w:ilvl w:val="1"/>
+          <w:numId w:val="12"/>
+        </w:numPr>
+        <w:rPr>
+          <w:sz w:val="28"/>
+          <w:szCs w:val="28"/>
+          <w:lang w:val="en-US"/>
+        </w:rPr>
+      </w:pPr>
+      <w:r>
+        <w:rPr>
+          <w:sz w:val="28"/>
+          <w:szCs w:val="28"/>
+          <w:lang w:val="en-US"/>
+        </w:rPr>
+        <w:t xml:space="preserve">Foreign trading contact </w:t>
+      </w:r>
+    </w:p>
+    <w:p>
+      <w:pPr>
+        <w:pStyle w:val="ListParagraph"/>
+        <w:numPr>
+          <w:ilvl w:val="1"/>
+          <w:numId w:val="12"/>
+        </w:numPr>
+        <w:rPr>
+          <w:sz w:val="28"/>
+          <w:szCs w:val="28"/>
+          <w:lang w:val="en-US"/>
+        </w:rPr>
+      </w:pPr>
+      <w:r>
+        <w:rPr>
+          <w:sz w:val="28"/>
+          <w:szCs w:val="28"/>
+          <w:lang w:val="en-US"/>
+        </w:rPr>
+        <w:t>Territorial extent of kings /empire</w:t>
+      </w:r>
+    </w:p>
+    <w:p>
+      <w:pPr>
+        <w:pStyle w:val="ListParagraph"/>
+        <w:numPr>
+          <w:ilvl w:val="1"/>
+          <w:numId w:val="12"/>
+        </w:numPr>
+        <w:rPr>
+          <w:sz w:val="28"/>
+          <w:szCs w:val="28"/>
+          <w:lang w:val="en-US"/>
+        </w:rPr>
+      </w:pPr>
+      <w:r>
+        <w:rPr>
+          <w:sz w:val="28"/>
+          <w:szCs w:val="28"/>
+          <w:lang w:val="en-US"/>
+        </w:rPr>
+        <w:t xml:space="preserve">Coin of Samudra Gupta </w:t>
+      </w:r>
+    </w:p>
+    <w:p>
+      <w:pPr>
+        <w:pStyle w:val="ListParagraph"/>
+        <w:numPr>
+          <w:ilvl w:val="2"/>
+          <w:numId w:val="12"/>
+        </w:numPr>
+        <w:rPr>
+          <w:sz w:val="28"/>
+          <w:szCs w:val="28"/>
+          <w:lang w:val="en-US"/>
+        </w:rPr>
+      </w:pPr>
+      <w:r>
+        <w:rPr>
+          <w:sz w:val="28"/>
+          <w:szCs w:val="28"/>
+          <w:lang w:val="en-US"/>
+        </w:rPr>
+        <w:t>Veen player</w:t>
+      </w:r>
+    </w:p>
+    <w:p>
+      <w:pPr>
+        <w:pStyle w:val="ListParagraph"/>
+        <w:numPr>
+          <w:ilvl w:val="2"/>
+          <w:numId w:val="12"/>
+        </w:numPr>
+        <w:rPr>
+          <w:sz w:val="28"/>
+          <w:szCs w:val="28"/>
+          <w:lang w:val="en-US"/>
+        </w:rPr>
+      </w:pPr>
+      <w:r>
+        <w:rPr>
+          <w:sz w:val="28"/>
+          <w:szCs w:val="28"/>
+          <w:lang w:val="en-US"/>
+        </w:rPr>
+        <w:t>Vishnu.</w:t>
+      </w:r>
+    </w:p>
+    <w:p>
+      <w:pPr>
+        <w:pStyle w:val="ListParagraph"/>
+        <w:ind w:left="1440"/>
+        <w:rPr>
+          <w:sz w:val="28"/>
+          <w:szCs w:val="28"/>
+          <w:lang w:val="en-US"/>
+        </w:rPr>
+      </w:pPr>
+    </w:p>
+    <w:p>
+      <w:pPr>
+        <w:pStyle w:val="ListParagraph"/>
+        <w:ind w:left="1440"/>
+        <w:rPr>
+          <w:sz w:val="28"/>
+          <w:szCs w:val="28"/>
+          <w:lang w:val="en-US"/>
+        </w:rPr>
+      </w:pPr>
+    </w:p>
+    <w:p>
+      <w:pPr>
+        <w:pStyle w:val="ListParagraph"/>
+        <w:ind w:left="1440"/>
+        <w:rPr>
+          <w:sz w:val="28"/>
+          <w:szCs w:val="28"/>
+          <w:lang w:val="en-US"/>
+        </w:rPr>
+      </w:pPr>
+    </w:p>
+    <w:p>
+      <w:pPr>
+        <w:pStyle w:val="ListParagraph"/>
+        <w:ind w:left="1440"/>
+        <w:rPr>
+          <w:sz w:val="28"/>
+          <w:szCs w:val="28"/>
+          <w:lang w:val="en-US"/>
+        </w:rPr>
+      </w:pPr>
+    </w:p>
+    <w:p>
+      <w:pPr>
+        <w:pStyle w:val="ListParagraph"/>
+        <w:ind w:left="1440"/>
+        <w:rPr>
+          <w:sz w:val="28"/>
+          <w:szCs w:val="28"/>
+          <w:lang w:val="en-US"/>
+        </w:rPr>
+      </w:pPr>
+    </w:p>
+    <w:p>
+      <w:pPr>
+        <w:pStyle w:val="ListParagraph"/>
+        <w:ind w:left="1440"/>
+        <w:rPr>
+          <w:sz w:val="28"/>
+          <w:szCs w:val="28"/>
+          <w:lang w:val="en-US"/>
+        </w:rPr>
+      </w:pPr>
+      <w:r>
+        <w:rPr>
+          <w:sz w:val="28"/>
+          <w:szCs w:val="28"/>
+          <w:lang w:val="en-US"/>
+        </w:rPr>
+        <w:t>Additional details about Mauryan administration:</w:t>
+      </w:r>
+    </w:p>
+    <w:p>
+      <w:pPr>
+        <w:pStyle w:val="ListParagraph"/>
+        <w:ind w:left="1440"/>
+        <w:rPr>
+          <w:sz w:val="28"/>
+          <w:szCs w:val="28"/>
+          <w:lang w:val="en-US"/>
+        </w:rPr>
+      </w:pPr>
+    </w:p>
+    <w:p>
+      <w:pPr>
+        <w:pStyle w:val="ListParagraph"/>
+        <w:numPr>
+          <w:ilvl w:val="6"/>
+          <w:numId w:val="10"/>
+        </w:numPr>
+        <w:rPr>
+          <w:sz w:val="28"/>
+          <w:szCs w:val="28"/>
+          <w:lang w:val="en-US"/>
+        </w:rPr>
+      </w:pPr>
+      <w:r>
+        <w:rPr>
+          <w:sz w:val="28"/>
+          <w:szCs w:val="28"/>
+          <w:lang w:val="en-US"/>
+        </w:rPr>
+        <w:t xml:space="preserve">Nature of state </w:t>
+      </w:r>
+    </w:p>
+    <w:p>
+      <w:pPr>
+        <w:pStyle w:val="ListParagraph"/>
+        <w:numPr>
+          <w:ilvl w:val="7"/>
+          <w:numId w:val="10"/>
+        </w:numPr>
+        <w:rPr>
+          <w:sz w:val="28"/>
+          <w:szCs w:val="28"/>
+          <w:lang w:val="en-US"/>
+        </w:rPr>
+      </w:pPr>
+      <w:r>
+        <w:rPr>
+          <w:sz w:val="28"/>
+          <w:szCs w:val="28"/>
+          <w:lang w:val="en-US"/>
+        </w:rPr>
+        <w:t>Monarchy.</w:t>
+      </w:r>
+      <w:r>
+        <w:rPr>
+          <w:sz w:val="28"/>
+          <w:szCs w:val="28"/>
+          <w:lang w:val="en-US"/>
+        </w:rPr>
+        <w:tab/>
+      </w:r>
+    </w:p>
+    <w:p>
+      <w:pPr>
+        <w:pStyle w:val="ListParagraph"/>
+        <w:numPr>
+          <w:ilvl w:val="8"/>
+          <w:numId w:val="10"/>
+        </w:numPr>
+        <w:rPr>
+          <w:sz w:val="28"/>
+          <w:szCs w:val="28"/>
+          <w:lang w:val="en-US"/>
+        </w:rPr>
+      </w:pPr>
+      <w:r>
+        <w:rPr>
+          <w:sz w:val="28"/>
+          <w:szCs w:val="28"/>
+          <w:lang w:val="en-US"/>
+        </w:rPr>
+        <w:t>He enjoys despotic authority kingship</w:t>
+      </w:r>
+    </w:p>
+    <w:p>
+      <w:pPr>
+        <w:pStyle w:val="ListParagraph"/>
+        <w:numPr>
+          <w:ilvl w:val="8"/>
+          <w:numId w:val="10"/>
+        </w:numPr>
+        <w:rPr>
+          <w:sz w:val="28"/>
+          <w:szCs w:val="28"/>
+          <w:lang w:val="en-US"/>
+        </w:rPr>
+      </w:pPr>
+      <w:proofErr w:type="spellStart"/>
+      <w:r>
+        <w:rPr>
+          <w:sz w:val="28"/>
+          <w:szCs w:val="28"/>
+          <w:lang w:val="en-US"/>
+        </w:rPr>
+        <w:t>Heridatory</w:t>
+      </w:r>
+      <w:proofErr w:type="spellEnd"/>
+      <w:r>
+        <w:rPr>
+          <w:sz w:val="28"/>
+          <w:szCs w:val="28"/>
+          <w:lang w:val="en-US"/>
+        </w:rPr>
+        <w:t xml:space="preserve">. : rule of </w:t>
+      </w:r>
+      <w:proofErr w:type="spellStart"/>
+      <w:r>
+        <w:rPr>
+          <w:sz w:val="28"/>
+          <w:szCs w:val="28"/>
+          <w:lang w:val="en-US"/>
+        </w:rPr>
+        <w:t>premogniture</w:t>
+      </w:r>
+      <w:proofErr w:type="spellEnd"/>
+      <w:r>
+        <w:rPr>
+          <w:sz w:val="28"/>
+          <w:szCs w:val="28"/>
+          <w:lang w:val="en-US"/>
+        </w:rPr>
+        <w:t xml:space="preserve"> Not strictly follow</w:t>
+      </w:r>
+    </w:p>
+    <w:p>
+      <w:pPr>
+        <w:rPr>
+          <w:sz w:val="28"/>
+          <w:szCs w:val="28"/>
+          <w:lang w:val="en-US"/>
+        </w:rPr>
+      </w:pPr>
+      <w:r>
+        <w:rPr>
+          <w:sz w:val="28"/>
+          <w:szCs w:val="28"/>
+          <w:lang w:val="en-US"/>
+        </w:rPr>
+        <w:t>\</w:t>
+      </w:r>
+    </w:p>
+    <w:p>
+      <w:pPr>
+        <w:rPr>
+          <w:sz w:val="28"/>
+          <w:szCs w:val="28"/>
+          <w:lang w:val="en-US"/>
+        </w:rPr>
+      </w:pPr>
+      <w:r>
+        <w:rPr>
+          <w:sz w:val="28"/>
+          <w:szCs w:val="28"/>
+          <w:lang w:val="en-US"/>
+        </w:rPr>
+        <w:lastRenderedPageBreak/>
+        <w:t>Role  / responsibilities of  the state.</w:t>
+      </w:r>
+    </w:p>
+    <w:p>
+      <w:pPr>
+        <w:rPr>
+          <w:sz w:val="28"/>
+          <w:szCs w:val="28"/>
+          <w:lang w:val="en-US"/>
+        </w:rPr>
+      </w:pPr>
+      <w:r>
+        <w:rPr>
+          <w:sz w:val="28"/>
+          <w:szCs w:val="28"/>
+          <w:lang w:val="en-US"/>
+        </w:rPr>
+        <w:t xml:space="preserve">Q. </w:t>
+      </w:r>
+      <w:proofErr w:type="spellStart"/>
+      <w:r>
+        <w:rPr>
+          <w:sz w:val="28"/>
+          <w:szCs w:val="28"/>
+          <w:lang w:val="en-US"/>
+        </w:rPr>
+        <w:t>maurayans</w:t>
+      </w:r>
+      <w:proofErr w:type="spellEnd"/>
+      <w:r>
+        <w:rPr>
+          <w:sz w:val="28"/>
+          <w:szCs w:val="28"/>
+          <w:lang w:val="en-US"/>
+        </w:rPr>
+        <w:t xml:space="preserve"> made a remarkable contribution in the field of administration discuss (200)</w:t>
+      </w:r>
+    </w:p>
+    <w:p>
+      <w:pPr>
+        <w:rPr>
+          <w:sz w:val="28"/>
+          <w:szCs w:val="28"/>
+          <w:lang w:val="en-US"/>
+        </w:rPr>
+      </w:pPr>
+      <w:r>
+        <w:rPr>
+          <w:sz w:val="28"/>
+          <w:szCs w:val="28"/>
+          <w:lang w:val="en-US"/>
+        </w:rPr>
+        <w:t xml:space="preserve">Intro centralized </w:t>
+      </w:r>
+      <w:proofErr w:type="spellStart"/>
+      <w:r>
+        <w:rPr>
+          <w:sz w:val="28"/>
+          <w:szCs w:val="28"/>
+          <w:lang w:val="en-US"/>
+        </w:rPr>
+        <w:t>imeperial</w:t>
+      </w:r>
+      <w:proofErr w:type="spellEnd"/>
+      <w:r>
+        <w:rPr>
+          <w:sz w:val="28"/>
+          <w:szCs w:val="28"/>
+          <w:lang w:val="en-US"/>
+        </w:rPr>
+        <w:t xml:space="preserve"> system: </w:t>
+      </w:r>
+    </w:p>
+    <w:p>
+      <w:pPr>
+        <w:rPr>
+          <w:sz w:val="28"/>
+          <w:szCs w:val="28"/>
+          <w:lang w:val="en-US"/>
+        </w:rPr>
+      </w:pPr>
+      <w:proofErr w:type="spellStart"/>
+      <w:r>
+        <w:rPr>
+          <w:sz w:val="28"/>
+          <w:szCs w:val="28"/>
+          <w:lang w:val="en-US"/>
+        </w:rPr>
+        <w:t>Conclustion</w:t>
+      </w:r>
+      <w:proofErr w:type="spellEnd"/>
+      <w:r>
+        <w:rPr>
+          <w:sz w:val="28"/>
+          <w:szCs w:val="28"/>
+          <w:lang w:val="en-US"/>
+        </w:rPr>
+        <w:t xml:space="preserve"> emerged as model for later empire .</w:t>
+      </w:r>
+    </w:p>
+    <w:p>
+      <w:pPr>
+        <w:rPr>
+          <w:sz w:val="28"/>
+          <w:szCs w:val="28"/>
+          <w:lang w:val="en-US"/>
+        </w:rPr>
+      </w:pPr>
+    </w:p>
+    <w:p>
+      <w:pPr>
+        <w:pStyle w:val="ListParagraph"/>
+        <w:numPr>
+          <w:ilvl w:val="6"/>
+          <w:numId w:val="8"/>
+        </w:numPr>
+        <w:rPr>
+          <w:sz w:val="28"/>
+          <w:szCs w:val="28"/>
+          <w:lang w:val="en-US"/>
+        </w:rPr>
+      </w:pPr>
+      <w:r>
+        <w:rPr>
+          <w:sz w:val="28"/>
+          <w:szCs w:val="28"/>
+          <w:lang w:val="en-US"/>
+        </w:rPr>
+        <w:t xml:space="preserve">Although </w:t>
+      </w:r>
+      <w:proofErr w:type="spellStart"/>
+      <w:r>
+        <w:rPr>
+          <w:sz w:val="28"/>
+          <w:szCs w:val="28"/>
+          <w:lang w:val="en-US"/>
+        </w:rPr>
+        <w:t>huien</w:t>
+      </w:r>
+      <w:proofErr w:type="spellEnd"/>
+      <w:r>
+        <w:rPr>
+          <w:sz w:val="28"/>
+          <w:szCs w:val="28"/>
+          <w:lang w:val="en-US"/>
+        </w:rPr>
+        <w:t xml:space="preserve"> Tsang claim seem to be exaggeration </w:t>
+      </w:r>
+      <w:proofErr w:type="spellStart"/>
+      <w:r>
+        <w:rPr>
+          <w:sz w:val="28"/>
+          <w:szCs w:val="28"/>
+          <w:lang w:val="en-US"/>
+        </w:rPr>
+        <w:t>suta</w:t>
+      </w:r>
+      <w:proofErr w:type="spellEnd"/>
+      <w:r>
+        <w:rPr>
+          <w:sz w:val="28"/>
+          <w:szCs w:val="28"/>
+          <w:lang w:val="en-US"/>
+        </w:rPr>
+        <w:t xml:space="preserve"> art has a major form of royal art from Ashoka periods onwards. </w:t>
+      </w:r>
+    </w:p>
+    <w:p>
+      <w:pPr>
+        <w:pStyle w:val="ListParagraph"/>
+        <w:numPr>
+          <w:ilvl w:val="6"/>
+          <w:numId w:val="8"/>
+        </w:numPr>
+        <w:rPr>
+          <w:sz w:val="28"/>
+          <w:szCs w:val="28"/>
+          <w:lang w:val="en-US"/>
+        </w:rPr>
+      </w:pPr>
+      <w:r>
+        <w:rPr>
+          <w:sz w:val="28"/>
+          <w:szCs w:val="28"/>
+          <w:lang w:val="en-US"/>
+        </w:rPr>
+        <w:t xml:space="preserve">The tradition of construction of stupa by kings , commoner alive for several centuries as case study history of Sachi stupa is instructive about development of stupa art. It largest ancient stupa in the world. It was originally constructed by Ashoka. And later it renovated and enlarges by </w:t>
+      </w:r>
+      <w:proofErr w:type="spellStart"/>
+      <w:r>
+        <w:rPr>
+          <w:sz w:val="28"/>
+          <w:szCs w:val="28"/>
+          <w:lang w:val="en-US"/>
+        </w:rPr>
+        <w:t>kushamitra</w:t>
+      </w:r>
+      <w:proofErr w:type="spellEnd"/>
+      <w:r>
+        <w:rPr>
+          <w:sz w:val="28"/>
+          <w:szCs w:val="28"/>
+          <w:lang w:val="en-US"/>
+        </w:rPr>
+        <w:t xml:space="preserve"> </w:t>
+      </w:r>
+      <w:proofErr w:type="spellStart"/>
+      <w:r>
+        <w:rPr>
+          <w:sz w:val="28"/>
+          <w:szCs w:val="28"/>
+          <w:lang w:val="en-US"/>
+        </w:rPr>
+        <w:t>sunga</w:t>
+      </w:r>
+      <w:proofErr w:type="spellEnd"/>
+      <w:r>
+        <w:rPr>
+          <w:sz w:val="28"/>
+          <w:szCs w:val="28"/>
+          <w:lang w:val="en-US"/>
+        </w:rPr>
+        <w:t xml:space="preserve"> , </w:t>
+      </w:r>
+      <w:proofErr w:type="spellStart"/>
+      <w:r>
+        <w:rPr>
+          <w:sz w:val="28"/>
+          <w:szCs w:val="28"/>
+          <w:lang w:val="en-US"/>
+        </w:rPr>
+        <w:t>Agnimitra</w:t>
+      </w:r>
+      <w:proofErr w:type="spellEnd"/>
+      <w:r>
+        <w:rPr>
+          <w:sz w:val="28"/>
+          <w:szCs w:val="28"/>
+          <w:lang w:val="en-US"/>
+        </w:rPr>
+        <w:t xml:space="preserve"> shunga. </w:t>
+      </w:r>
+      <w:proofErr w:type="spellStart"/>
+      <w:r>
+        <w:rPr>
+          <w:sz w:val="28"/>
+          <w:szCs w:val="28"/>
+          <w:lang w:val="en-US"/>
+        </w:rPr>
+        <w:t>Shimuka</w:t>
+      </w:r>
+      <w:proofErr w:type="spellEnd"/>
+      <w:r>
+        <w:rPr>
+          <w:sz w:val="28"/>
+          <w:szCs w:val="28"/>
+          <w:lang w:val="en-US"/>
+        </w:rPr>
+        <w:t xml:space="preserve"> (</w:t>
+      </w:r>
+      <w:proofErr w:type="spellStart"/>
+      <w:r>
+        <w:rPr>
+          <w:sz w:val="28"/>
+          <w:szCs w:val="28"/>
+          <w:lang w:val="en-US"/>
+        </w:rPr>
+        <w:t>satwaan</w:t>
+      </w:r>
+      <w:proofErr w:type="spellEnd"/>
+      <w:r>
+        <w:rPr>
+          <w:sz w:val="28"/>
+          <w:szCs w:val="28"/>
+          <w:lang w:val="en-US"/>
+        </w:rPr>
+        <w:t xml:space="preserve"> ) , </w:t>
+      </w:r>
+      <w:proofErr w:type="spellStart"/>
+      <w:r>
+        <w:rPr>
+          <w:sz w:val="28"/>
+          <w:szCs w:val="28"/>
+          <w:lang w:val="en-US"/>
+        </w:rPr>
+        <w:t>gauitami</w:t>
+      </w:r>
+      <w:proofErr w:type="spellEnd"/>
+      <w:r>
+        <w:rPr>
+          <w:sz w:val="28"/>
+          <w:szCs w:val="28"/>
+          <w:lang w:val="en-US"/>
+        </w:rPr>
+        <w:t xml:space="preserve"> </w:t>
+      </w:r>
+      <w:proofErr w:type="spellStart"/>
+      <w:r>
+        <w:rPr>
+          <w:sz w:val="28"/>
+          <w:szCs w:val="28"/>
+          <w:lang w:val="en-US"/>
+        </w:rPr>
+        <w:t>putra</w:t>
+      </w:r>
+      <w:proofErr w:type="spellEnd"/>
+      <w:r>
+        <w:rPr>
+          <w:sz w:val="28"/>
+          <w:szCs w:val="28"/>
+          <w:lang w:val="en-US"/>
+        </w:rPr>
+        <w:t xml:space="preserve"> (</w:t>
+      </w:r>
+      <w:proofErr w:type="spellStart"/>
+      <w:r>
+        <w:rPr>
+          <w:sz w:val="28"/>
+          <w:szCs w:val="28"/>
+          <w:lang w:val="en-US"/>
+        </w:rPr>
+        <w:t>satwaan</w:t>
+      </w:r>
+      <w:proofErr w:type="spellEnd"/>
+      <w:r>
+        <w:rPr>
+          <w:sz w:val="28"/>
+          <w:szCs w:val="28"/>
+          <w:lang w:val="en-US"/>
+        </w:rPr>
+        <w:t xml:space="preserve"> ) several </w:t>
+      </w:r>
+      <w:proofErr w:type="spellStart"/>
+      <w:r>
+        <w:rPr>
+          <w:sz w:val="28"/>
+          <w:szCs w:val="28"/>
+          <w:lang w:val="en-US"/>
+        </w:rPr>
+        <w:t>gupta</w:t>
+      </w:r>
+      <w:proofErr w:type="spellEnd"/>
+      <w:r>
+        <w:rPr>
+          <w:sz w:val="28"/>
+          <w:szCs w:val="28"/>
+          <w:lang w:val="en-US"/>
+        </w:rPr>
+        <w:t xml:space="preserve"> rulers. </w:t>
+      </w:r>
+    </w:p>
+    <w:p>
+      <w:pPr>
+        <w:ind w:left="720"/>
+        <w:rPr>
+          <w:sz w:val="28"/>
+          <w:szCs w:val="28"/>
+          <w:lang w:val="en-US"/>
+        </w:rPr>
+      </w:pPr>
+    </w:p>
+    <w:p>
+      <w:pPr>
+        <w:pStyle w:val="ListParagraph"/>
+        <w:numPr>
+          <w:ilvl w:val="6"/>
+          <w:numId w:val="8"/>
+        </w:numPr>
+        <w:rPr>
+          <w:sz w:val="28"/>
+          <w:szCs w:val="28"/>
+          <w:lang w:val="en-US"/>
+        </w:rPr>
+      </w:pPr>
+      <w:r>
+        <w:rPr>
+          <w:sz w:val="28"/>
+          <w:szCs w:val="28"/>
+          <w:lang w:val="en-US"/>
+        </w:rPr>
+        <w:t xml:space="preserve">Initially only the main structure was made of stone and bricks </w:t>
+      </w:r>
+    </w:p>
+    <w:p>
+      <w:pPr>
+        <w:pStyle w:val="ListParagraph"/>
+        <w:rPr>
+          <w:sz w:val="28"/>
+          <w:szCs w:val="28"/>
+          <w:lang w:val="en-US"/>
+        </w:rPr>
+      </w:pPr>
+    </w:p>
+    <w:p>
+      <w:pPr>
+        <w:pStyle w:val="ListParagraph"/>
+        <w:numPr>
+          <w:ilvl w:val="7"/>
+          <w:numId w:val="8"/>
+        </w:numPr>
+        <w:rPr>
+          <w:sz w:val="28"/>
+          <w:szCs w:val="28"/>
+          <w:lang w:val="en-US"/>
+        </w:rPr>
+      </w:pPr>
+      <w:r>
+        <w:rPr>
+          <w:sz w:val="28"/>
+          <w:szCs w:val="28"/>
+          <w:lang w:val="en-US"/>
+        </w:rPr>
+        <w:t>It railing , walls and gates made of woods.</w:t>
+      </w:r>
+    </w:p>
+    <w:p>
+      <w:pPr>
+        <w:pStyle w:val="ListParagraph"/>
+        <w:numPr>
+          <w:ilvl w:val="7"/>
+          <w:numId w:val="8"/>
+        </w:numPr>
+        <w:rPr>
+          <w:sz w:val="28"/>
+          <w:szCs w:val="28"/>
+          <w:lang w:val="en-US"/>
+        </w:rPr>
+      </w:pPr>
+      <w:r>
+        <w:rPr>
+          <w:sz w:val="28"/>
+          <w:szCs w:val="28"/>
+          <w:lang w:val="en-US"/>
+        </w:rPr>
+        <w:t>Later the hemispherical part (</w:t>
+      </w:r>
+      <w:proofErr w:type="spellStart"/>
+      <w:r>
+        <w:rPr>
+          <w:sz w:val="28"/>
+          <w:szCs w:val="28"/>
+          <w:lang w:val="en-US"/>
+        </w:rPr>
+        <w:t>anda</w:t>
+      </w:r>
+      <w:proofErr w:type="spellEnd"/>
+      <w:r>
+        <w:rPr>
+          <w:sz w:val="28"/>
+          <w:szCs w:val="28"/>
+          <w:lang w:val="en-US"/>
+        </w:rPr>
+        <w:t>) was enlarge roughly twice the original size and entire structure was rebuild in stone.</w:t>
+      </w:r>
+    </w:p>
+    <w:p>
+      <w:pPr>
+        <w:pStyle w:val="ListParagraph"/>
+        <w:rPr>
+          <w:sz w:val="28"/>
+          <w:szCs w:val="28"/>
+          <w:lang w:val="en-US"/>
+        </w:rPr>
+      </w:pPr>
+    </w:p>
+    <w:p>
+      <w:pPr>
+        <w:pStyle w:val="ListParagraph"/>
+        <w:rPr>
+          <w:sz w:val="28"/>
+          <w:szCs w:val="28"/>
+          <w:lang w:val="en-US"/>
+        </w:rPr>
+      </w:pPr>
+    </w:p>
+    <w:p>
+      <w:pPr>
+        <w:pStyle w:val="ListParagraph"/>
+        <w:numPr>
+          <w:ilvl w:val="6"/>
+          <w:numId w:val="8"/>
+        </w:numPr>
+        <w:rPr>
+          <w:sz w:val="28"/>
+          <w:szCs w:val="28"/>
+          <w:lang w:val="en-US"/>
+        </w:rPr>
+      </w:pPr>
+      <w:proofErr w:type="spellStart"/>
+      <w:r>
+        <w:rPr>
+          <w:sz w:val="28"/>
+          <w:szCs w:val="28"/>
+          <w:lang w:val="en-US"/>
+        </w:rPr>
+        <w:t>Sarchi</w:t>
+      </w:r>
+      <w:proofErr w:type="spellEnd"/>
+      <w:r>
+        <w:rPr>
+          <w:sz w:val="28"/>
+          <w:szCs w:val="28"/>
+          <w:lang w:val="en-US"/>
+        </w:rPr>
+        <w:t xml:space="preserve"> </w:t>
+      </w:r>
+      <w:proofErr w:type="spellStart"/>
+      <w:r>
+        <w:rPr>
+          <w:sz w:val="28"/>
+          <w:szCs w:val="28"/>
+          <w:lang w:val="en-US"/>
+        </w:rPr>
+        <w:t>sutpa</w:t>
+      </w:r>
+      <w:proofErr w:type="spellEnd"/>
+      <w:r>
+        <w:rPr>
+          <w:sz w:val="28"/>
+          <w:szCs w:val="28"/>
+          <w:lang w:val="en-US"/>
+        </w:rPr>
+        <w:t xml:space="preserve"> is one of the best present ancient stupas it has the following feature</w:t>
+      </w:r>
+    </w:p>
+    <w:p>
+      <w:pPr>
+        <w:pStyle w:val="ListParagraph"/>
+        <w:numPr>
+          <w:ilvl w:val="7"/>
+          <w:numId w:val="8"/>
+        </w:numPr>
+        <w:rPr>
+          <w:sz w:val="28"/>
+          <w:szCs w:val="28"/>
+          <w:lang w:val="en-US"/>
+        </w:rPr>
+      </w:pPr>
+      <w:r>
+        <w:rPr>
+          <w:sz w:val="28"/>
+          <w:szCs w:val="28"/>
+          <w:lang w:val="en-US"/>
+        </w:rPr>
+        <w:t xml:space="preserve">Sculpture cover the </w:t>
+      </w:r>
+      <w:proofErr w:type="spellStart"/>
+      <w:r>
+        <w:rPr>
+          <w:sz w:val="28"/>
+          <w:szCs w:val="28"/>
+          <w:lang w:val="en-US"/>
+        </w:rPr>
+        <w:t>torana</w:t>
+      </w:r>
+      <w:proofErr w:type="spellEnd"/>
+      <w:r>
+        <w:rPr>
+          <w:sz w:val="28"/>
+          <w:szCs w:val="28"/>
+          <w:lang w:val="en-US"/>
+        </w:rPr>
+        <w:t xml:space="preserve"> gateways and the outer wall of stupa : jataka stories</w:t>
+      </w:r>
+    </w:p>
+    <w:p>
+      <w:pPr>
+        <w:pStyle w:val="ListParagraph"/>
+        <w:numPr>
+          <w:ilvl w:val="8"/>
+          <w:numId w:val="8"/>
+        </w:numPr>
+        <w:rPr>
+          <w:sz w:val="28"/>
+          <w:szCs w:val="28"/>
+          <w:lang w:val="en-US"/>
+        </w:rPr>
+      </w:pPr>
+      <w:proofErr w:type="spellStart"/>
+      <w:r>
+        <w:rPr>
+          <w:sz w:val="28"/>
+          <w:szCs w:val="28"/>
+          <w:lang w:val="en-US"/>
+        </w:rPr>
+        <w:t>Rayal</w:t>
+      </w:r>
+      <w:proofErr w:type="spellEnd"/>
+      <w:r>
+        <w:rPr>
+          <w:sz w:val="28"/>
+          <w:szCs w:val="28"/>
+          <w:lang w:val="en-US"/>
+        </w:rPr>
+        <w:t xml:space="preserve"> </w:t>
+      </w:r>
+      <w:proofErr w:type="spellStart"/>
+      <w:r>
+        <w:rPr>
+          <w:sz w:val="28"/>
+          <w:szCs w:val="28"/>
+          <w:lang w:val="en-US"/>
+        </w:rPr>
+        <w:t>portain</w:t>
+      </w:r>
+      <w:proofErr w:type="spellEnd"/>
+      <w:r>
+        <w:rPr>
+          <w:sz w:val="28"/>
+          <w:szCs w:val="28"/>
+          <w:lang w:val="en-US"/>
+        </w:rPr>
+        <w:t xml:space="preserve"> and procession</w:t>
+      </w:r>
+    </w:p>
+    <w:p>
+      <w:pPr>
+        <w:pStyle w:val="ListParagraph"/>
+        <w:numPr>
+          <w:ilvl w:val="8"/>
+          <w:numId w:val="8"/>
+        </w:numPr>
+        <w:rPr>
+          <w:sz w:val="28"/>
+          <w:szCs w:val="28"/>
+          <w:lang w:val="en-US"/>
+        </w:rPr>
+      </w:pPr>
+      <w:r>
+        <w:rPr>
+          <w:sz w:val="28"/>
+          <w:szCs w:val="28"/>
+          <w:lang w:val="en-US"/>
+        </w:rPr>
+        <w:t>Human’s animals demi-god/ goddess</w:t>
+      </w:r>
+    </w:p>
+    <w:p>
+      <w:pPr>
+        <w:rPr>
+          <w:sz w:val="28"/>
+          <w:szCs w:val="28"/>
+          <w:lang w:val="en-US"/>
+        </w:rPr>
+      </w:pPr>
+    </w:p>
+    <w:p>
+      <w:pPr>
+        <w:pStyle w:val="ListParagraph"/>
+        <w:numPr>
+          <w:ilvl w:val="7"/>
+          <w:numId w:val="8"/>
+        </w:numPr>
+        <w:rPr>
+          <w:sz w:val="28"/>
+          <w:szCs w:val="28"/>
+          <w:lang w:val="en-US"/>
+        </w:rPr>
+      </w:pPr>
+      <w:r>
+        <w:rPr>
+          <w:sz w:val="28"/>
+          <w:szCs w:val="28"/>
+          <w:lang w:val="en-US"/>
+        </w:rPr>
+        <w:lastRenderedPageBreak/>
+        <w:t xml:space="preserve">life like and dynamic sculpture </w:t>
+      </w:r>
+    </w:p>
+    <w:p>
+      <w:pPr>
+        <w:pStyle w:val="ListParagraph"/>
+        <w:numPr>
+          <w:ilvl w:val="7"/>
+          <w:numId w:val="8"/>
+        </w:numPr>
+        <w:rPr>
+          <w:sz w:val="28"/>
+          <w:szCs w:val="28"/>
+          <w:lang w:val="en-US"/>
+        </w:rPr>
+      </w:pPr>
+      <w:r>
+        <w:rPr>
+          <w:sz w:val="28"/>
+          <w:szCs w:val="28"/>
+          <w:lang w:val="en-US"/>
+        </w:rPr>
+        <w:t xml:space="preserve">Highly expressive : full range of emotions </w:t>
+      </w:r>
+    </w:p>
+    <w:p>
+      <w:pPr>
+        <w:pStyle w:val="ListParagraph"/>
+        <w:numPr>
+          <w:ilvl w:val="7"/>
+          <w:numId w:val="8"/>
+        </w:numPr>
+        <w:rPr>
+          <w:sz w:val="28"/>
+          <w:szCs w:val="28"/>
+          <w:lang w:val="en-US"/>
+        </w:rPr>
+      </w:pPr>
+      <w:r>
+        <w:rPr>
+          <w:sz w:val="28"/>
+          <w:szCs w:val="28"/>
+          <w:lang w:val="en-US"/>
+        </w:rPr>
+        <w:t>Royal personalities : reserve contentment</w:t>
+      </w:r>
+    </w:p>
+    <w:p>
+      <w:pPr>
+        <w:pStyle w:val="ListParagraph"/>
+        <w:numPr>
+          <w:ilvl w:val="8"/>
+          <w:numId w:val="8"/>
+        </w:numPr>
+        <w:rPr>
+          <w:sz w:val="28"/>
+          <w:szCs w:val="28"/>
+          <w:lang w:val="en-US"/>
+        </w:rPr>
+      </w:pPr>
+      <w:r>
+        <w:rPr>
+          <w:sz w:val="28"/>
+          <w:szCs w:val="28"/>
+          <w:lang w:val="en-US"/>
+        </w:rPr>
+        <w:t>With female companions.</w:t>
+      </w:r>
+    </w:p>
+    <w:p>
+      <w:pPr>
+        <w:pStyle w:val="ListParagraph"/>
+        <w:numPr>
+          <w:ilvl w:val="8"/>
+          <w:numId w:val="8"/>
+        </w:numPr>
+        <w:rPr>
+          <w:sz w:val="28"/>
+          <w:szCs w:val="28"/>
+          <w:lang w:val="en-US"/>
+        </w:rPr>
+      </w:pPr>
+    </w:p>
+    <w:p>
+      <w:pPr>
+        <w:pStyle w:val="ListParagraph"/>
+        <w:numPr>
+          <w:ilvl w:val="7"/>
+          <w:numId w:val="8"/>
+        </w:numPr>
+        <w:rPr>
+          <w:sz w:val="28"/>
+          <w:szCs w:val="28"/>
+          <w:lang w:val="en-US"/>
+        </w:rPr>
+      </w:pPr>
+      <w:r>
+        <w:rPr>
+          <w:sz w:val="28"/>
+          <w:szCs w:val="28"/>
+          <w:lang w:val="en-US"/>
+        </w:rPr>
+        <w:t xml:space="preserve"> </w:t>
+      </w:r>
+      <w:proofErr w:type="spellStart"/>
+      <w:r>
+        <w:rPr>
+          <w:sz w:val="28"/>
+          <w:szCs w:val="28"/>
+          <w:lang w:val="en-US"/>
+        </w:rPr>
+        <w:t>Comman</w:t>
+      </w:r>
+      <w:proofErr w:type="spellEnd"/>
+      <w:r>
+        <w:rPr>
+          <w:sz w:val="28"/>
+          <w:szCs w:val="28"/>
+          <w:lang w:val="en-US"/>
+        </w:rPr>
+        <w:t xml:space="preserve"> people : highly expressive </w:t>
+      </w:r>
+    </w:p>
+    <w:p>
+      <w:pPr>
+        <w:pStyle w:val="ListParagraph"/>
+        <w:numPr>
+          <w:ilvl w:val="7"/>
+          <w:numId w:val="8"/>
+        </w:numPr>
+        <w:rPr>
+          <w:sz w:val="28"/>
+          <w:szCs w:val="28"/>
+          <w:lang w:val="en-US"/>
+        </w:rPr>
+      </w:pPr>
+      <w:r>
+        <w:rPr>
+          <w:sz w:val="28"/>
+          <w:szCs w:val="28"/>
+          <w:lang w:val="en-US"/>
+        </w:rPr>
+        <w:t xml:space="preserve">Animal figure </w:t>
+      </w:r>
+    </w:p>
+    <w:p>
+      <w:pPr>
+        <w:pStyle w:val="ListParagraph"/>
+        <w:numPr>
+          <w:ilvl w:val="8"/>
+          <w:numId w:val="8"/>
+        </w:numPr>
+        <w:rPr>
+          <w:sz w:val="28"/>
+          <w:szCs w:val="28"/>
+          <w:lang w:val="en-US"/>
+        </w:rPr>
+      </w:pPr>
+      <w:r>
+        <w:rPr>
+          <w:sz w:val="28"/>
+          <w:szCs w:val="28"/>
+          <w:lang w:val="en-US"/>
+        </w:rPr>
+        <w:t xml:space="preserve">Dynamic / naturalistic and lifelike </w:t>
+      </w:r>
+    </w:p>
+    <w:p>
+      <w:pPr>
+        <w:pStyle w:val="ListParagraph"/>
+        <w:numPr>
+          <w:ilvl w:val="8"/>
+          <w:numId w:val="8"/>
+        </w:numPr>
+        <w:rPr>
+          <w:sz w:val="28"/>
+          <w:szCs w:val="28"/>
+          <w:lang w:val="en-US"/>
+        </w:rPr>
+      </w:pPr>
+      <w:r>
+        <w:rPr>
+          <w:sz w:val="28"/>
+          <w:szCs w:val="28"/>
+          <w:lang w:val="en-US"/>
+        </w:rPr>
+        <w:t>Lion horse , bull and elephants.</w:t>
+      </w:r>
+    </w:p>
+    <w:p>
+      <w:pPr>
+        <w:pStyle w:val="ListParagraph"/>
+        <w:numPr>
+          <w:ilvl w:val="8"/>
+          <w:numId w:val="8"/>
+        </w:numPr>
+        <w:rPr>
+          <w:sz w:val="28"/>
+          <w:szCs w:val="28"/>
+          <w:lang w:val="en-US"/>
+        </w:rPr>
+      </w:pPr>
+      <w:r>
+        <w:rPr>
+          <w:sz w:val="28"/>
+          <w:szCs w:val="28"/>
+          <w:lang w:val="en-US"/>
+        </w:rPr>
+        <w:t xml:space="preserve">Movement capture </w:t>
+      </w:r>
+    </w:p>
+    <w:p>
+      <w:pPr>
+        <w:pStyle w:val="ListParagraph"/>
+        <w:numPr>
+          <w:ilvl w:val="7"/>
+          <w:numId w:val="8"/>
+        </w:numPr>
+        <w:rPr>
+          <w:sz w:val="28"/>
+          <w:szCs w:val="28"/>
+          <w:lang w:val="en-US"/>
+        </w:rPr>
+      </w:pPr>
+      <w:r>
+        <w:rPr>
+          <w:sz w:val="28"/>
+          <w:szCs w:val="28"/>
+          <w:lang w:val="en-US"/>
+        </w:rPr>
+        <w:t xml:space="preserve">Buddha’s images </w:t>
+      </w:r>
+    </w:p>
+    <w:p>
+      <w:pPr>
+        <w:pStyle w:val="ListParagraph"/>
+        <w:numPr>
+          <w:ilvl w:val="8"/>
+          <w:numId w:val="8"/>
+        </w:numPr>
+        <w:rPr>
+          <w:sz w:val="28"/>
+          <w:szCs w:val="28"/>
+          <w:lang w:val="en-US"/>
+        </w:rPr>
+      </w:pPr>
+      <w:r>
+        <w:rPr>
+          <w:sz w:val="28"/>
+          <w:szCs w:val="28"/>
+          <w:lang w:val="en-US"/>
+        </w:rPr>
+        <w:t xml:space="preserve">Not found </w:t>
+      </w:r>
+    </w:p>
+    <w:p>
+      <w:pPr>
+        <w:pStyle w:val="ListParagraph"/>
+        <w:numPr>
+          <w:ilvl w:val="8"/>
+          <w:numId w:val="8"/>
+        </w:numPr>
+        <w:rPr>
+          <w:sz w:val="28"/>
+          <w:szCs w:val="28"/>
+          <w:lang w:val="en-US"/>
+        </w:rPr>
+      </w:pPr>
+      <w:proofErr w:type="spellStart"/>
+      <w:r>
+        <w:rPr>
+          <w:sz w:val="28"/>
+          <w:szCs w:val="28"/>
+          <w:lang w:val="en-US"/>
+        </w:rPr>
+        <w:t>Symmboic</w:t>
+      </w:r>
+      <w:proofErr w:type="spellEnd"/>
+      <w:r>
+        <w:rPr>
+          <w:sz w:val="28"/>
+          <w:szCs w:val="28"/>
+          <w:lang w:val="en-US"/>
+        </w:rPr>
+        <w:t xml:space="preserve"> representation</w:t>
+      </w:r>
+    </w:p>
+    <w:p>
+      <w:pPr>
+        <w:pStyle w:val="ListParagraph"/>
+        <w:ind w:left="3240"/>
+        <w:rPr>
+          <w:sz w:val="28"/>
+          <w:szCs w:val="28"/>
+          <w:lang w:val="en-US"/>
+        </w:rPr>
+      </w:pPr>
+    </w:p>
+    <w:p>
+      <w:pPr>
+        <w:pStyle w:val="ListParagraph"/>
+        <w:ind w:left="3240"/>
+        <w:rPr>
+          <w:sz w:val="28"/>
+          <w:szCs w:val="28"/>
+          <w:lang w:val="en-US"/>
+        </w:rPr>
+      </w:pPr>
+    </w:p>
+    <w:p>
+      <w:pPr>
+        <w:pStyle w:val="ListParagraph"/>
+        <w:ind w:left="3240"/>
+        <w:rPr>
+          <w:sz w:val="28"/>
+          <w:szCs w:val="28"/>
+          <w:lang w:val="en-US"/>
+        </w:rPr>
+      </w:pPr>
+    </w:p>
+    <w:p>
+      <w:pPr>
+        <w:pStyle w:val="ListParagraph"/>
+        <w:ind w:left="3240"/>
+        <w:rPr>
+          <w:sz w:val="28"/>
+          <w:szCs w:val="28"/>
+          <w:lang w:val="en-US"/>
+        </w:rPr>
+      </w:pPr>
+    </w:p>
+    <w:p>
+      <w:pPr>
+        <w:pStyle w:val="ListParagraph"/>
+        <w:ind w:left="3240"/>
+        <w:rPr>
+          <w:sz w:val="28"/>
+          <w:szCs w:val="28"/>
+          <w:lang w:val="en-US"/>
+        </w:rPr>
+      </w:pPr>
+    </w:p>
+    <w:p>
+      <w:pPr>
+        <w:pStyle w:val="ListParagraph"/>
+        <w:ind w:left="3240"/>
+        <w:rPr>
+          <w:sz w:val="28"/>
+          <w:szCs w:val="28"/>
+          <w:lang w:val="en-US"/>
+        </w:rPr>
+      </w:pPr>
+    </w:p>
+    <w:p>
+      <w:pPr>
+        <w:pStyle w:val="ListParagraph"/>
+        <w:ind w:left="3240"/>
+        <w:rPr>
+          <w:sz w:val="28"/>
+          <w:szCs w:val="28"/>
+          <w:lang w:val="en-US"/>
+        </w:rPr>
+      </w:pPr>
+    </w:p>
+    <w:p>
+      <w:pPr>
+        <w:rPr>
+          <w:sz w:val="28"/>
+          <w:szCs w:val="28"/>
+          <w:lang w:val="en-US"/>
+        </w:rPr>
+      </w:pPr>
+      <w:r>
+        <w:rPr>
+          <w:sz w:val="28"/>
+          <w:szCs w:val="28"/>
+          <w:lang w:val="en-US"/>
+        </w:rPr>
+        <w:t>Mauryan pillars:</w:t>
+      </w:r>
+    </w:p>
+    <w:p>
+      <w:pPr>
+        <w:pStyle w:val="ListParagraph"/>
+        <w:numPr>
+          <w:ilvl w:val="0"/>
+          <w:numId w:val="13"/>
+        </w:numPr>
+        <w:rPr>
+          <w:sz w:val="28"/>
+          <w:szCs w:val="28"/>
+          <w:lang w:val="en-US"/>
+        </w:rPr>
+      </w:pPr>
+      <w:r>
+        <w:rPr>
+          <w:sz w:val="28"/>
+          <w:szCs w:val="28"/>
+          <w:lang w:val="en-US"/>
+        </w:rPr>
+        <w:t xml:space="preserve">Ashoka erected </w:t>
+      </w:r>
+      <w:proofErr w:type="spellStart"/>
+      <w:r>
+        <w:rPr>
+          <w:sz w:val="28"/>
+          <w:szCs w:val="28"/>
+          <w:lang w:val="en-US"/>
+        </w:rPr>
+        <w:t>numouras</w:t>
+      </w:r>
+      <w:proofErr w:type="spellEnd"/>
+      <w:r>
+        <w:rPr>
+          <w:sz w:val="28"/>
+          <w:szCs w:val="28"/>
+          <w:lang w:val="en-US"/>
+        </w:rPr>
+        <w:t xml:space="preserve"> </w:t>
+      </w:r>
+      <w:proofErr w:type="spellStart"/>
+      <w:r>
+        <w:rPr>
+          <w:sz w:val="28"/>
+          <w:szCs w:val="28"/>
+          <w:lang w:val="en-US"/>
+        </w:rPr>
+        <w:t>piller</w:t>
+      </w:r>
+      <w:proofErr w:type="spellEnd"/>
+      <w:r>
+        <w:rPr>
+          <w:sz w:val="28"/>
+          <w:szCs w:val="28"/>
+          <w:lang w:val="en-US"/>
+        </w:rPr>
+        <w:t xml:space="preserve"> throughout it empire their important feature :</w:t>
+      </w:r>
+      <w:r>
+        <w:rPr>
+          <w:sz w:val="28"/>
+          <w:szCs w:val="28"/>
+          <w:lang w:val="en-US"/>
+        </w:rPr>
+        <w:tab/>
+      </w:r>
+    </w:p>
+    <w:p>
+      <w:pPr>
+        <w:pStyle w:val="ListParagraph"/>
+        <w:numPr>
+          <w:ilvl w:val="1"/>
+          <w:numId w:val="13"/>
+        </w:numPr>
+        <w:rPr>
+          <w:sz w:val="28"/>
+          <w:szCs w:val="28"/>
+          <w:lang w:val="en-US"/>
+        </w:rPr>
+      </w:pPr>
+      <w:proofErr w:type="spellStart"/>
+      <w:r>
+        <w:rPr>
+          <w:sz w:val="28"/>
+          <w:szCs w:val="28"/>
+          <w:lang w:val="en-US"/>
+        </w:rPr>
+        <w:t>Chunnar</w:t>
+      </w:r>
+      <w:proofErr w:type="spellEnd"/>
+      <w:r>
+        <w:rPr>
+          <w:sz w:val="28"/>
+          <w:szCs w:val="28"/>
+          <w:lang w:val="en-US"/>
+        </w:rPr>
+        <w:t xml:space="preserve"> sandstone </w:t>
+      </w:r>
+    </w:p>
+    <w:p>
+      <w:pPr>
+        <w:pStyle w:val="ListParagraph"/>
+        <w:numPr>
+          <w:ilvl w:val="1"/>
+          <w:numId w:val="13"/>
+        </w:numPr>
+        <w:rPr>
+          <w:sz w:val="28"/>
+          <w:szCs w:val="28"/>
+          <w:lang w:val="en-US"/>
+        </w:rPr>
+      </w:pPr>
+      <w:r>
+        <w:rPr>
+          <w:sz w:val="28"/>
+          <w:szCs w:val="28"/>
+          <w:lang w:val="en-US"/>
+        </w:rPr>
+        <w:t xml:space="preserve">50 -55 ft and 45 -50 tons </w:t>
+      </w:r>
+    </w:p>
+    <w:p>
+      <w:pPr>
+        <w:pStyle w:val="ListParagraph"/>
+        <w:numPr>
+          <w:ilvl w:val="1"/>
+          <w:numId w:val="13"/>
+        </w:numPr>
+        <w:rPr>
+          <w:sz w:val="28"/>
+          <w:szCs w:val="28"/>
+          <w:lang w:val="en-US"/>
+        </w:rPr>
+      </w:pPr>
+      <w:r>
+        <w:rPr>
+          <w:sz w:val="28"/>
+          <w:szCs w:val="28"/>
+          <w:lang w:val="en-US"/>
+        </w:rPr>
+        <w:t>All this pillars ware transported over the water and land to their final destination.</w:t>
+      </w:r>
+    </w:p>
+    <w:p>
+      <w:pPr>
+        <w:pStyle w:val="ListParagraph"/>
+        <w:numPr>
+          <w:ilvl w:val="1"/>
+          <w:numId w:val="13"/>
+        </w:numPr>
+        <w:rPr>
+          <w:sz w:val="28"/>
+          <w:szCs w:val="28"/>
+          <w:lang w:val="en-US"/>
+        </w:rPr>
+      </w:pPr>
+      <w:r>
+        <w:rPr>
+          <w:sz w:val="28"/>
+          <w:szCs w:val="28"/>
+          <w:lang w:val="en-US"/>
+        </w:rPr>
+        <w:t xml:space="preserve">This pillars </w:t>
+      </w:r>
+      <w:proofErr w:type="spellStart"/>
+      <w:r>
+        <w:rPr>
+          <w:sz w:val="28"/>
+          <w:szCs w:val="28"/>
+          <w:lang w:val="en-US"/>
+        </w:rPr>
+        <w:t>constisted</w:t>
+      </w:r>
+      <w:proofErr w:type="spellEnd"/>
+      <w:r>
+        <w:rPr>
+          <w:sz w:val="28"/>
+          <w:szCs w:val="28"/>
+          <w:lang w:val="en-US"/>
+        </w:rPr>
+        <w:t xml:space="preserve"> two </w:t>
+      </w:r>
+      <w:proofErr w:type="spellStart"/>
+      <w:r>
+        <w:rPr>
+          <w:sz w:val="28"/>
+          <w:szCs w:val="28"/>
+          <w:lang w:val="en-US"/>
+        </w:rPr>
+        <w:t>portain</w:t>
+      </w:r>
+      <w:proofErr w:type="spellEnd"/>
+      <w:r>
+        <w:rPr>
+          <w:sz w:val="28"/>
+          <w:szCs w:val="28"/>
+          <w:lang w:val="en-US"/>
+        </w:rPr>
+        <w:t xml:space="preserve"> shaft and </w:t>
+      </w:r>
+      <w:proofErr w:type="spellStart"/>
+      <w:r>
+        <w:rPr>
+          <w:sz w:val="28"/>
+          <w:szCs w:val="28"/>
+          <w:lang w:val="en-US"/>
+        </w:rPr>
+        <w:t>captical</w:t>
+      </w:r>
+      <w:proofErr w:type="spellEnd"/>
+      <w:r>
+        <w:rPr>
+          <w:sz w:val="28"/>
+          <w:szCs w:val="28"/>
+          <w:lang w:val="en-US"/>
+        </w:rPr>
+        <w:t>.</w:t>
+      </w:r>
+    </w:p>
+    <w:p>
+      <w:pPr>
+        <w:pStyle w:val="ListParagraph"/>
+        <w:numPr>
+          <w:ilvl w:val="1"/>
+          <w:numId w:val="13"/>
+        </w:numPr>
+        <w:rPr>
+          <w:sz w:val="28"/>
+          <w:szCs w:val="28"/>
+          <w:lang w:val="en-US"/>
+        </w:rPr>
+      </w:pPr>
+      <w:r>
+        <w:rPr>
+          <w:sz w:val="28"/>
+          <w:szCs w:val="28"/>
+          <w:lang w:val="en-US"/>
+        </w:rPr>
+        <w:t>Shaft:</w:t>
+      </w:r>
+    </w:p>
+    <w:p>
+      <w:pPr>
+        <w:pStyle w:val="ListParagraph"/>
+        <w:numPr>
+          <w:ilvl w:val="2"/>
+          <w:numId w:val="13"/>
+        </w:numPr>
+        <w:rPr>
+          <w:sz w:val="28"/>
+          <w:szCs w:val="28"/>
+          <w:lang w:val="en-US"/>
+        </w:rPr>
+      </w:pPr>
+      <w:r>
+        <w:rPr>
+          <w:sz w:val="28"/>
+          <w:szCs w:val="28"/>
+          <w:lang w:val="en-US"/>
+        </w:rPr>
+        <w:t xml:space="preserve">It was monolithic </w:t>
+      </w:r>
+    </w:p>
+    <w:p>
+      <w:pPr>
+        <w:pStyle w:val="ListParagraph"/>
+        <w:numPr>
+          <w:ilvl w:val="2"/>
+          <w:numId w:val="13"/>
+        </w:numPr>
+        <w:rPr>
+          <w:sz w:val="28"/>
+          <w:szCs w:val="28"/>
+          <w:lang w:val="en-US"/>
+        </w:rPr>
+      </w:pPr>
+      <w:r>
+        <w:rPr>
+          <w:sz w:val="28"/>
+          <w:szCs w:val="28"/>
+          <w:lang w:val="en-US"/>
+        </w:rPr>
+        <w:t xml:space="preserve">Smooth / highly polish surface </w:t>
+      </w:r>
+    </w:p>
+    <w:p>
+      <w:pPr>
+        <w:pStyle w:val="ListParagraph"/>
+        <w:numPr>
+          <w:ilvl w:val="2"/>
+          <w:numId w:val="13"/>
+        </w:numPr>
+        <w:rPr>
+          <w:sz w:val="28"/>
+          <w:szCs w:val="28"/>
+          <w:lang w:val="en-US"/>
+        </w:rPr>
+      </w:pPr>
+      <w:r>
+        <w:rPr>
+          <w:sz w:val="28"/>
+          <w:szCs w:val="28"/>
+          <w:lang w:val="en-US"/>
+        </w:rPr>
+        <w:t xml:space="preserve">Circular </w:t>
+      </w:r>
+    </w:p>
+    <w:p>
+      <w:pPr>
+        <w:pStyle w:val="ListParagraph"/>
+        <w:numPr>
+          <w:ilvl w:val="2"/>
+          <w:numId w:val="13"/>
+        </w:numPr>
+        <w:rPr>
+          <w:sz w:val="28"/>
+          <w:szCs w:val="28"/>
+          <w:lang w:val="en-US"/>
+        </w:rPr>
+      </w:pPr>
+      <w:r>
+        <w:rPr>
+          <w:sz w:val="28"/>
+          <w:szCs w:val="28"/>
+          <w:lang w:val="en-US"/>
+        </w:rPr>
+        <w:t>Taper from bottom to top.</w:t>
+      </w:r>
+    </w:p>
+    <w:p>
+      <w:pPr>
+        <w:pStyle w:val="ListParagraph"/>
+        <w:numPr>
+          <w:ilvl w:val="1"/>
+          <w:numId w:val="13"/>
+        </w:numPr>
+        <w:rPr>
+          <w:sz w:val="28"/>
+          <w:szCs w:val="28"/>
+          <w:lang w:val="en-US"/>
+        </w:rPr>
+      </w:pPr>
+      <w:r>
+        <w:rPr>
+          <w:sz w:val="28"/>
+          <w:szCs w:val="28"/>
+          <w:lang w:val="en-US"/>
+        </w:rPr>
+        <w:t>Capital:</w:t>
+      </w:r>
+    </w:p>
+    <w:p>
+      <w:pPr>
+        <w:pStyle w:val="ListParagraph"/>
+        <w:numPr>
+          <w:ilvl w:val="2"/>
+          <w:numId w:val="13"/>
+        </w:numPr>
+        <w:rPr>
+          <w:sz w:val="28"/>
+          <w:szCs w:val="28"/>
+          <w:lang w:val="en-US"/>
+        </w:rPr>
+      </w:pPr>
+      <w:r>
+        <w:rPr>
+          <w:sz w:val="28"/>
+          <w:szCs w:val="28"/>
+          <w:lang w:val="en-US"/>
+        </w:rPr>
+        <w:t>Inverted lotus or bell motive .</w:t>
+      </w:r>
+    </w:p>
+    <w:p>
+      <w:pPr>
+        <w:pStyle w:val="ListParagraph"/>
+        <w:numPr>
+          <w:ilvl w:val="2"/>
+          <w:numId w:val="13"/>
+        </w:numPr>
+        <w:rPr>
+          <w:sz w:val="28"/>
+          <w:szCs w:val="28"/>
+          <w:lang w:val="en-US"/>
+        </w:rPr>
+      </w:pPr>
+      <w:r>
+        <w:rPr>
+          <w:sz w:val="28"/>
+          <w:szCs w:val="28"/>
+          <w:lang w:val="en-US"/>
+        </w:rPr>
+        <w:t>Circular / rectangular disk know as  abacus</w:t>
+      </w:r>
+    </w:p>
+    <w:p>
+      <w:pPr>
+        <w:pStyle w:val="ListParagraph"/>
+        <w:numPr>
+          <w:ilvl w:val="2"/>
+          <w:numId w:val="13"/>
+        </w:numPr>
+        <w:rPr>
+          <w:sz w:val="28"/>
+          <w:szCs w:val="28"/>
+          <w:lang w:val="en-US"/>
+        </w:rPr>
+      </w:pPr>
+      <w:r>
+        <w:rPr>
+          <w:sz w:val="28"/>
+          <w:szCs w:val="28"/>
+          <w:lang w:val="en-US"/>
+        </w:rPr>
+        <w:t>Animal figure. Lion bull, elephant , horse.</w:t>
+      </w:r>
+    </w:p>
+    <w:p>
+      <w:pPr>
+        <w:rPr>
+          <w:sz w:val="28"/>
+          <w:szCs w:val="28"/>
+          <w:lang w:val="en-US"/>
+        </w:rPr>
+      </w:pPr>
+      <w:r>
+        <w:rPr>
+          <w:sz w:val="28"/>
+          <w:szCs w:val="28"/>
+          <w:lang w:val="en-US"/>
+        </w:rPr>
+        <w:lastRenderedPageBreak/>
+        <w:t xml:space="preserve">Are </w:t>
+      </w:r>
+      <w:proofErr w:type="spellStart"/>
+      <w:r>
+        <w:rPr>
+          <w:sz w:val="28"/>
+          <w:szCs w:val="28"/>
+          <w:lang w:val="en-US"/>
+        </w:rPr>
+        <w:t>ashoken</w:t>
+      </w:r>
+      <w:proofErr w:type="spellEnd"/>
+      <w:r>
+        <w:rPr>
+          <w:sz w:val="28"/>
+          <w:szCs w:val="28"/>
+          <w:lang w:val="en-US"/>
+        </w:rPr>
+        <w:t xml:space="preserve"> pillars inspired by / borrowed from </w:t>
+      </w:r>
+      <w:proofErr w:type="spellStart"/>
+      <w:r>
+        <w:rPr>
+          <w:sz w:val="28"/>
+          <w:szCs w:val="28"/>
+          <w:lang w:val="en-US"/>
+        </w:rPr>
+        <w:t>perssion</w:t>
+      </w:r>
+      <w:proofErr w:type="spellEnd"/>
+      <w:r>
+        <w:rPr>
+          <w:sz w:val="28"/>
+          <w:szCs w:val="28"/>
+          <w:lang w:val="en-US"/>
+        </w:rPr>
+        <w:t xml:space="preserve"> art.?</w:t>
+      </w:r>
+    </w:p>
+    <w:p>
+      <w:pPr>
+        <w:rPr>
+          <w:sz w:val="28"/>
+          <w:szCs w:val="28"/>
+          <w:lang w:val="en-US"/>
+        </w:rPr>
+      </w:pPr>
+      <w:r>
+        <w:rPr>
+          <w:sz w:val="28"/>
+          <w:szCs w:val="28"/>
+          <w:lang w:val="en-US"/>
+        </w:rPr>
+        <w:t xml:space="preserve">Some colonial historian:  both has similarities </w:t>
+      </w:r>
+    </w:p>
+    <w:p>
+      <w:pPr>
+        <w:pStyle w:val="ListParagraph"/>
+        <w:numPr>
+          <w:ilvl w:val="0"/>
+          <w:numId w:val="14"/>
+        </w:numPr>
+        <w:rPr>
+          <w:sz w:val="28"/>
+          <w:szCs w:val="28"/>
+          <w:lang w:val="en-US"/>
+        </w:rPr>
+      </w:pPr>
+      <w:r>
+        <w:rPr>
+          <w:sz w:val="28"/>
+          <w:szCs w:val="28"/>
+          <w:lang w:val="en-US"/>
+        </w:rPr>
+        <w:t xml:space="preserve">Capital </w:t>
+      </w:r>
+    </w:p>
+    <w:p>
+      <w:pPr>
+        <w:pStyle w:val="ListParagraph"/>
+        <w:numPr>
+          <w:ilvl w:val="0"/>
+          <w:numId w:val="14"/>
+        </w:numPr>
+        <w:rPr>
+          <w:sz w:val="28"/>
+          <w:szCs w:val="28"/>
+          <w:lang w:val="en-US"/>
+        </w:rPr>
+      </w:pPr>
+      <w:r>
+        <w:rPr>
+          <w:sz w:val="28"/>
+          <w:szCs w:val="28"/>
+          <w:lang w:val="en-US"/>
+        </w:rPr>
+        <w:t xml:space="preserve">Animals figure </w:t>
+      </w:r>
+    </w:p>
+    <w:p>
+      <w:pPr>
+        <w:pStyle w:val="ListParagraph"/>
+        <w:numPr>
+          <w:ilvl w:val="0"/>
+          <w:numId w:val="14"/>
+        </w:numPr>
+        <w:rPr>
+          <w:sz w:val="28"/>
+          <w:szCs w:val="28"/>
+          <w:lang w:val="en-US"/>
+        </w:rPr>
+      </w:pPr>
+      <w:r>
+        <w:rPr>
+          <w:sz w:val="28"/>
+          <w:szCs w:val="28"/>
+          <w:lang w:val="en-US"/>
+        </w:rPr>
+        <w:t xml:space="preserve">Royal art </w:t>
+      </w:r>
+    </w:p>
+    <w:p>
+      <w:pPr>
+        <w:pStyle w:val="ListParagraph"/>
+        <w:numPr>
+          <w:ilvl w:val="0"/>
+          <w:numId w:val="14"/>
+        </w:numPr>
+        <w:rPr>
+          <w:sz w:val="28"/>
+          <w:szCs w:val="28"/>
+          <w:lang w:val="en-US"/>
+        </w:rPr>
+      </w:pPr>
+      <w:r>
+        <w:rPr>
+          <w:sz w:val="28"/>
+          <w:szCs w:val="28"/>
+          <w:lang w:val="en-US"/>
+        </w:rPr>
+        <w:t>They appear to have some religious or cultic significance.</w:t>
+      </w:r>
+    </w:p>
+    <w:p>
+      <w:pPr>
+        <w:pStyle w:val="ListParagraph"/>
+        <w:numPr>
+          <w:ilvl w:val="0"/>
+          <w:numId w:val="14"/>
+        </w:numPr>
+        <w:rPr>
+          <w:sz w:val="28"/>
+          <w:szCs w:val="28"/>
+          <w:lang w:val="en-US"/>
+        </w:rPr>
+      </w:pPr>
+      <w:r>
+        <w:rPr>
+          <w:sz w:val="28"/>
+          <w:szCs w:val="28"/>
+          <w:lang w:val="en-US"/>
+        </w:rPr>
+        <w:t>Inscription</w:t>
+      </w:r>
+    </w:p>
+    <w:p>
+      <w:pPr>
+        <w:rPr>
+          <w:sz w:val="28"/>
+          <w:szCs w:val="28"/>
+          <w:lang w:val="en-US"/>
+        </w:rPr>
+      </w:pPr>
+      <w:r>
+        <w:rPr>
+          <w:sz w:val="28"/>
+          <w:szCs w:val="28"/>
+          <w:lang w:val="en-US"/>
+        </w:rPr>
+        <w:t xml:space="preserve">Recent historians : </w:t>
+      </w:r>
+    </w:p>
+    <w:p>
+      <w:pPr>
+        <w:pStyle w:val="ListParagraph"/>
+        <w:numPr>
+          <w:ilvl w:val="0"/>
+          <w:numId w:val="15"/>
+        </w:numPr>
+        <w:rPr>
+          <w:sz w:val="28"/>
+          <w:szCs w:val="28"/>
+          <w:lang w:val="en-US"/>
+        </w:rPr>
+      </w:pPr>
+      <w:proofErr w:type="spellStart"/>
+      <w:r>
+        <w:rPr>
+          <w:sz w:val="28"/>
+          <w:szCs w:val="28"/>
+          <w:lang w:val="en-US"/>
+        </w:rPr>
+        <w:t>Mourayan</w:t>
+      </w:r>
+      <w:proofErr w:type="spellEnd"/>
+      <w:r>
+        <w:rPr>
+          <w:sz w:val="28"/>
+          <w:szCs w:val="28"/>
+          <w:lang w:val="en-US"/>
+        </w:rPr>
+        <w:t xml:space="preserve"> may have been aware of </w:t>
+      </w:r>
+      <w:proofErr w:type="spellStart"/>
+      <w:r>
+        <w:rPr>
+          <w:sz w:val="28"/>
+          <w:szCs w:val="28"/>
+          <w:lang w:val="en-US"/>
+        </w:rPr>
+        <w:t>perssion</w:t>
+      </w:r>
+      <w:proofErr w:type="spellEnd"/>
+      <w:r>
+        <w:rPr>
+          <w:sz w:val="28"/>
+          <w:szCs w:val="28"/>
+          <w:lang w:val="en-US"/>
+        </w:rPr>
+        <w:t xml:space="preserve"> pillars but their pillars were the product of indigenous genius </w:t>
+      </w:r>
+      <w:proofErr w:type="spellStart"/>
+      <w:r>
+        <w:rPr>
+          <w:sz w:val="28"/>
+          <w:szCs w:val="28"/>
+          <w:lang w:val="en-US"/>
+        </w:rPr>
+        <w:t>dissimilaries</w:t>
+      </w:r>
+      <w:proofErr w:type="spellEnd"/>
+    </w:p>
+    <w:p>
+      <w:pPr>
+        <w:pStyle w:val="ListParagraph"/>
+        <w:numPr>
+          <w:ilvl w:val="0"/>
+          <w:numId w:val="15"/>
+        </w:numPr>
+        <w:rPr>
+          <w:sz w:val="28"/>
+          <w:szCs w:val="28"/>
+          <w:lang w:val="en-US"/>
+        </w:rPr>
+      </w:pPr>
+      <w:r>
+        <w:rPr>
+          <w:sz w:val="28"/>
+          <w:szCs w:val="28"/>
+          <w:lang w:val="en-US"/>
+        </w:rPr>
+        <w:t xml:space="preserve"> </w:t>
+      </w:r>
+    </w:p>
+    <w:p>
+      <w:pPr>
+        <w:rPr>
+          <w:sz w:val="28"/>
+          <w:szCs w:val="28"/>
+          <w:lang w:val="en-US"/>
+        </w:rPr>
+      </w:pPr>
+      <w:r>
+        <w:rPr>
+          <w:sz w:val="28"/>
+          <w:szCs w:val="28"/>
+          <w:lang w:val="en-US"/>
+        </w:rPr>
+        <w:tab/>
+      </w:r>
+      <w:proofErr w:type="spellStart"/>
+      <w:r>
+        <w:rPr>
+          <w:sz w:val="28"/>
+          <w:szCs w:val="28"/>
+          <w:lang w:val="en-US"/>
+        </w:rPr>
+        <w:t>Disimilarites</w:t>
+      </w:r>
+      <w:proofErr w:type="spellEnd"/>
+      <w:r>
+        <w:rPr>
+          <w:sz w:val="28"/>
+          <w:szCs w:val="28"/>
+          <w:lang w:val="en-US"/>
+        </w:rPr>
+        <w:t>:</w:t>
+      </w:r>
+    </w:p>
+    <w:p>
+      <w:pPr>
+        <w:rPr>
+          <w:color w:val="FF0000"/>
+          <w:lang w:val="en-US"/>
+        </w:rPr>
+      </w:pPr>
+    </w:p>
+    <w:p>
+      <w:pPr>
+        <w:rPr>
+          <w:color w:val="FF0000"/>
+          <w:lang w:val="en-US"/>
+        </w:rPr>
+      </w:pPr>
+      <w:r>
+        <w:rPr>
+          <w:color w:val="FF0000"/>
+          <w:lang w:val="en-US"/>
+        </w:rPr>
+        <w:drawing>
+          <wp:inline distT="0" distB="0" distL="0" distR="0" wp14:anchorId="71638ED5" wp14:editId="136B6EC7">
+            <wp:extent cx="5235394" cy="2225233"/>
+            <wp:effectExtent l="0" t="0" r="3810" b="3810"/>
+            <wp:docPr id="1" name="Picture 1"/>
+            <wp:cNvGraphicFramePr>
+              <a:graphicFrameLocks xmlns:a="http://schemas.openxmlformats.org/drawingml/2006/main" noChangeAspect="1"/>
+            </wp:cNvGraphicFramePr>
+            <a:graphic xmlns:a="http://schemas.openxmlformats.org/drawingml/2006/main">
+              <a:graphicData uri="http://schemas.openxmlformats.org/drawingml/2006/picture">
+                <pic:pic xmlns:pic="http://schemas.openxmlformats.org/drawingml/2006/picture">
+                  <pic:nvPicPr>
+                    <pic:cNvPr id="1" name=""/>
+                    <pic:cNvPicPr/>
+                  </pic:nvPicPr>
+                  <pic:blipFill>
+                    <a:blip r:embed="rId5"/>
+                    <a:stretch>
+                      <a:fillRect/>
+                    </a:stretch>
+                  </pic:blipFill>
+                  <pic:spPr>
+                    <a:xfrm>
+                      <a:off x="0" y="0"/>
+                      <a:ext cx="5235394" cy="2225233"/>
+                    </a:xfrm>
+                    <a:prstGeom prst="rect">
+                      <a:avLst/>
+                    </a:prstGeom>
+                  </pic:spPr>
+                </pic:pic>
+              </a:graphicData>
+            </a:graphic>
+          </wp:inline>
+        </w:drawing>
+      </w:r>
+    </w:p>
+    <w:p>
+      <w:pPr>
+        <w:rPr>
+          <w:color w:val="FF0000"/>
+          <w:lang w:val="en-US"/>
+        </w:rPr>
+      </w:pPr>
+    </w:p>
+    <w:p>
+      <w:pPr>
+        <w:rPr>
+          <w:color w:val="FF0000"/>
+          <w:lang w:val="en-US"/>
+        </w:rPr>
+      </w:pPr>
+    </w:p>
+    <w:p>
+      <w:pPr>
+        <w:rPr>
+          <w:color w:val="FF0000"/>
+          <w:lang w:val="en-US"/>
+        </w:rPr>
+      </w:pPr>
+      <w:r>
+        <w:rPr>
+          <w:color w:val="FF0000"/>
+          <w:lang w:val="en-US"/>
+        </w:rPr>
+        <w:t>Rock -cut cave</w:t>
+      </w:r>
+    </w:p>
+    <w:p>
+      <w:pPr>
+        <w:pStyle w:val="ListParagraph"/>
+        <w:numPr>
+          <w:ilvl w:val="0"/>
+          <w:numId w:val="16"/>
+        </w:numPr>
+        <w:rPr>
+          <w:lang w:val="en-US"/>
+        </w:rPr>
+      </w:pPr>
+      <w:r>
+        <w:rPr>
+          <w:lang w:val="en-US"/>
+        </w:rPr>
+        <w:t xml:space="preserve">Practice of excavating caves began with the </w:t>
+      </w:r>
+      <w:proofErr w:type="spellStart"/>
+      <w:r>
+        <w:rPr>
+          <w:lang w:val="en-US"/>
+        </w:rPr>
+        <w:t>maurayes</w:t>
+      </w:r>
+      <w:proofErr w:type="spellEnd"/>
+      <w:r>
+        <w:rPr>
+          <w:lang w:val="en-US"/>
+        </w:rPr>
+        <w:t xml:space="preserve"> </w:t>
+      </w:r>
+    </w:p>
+    <w:p>
+      <w:pPr>
+        <w:pStyle w:val="ListParagraph"/>
+        <w:numPr>
+          <w:ilvl w:val="0"/>
+          <w:numId w:val="16"/>
+        </w:numPr>
+        <w:rPr>
+          <w:lang w:val="en-US"/>
+        </w:rPr>
+      </w:pPr>
+      <w:r>
+        <w:rPr>
+          <w:lang w:val="en-US"/>
+        </w:rPr>
+        <w:t xml:space="preserve">Ashoka and (grandson of Ashoka) Dashrath </w:t>
+      </w:r>
+    </w:p>
+    <w:p>
+      <w:pPr>
+        <w:pStyle w:val="ListParagraph"/>
+        <w:numPr>
+          <w:ilvl w:val="0"/>
+          <w:numId w:val="16"/>
+        </w:numPr>
+        <w:rPr>
+          <w:lang w:val="en-US"/>
+        </w:rPr>
+      </w:pPr>
+      <w:r>
+        <w:rPr>
+          <w:lang w:val="en-US"/>
+        </w:rPr>
+        <w:t xml:space="preserve">7 cave </w:t>
+      </w:r>
+      <w:r>
+        <w:rPr>
+          <w:lang w:val="en-US"/>
+        </w:rPr>
+        <w:t>barber</w:t>
+      </w:r>
+      <w:r>
+        <w:rPr>
+          <w:lang w:val="en-US"/>
+        </w:rPr>
+        <w:t xml:space="preserve"> and </w:t>
+      </w:r>
+      <w:r>
+        <w:rPr>
+          <w:lang w:val="en-US"/>
+        </w:rPr>
+        <w:t>Nagarjuna</w:t>
+      </w:r>
+      <w:r>
+        <w:rPr>
+          <w:lang w:val="en-US"/>
+        </w:rPr>
+        <w:t xml:space="preserve"> thills </w:t>
+      </w:r>
+    </w:p>
+    <w:p>
+      <w:pPr>
+        <w:pStyle w:val="ListParagraph"/>
+        <w:numPr>
+          <w:ilvl w:val="0"/>
+          <w:numId w:val="16"/>
+        </w:numPr>
+        <w:rPr>
+          <w:lang w:val="en-US"/>
+        </w:rPr>
+      </w:pPr>
+      <w:r>
+        <w:rPr>
+          <w:lang w:val="en-US"/>
+        </w:rPr>
+        <w:t>Ajika seat</w:t>
+      </w:r>
+    </w:p>
+    <w:p>
+      <w:pPr>
+        <w:rPr>
+          <w:lang w:val="en-US"/>
+        </w:rPr>
+      </w:pPr>
+      <w:r>
+        <w:rPr>
+          <w:lang w:val="en-US"/>
+        </w:rPr>
+        <w:t>Structural and stylist feature :</w:t>
+      </w:r>
+    </w:p>
+    <w:p>
+      <w:pPr>
+        <w:pStyle w:val="ListParagraph"/>
+        <w:numPr>
+          <w:ilvl w:val="0"/>
+          <w:numId w:val="17"/>
+        </w:numPr>
+        <w:rPr>
+          <w:lang w:val="en-US"/>
+        </w:rPr>
+      </w:pPr>
+      <w:r>
+        <w:rPr>
+          <w:lang w:val="en-US"/>
+        </w:rPr>
+        <w:t xml:space="preserve">On the site of hills </w:t>
+      </w:r>
+    </w:p>
+    <w:p>
+      <w:pPr>
+        <w:pStyle w:val="ListParagraph"/>
+        <w:numPr>
+          <w:ilvl w:val="0"/>
+          <w:numId w:val="17"/>
+        </w:numPr>
+        <w:rPr>
+          <w:lang w:val="en-US"/>
+        </w:rPr>
+      </w:pPr>
+      <w:r>
+        <w:rPr>
+          <w:lang w:val="en-US"/>
+        </w:rPr>
+        <w:t xml:space="preserve">Excavated from top to bottom </w:t>
+      </w:r>
+    </w:p>
+    <w:p>
+      <w:pPr>
+        <w:pStyle w:val="ListParagraph"/>
+        <w:numPr>
+          <w:ilvl w:val="0"/>
+          <w:numId w:val="17"/>
+        </w:numPr>
+        <w:rPr>
+          <w:lang w:val="en-US"/>
+        </w:rPr>
+      </w:pPr>
+      <w:r>
+        <w:rPr>
+          <w:lang w:val="en-US"/>
+        </w:rPr>
+        <w:t>Multistoried and connected with stair</w:t>
+      </w:r>
+    </w:p>
+    <w:p>
+      <w:pPr>
+        <w:pStyle w:val="ListParagraph"/>
+        <w:numPr>
+          <w:ilvl w:val="0"/>
+          <w:numId w:val="17"/>
+        </w:numPr>
+        <w:rPr>
+          <w:lang w:val="en-US"/>
+        </w:rPr>
+      </w:pPr>
+      <w:r>
+        <w:rPr>
+          <w:lang w:val="en-US"/>
+        </w:rPr>
+        <w:t>Both large walls and interior connected</w:t>
+      </w:r>
+    </w:p>
+    <w:p>
+      <w:pPr>
+        <w:pStyle w:val="ListParagraph"/>
+        <w:numPr>
+          <w:ilvl w:val="0"/>
+          <w:numId w:val="17"/>
+        </w:numPr>
+        <w:rPr>
+          <w:lang w:val="en-US"/>
+        </w:rPr>
+      </w:pPr>
+      <w:r>
+        <w:rPr>
+          <w:lang w:val="en-US"/>
+        </w:rPr>
+        <w:lastRenderedPageBreak/>
+        <w:t>Inner walls -bara but highly polished.</w:t>
+      </w:r>
+    </w:p>
+    <w:p>
+      <w:pPr>
+        <w:rPr>
+          <w:lang w:val="en-US"/>
+        </w:rPr>
+      </w:pPr>
+    </w:p>
+    <w:p>
+      <w:pPr>
+        <w:rPr>
+          <w:lang w:val="en-US"/>
+        </w:rPr>
+      </w:pPr>
+      <w:r>
+        <w:rPr>
+          <w:lang w:val="en-US"/>
+        </w:rPr>
+        <w:t xml:space="preserve">Folk art </w:t>
+      </w:r>
+    </w:p>
+    <w:p>
+      <w:pPr>
+        <w:rPr>
+          <w:lang w:val="en-US"/>
+        </w:rPr>
+      </w:pPr>
+      <w:r>
+        <w:rPr>
+          <w:lang w:val="en-US"/>
+        </w:rPr>
+        <w:t xml:space="preserve">Norther black </w:t>
+      </w:r>
+      <w:r>
+        <w:rPr>
+          <w:lang w:val="en-US"/>
+        </w:rPr>
+        <w:t>polish ware</w:t>
+      </w:r>
+      <w:r>
+        <w:rPr>
+          <w:lang w:val="en-US"/>
+        </w:rPr>
+        <w:t xml:space="preserve"> potter NBPW : </w:t>
+      </w:r>
+      <w:r>
+        <w:rPr>
+          <w:lang w:val="en-US"/>
+        </w:rPr>
+        <w:t>multiple</w:t>
+      </w:r>
+      <w:r>
+        <w:rPr>
+          <w:lang w:val="en-US"/>
+        </w:rPr>
+        <w:t xml:space="preserve"> varieties of fish extremely fine </w:t>
+      </w:r>
+      <w:proofErr w:type="spellStart"/>
+      <w:r>
+        <w:rPr>
+          <w:lang w:val="en-US"/>
+        </w:rPr>
+        <w:t>qulity</w:t>
+      </w:r>
+      <w:proofErr w:type="spellEnd"/>
+      <w:r>
+        <w:rPr>
+          <w:lang w:val="en-US"/>
+        </w:rPr>
+        <w:t>.</w:t>
+      </w:r>
+    </w:p>
+    <w:p>
+      <w:pPr>
+        <w:rPr>
+          <w:lang w:val="en-US"/>
+        </w:rPr>
+      </w:pPr>
+    </w:p>
+    <w:p>
+      <w:pPr>
+        <w:rPr>
+          <w:lang w:val="en-US"/>
+        </w:rPr>
+      </w:pPr>
+    </w:p>
+    <w:p>
+      <w:pPr>
+        <w:rPr>
+          <w:color w:val="FF0000"/>
+          <w:lang w:val="en-US"/>
+        </w:rPr>
+      </w:pPr>
+    </w:p>
+    <w:p>
+      <w:pPr>
+        <w:rPr>
+          <w:color w:val="FF0000"/>
+          <w:lang w:val="en-US"/>
+        </w:rPr>
+      </w:pPr>
     </w:p>
     <w:p>
       <w:pPr>
@@ -2009,6 +6028,270 @@
 <file path=word/numbering.xml><?xml version="1.0" encoding="utf-8"?>
 <w:numbering xmlns:wpc="http://schemas.microsoft.com/office/word/2010/wordprocessingCanvas" xmlns:cx="http://schemas.microsoft.com/office/drawing/2014/chartex" xmlns:cx1="http://schemas.microsoft.com/office/drawing/2015/9/8/chartex" xmlns:cx2="http://schemas.microsoft.com/office/drawing/2015/10/21/chartex" xmlns:cx3="http://schemas.microsoft.com/office/drawing/2016/5/9/chartex" xmlns:cx4="http://schemas.microsoft.com/office/drawing/2016/5/10/chartex" xmlns:cx5="http://schemas.microsoft.com/office/drawing/2016/5/11/chartex" xmlns:cx6="http://schemas.microsoft.com/office/drawing/2016/5/12/chartex" xmlns:cx7="http://schemas.microsoft.com/office/drawing/2016/5/13/chartex" xmlns:cx8="http://schemas.microsoft.com/office/drawing/2016/5/14/chartex" xmlns:mc="http://schemas.openxmlformats.org/markup-compatibility/2006" xmlns:aink="http://schemas.microsoft.com/office/drawing/2016/ink" xmlns:am3d="http://schemas.microsoft.com/office/drawing/2017/model3d" xmlns:o="urn:schemas-microsoft-com:office:office" xmlns:r="http://schemas.openxmlformats.org/officeDocument/2006/relationships" xmlns:m="http://schemas.openxmlformats.org/officeDocument/2006/math" xmlns:v="urn:schemas-microsoft-com:vml" xmlns:wp14="http://schemas.microsoft.com/office/word/2010/wordprocessingDrawing" xmlns:wp="http://schemas.openxmlformats.org/drawingml/2006/wordprocessingDrawing" xmlns:w10="urn:schemas-microsoft-com:office:word" xmlns:w="http://schemas.openxmlformats.org/wordprocessingml/2006/main" xmlns:w14="http://schemas.microsoft.com/office/word/2010/wordml" xmlns:w15="http://schemas.microsoft.com/office/word/2012/wordml" xmlns:w16cex="http://schemas.microsoft.com/office/word/2018/wordml/cex" xmlns:w16cid="http://schemas.microsoft.com/office/word/2016/wordml/cid" xmlns:w16="http://schemas.microsoft.com/office/word/2018/wordml" xmlns:w16sdtdh="http://schemas.microsoft.com/office/word/2020/wordml/sdtdatahash" xmlns:w16se="http://schemas.microsoft.com/office/word/2015/wordml/symex" xmlns:wpg="http://schemas.microsoft.com/office/word/2010/wordprocessingGroup" xmlns:wpi="http://schemas.microsoft.com/office/word/2010/wordprocessingInk" xmlns:wne="http://schemas.microsoft.com/office/word/2006/wordml" xmlns:wps="http://schemas.microsoft.com/office/word/2010/wordprocessingShape" mc:Ignorable="w14 w15 w16se w16cid w16 w16cex w16sdtdh wp14">
   <w:abstractNum w:abstractNumId="0" w15:restartNumberingAfterBreak="0">
+    <w:nsid w:val="00F85064"/>
+    <w:multiLevelType w:val="hybridMultilevel"/>
+    <w:tmpl w:val="4DFAEF18"/>
+    <w:lvl w:ilvl="0" w:tplc="243212D2">
+      <w:start w:val="1"/>
+      <w:numFmt w:val="decimal"/>
+      <w:lvlText w:val="%1."/>
+      <w:lvlJc w:val="left"/>
+      <w:pPr>
+        <w:ind w:left="1080" w:hanging="360"/>
+      </w:pPr>
+      <w:rPr>
+        <w:rFonts w:hint="default"/>
+      </w:rPr>
+    </w:lvl>
+    <w:lvl w:ilvl="1" w:tplc="40090019">
+      <w:start w:val="1"/>
+      <w:numFmt w:val="lowerLetter"/>
+      <w:lvlText w:val="%2."/>
+      <w:lvlJc w:val="left"/>
+      <w:pPr>
+        <w:ind w:left="1800" w:hanging="360"/>
+      </w:pPr>
+    </w:lvl>
+    <w:lvl w:ilvl="2" w:tplc="4009001B">
+      <w:start w:val="1"/>
+      <w:numFmt w:val="lowerRoman"/>
+      <w:lvlText w:val="%3."/>
+      <w:lvlJc w:val="right"/>
+      <w:pPr>
+        <w:ind w:left="2520" w:hanging="180"/>
+      </w:pPr>
+    </w:lvl>
+    <w:lvl w:ilvl="3" w:tplc="4009000F" w:tentative="1">
+      <w:start w:val="1"/>
+      <w:numFmt w:val="decimal"/>
+      <w:lvlText w:val="%4."/>
+      <w:lvlJc w:val="left"/>
+      <w:pPr>
+        <w:ind w:left="3240" w:hanging="360"/>
+      </w:pPr>
+    </w:lvl>
+    <w:lvl w:ilvl="4" w:tplc="40090019" w:tentative="1">
+      <w:start w:val="1"/>
+      <w:numFmt w:val="lowerLetter"/>
+      <w:lvlText w:val="%5."/>
+      <w:lvlJc w:val="left"/>
+      <w:pPr>
+        <w:ind w:left="3960" w:hanging="360"/>
+      </w:pPr>
+    </w:lvl>
+    <w:lvl w:ilvl="5" w:tplc="4009001B" w:tentative="1">
+      <w:start w:val="1"/>
+      <w:numFmt w:val="lowerRoman"/>
+      <w:lvlText w:val="%6."/>
+      <w:lvlJc w:val="right"/>
+      <w:pPr>
+        <w:ind w:left="4680" w:hanging="180"/>
+      </w:pPr>
+    </w:lvl>
+    <w:lvl w:ilvl="6" w:tplc="4009000F" w:tentative="1">
+      <w:start w:val="1"/>
+      <w:numFmt w:val="decimal"/>
+      <w:lvlText w:val="%7."/>
+      <w:lvlJc w:val="left"/>
+      <w:pPr>
+        <w:ind w:left="5400" w:hanging="360"/>
+      </w:pPr>
+    </w:lvl>
+    <w:lvl w:ilvl="7" w:tplc="40090019" w:tentative="1">
+      <w:start w:val="1"/>
+      <w:numFmt w:val="lowerLetter"/>
+      <w:lvlText w:val="%8."/>
+      <w:lvlJc w:val="left"/>
+      <w:pPr>
+        <w:ind w:left="6120" w:hanging="360"/>
+      </w:pPr>
+    </w:lvl>
+    <w:lvl w:ilvl="8" w:tplc="4009001B" w:tentative="1">
+      <w:start w:val="1"/>
+      <w:numFmt w:val="lowerRoman"/>
+      <w:lvlText w:val="%9."/>
+      <w:lvlJc w:val="right"/>
+      <w:pPr>
+        <w:ind w:left="6840" w:hanging="180"/>
+      </w:pPr>
+    </w:lvl>
+  </w:abstractNum>
+  <w:abstractNum w:abstractNumId="1" w15:restartNumberingAfterBreak="0">
+    <w:nsid w:val="0ADF32FC"/>
+    <w:multiLevelType w:val="multilevel"/>
+    <w:tmpl w:val="4009001D"/>
+    <w:lvl w:ilvl="0">
+      <w:start w:val="1"/>
+      <w:numFmt w:val="decimal"/>
+      <w:lvlText w:val="%1)"/>
+      <w:lvlJc w:val="left"/>
+      <w:pPr>
+        <w:ind w:left="360" w:hanging="360"/>
+      </w:pPr>
+    </w:lvl>
+    <w:lvl w:ilvl="1">
+      <w:start w:val="1"/>
+      <w:numFmt w:val="lowerLetter"/>
+      <w:lvlText w:val="%2)"/>
+      <w:lvlJc w:val="left"/>
+      <w:pPr>
+        <w:ind w:left="720" w:hanging="360"/>
+      </w:pPr>
+    </w:lvl>
+    <w:lvl w:ilvl="2">
+      <w:start w:val="1"/>
+      <w:numFmt w:val="lowerRoman"/>
+      <w:lvlText w:val="%3)"/>
+      <w:lvlJc w:val="left"/>
+      <w:pPr>
+        <w:ind w:left="1080" w:hanging="360"/>
+      </w:pPr>
+    </w:lvl>
+    <w:lvl w:ilvl="3">
+      <w:start w:val="1"/>
+      <w:numFmt w:val="decimal"/>
+      <w:lvlText w:val="(%4)"/>
+      <w:lvlJc w:val="left"/>
+      <w:pPr>
+        <w:ind w:left="1440" w:hanging="360"/>
+      </w:pPr>
+    </w:lvl>
+    <w:lvl w:ilvl="4">
+      <w:start w:val="1"/>
+      <w:numFmt w:val="lowerLetter"/>
+      <w:lvlText w:val="(%5)"/>
+      <w:lvlJc w:val="left"/>
+      <w:pPr>
+        <w:ind w:left="1800" w:hanging="360"/>
+      </w:pPr>
+    </w:lvl>
+    <w:lvl w:ilvl="5">
+      <w:start w:val="1"/>
+      <w:numFmt w:val="lowerRoman"/>
+      <w:lvlText w:val="(%6)"/>
+      <w:lvlJc w:val="left"/>
+      <w:pPr>
+        <w:ind w:left="2160" w:hanging="360"/>
+      </w:pPr>
+    </w:lvl>
+    <w:lvl w:ilvl="6">
+      <w:start w:val="1"/>
+      <w:numFmt w:val="decimal"/>
+      <w:lvlText w:val="%7."/>
+      <w:lvlJc w:val="left"/>
+      <w:pPr>
+        <w:ind w:left="2520" w:hanging="360"/>
+      </w:pPr>
+    </w:lvl>
+    <w:lvl w:ilvl="7">
+      <w:start w:val="1"/>
+      <w:numFmt w:val="lowerLetter"/>
+      <w:lvlText w:val="%8."/>
+      <w:lvlJc w:val="left"/>
+      <w:pPr>
+        <w:ind w:left="2880" w:hanging="360"/>
+      </w:pPr>
+    </w:lvl>
+    <w:lvl w:ilvl="8">
+      <w:start w:val="1"/>
+      <w:numFmt w:val="lowerRoman"/>
+      <w:lvlText w:val="%9."/>
+      <w:lvlJc w:val="left"/>
+      <w:pPr>
+        <w:ind w:left="3240" w:hanging="360"/>
+      </w:pPr>
+    </w:lvl>
+  </w:abstractNum>
+  <w:abstractNum w:abstractNumId="2" w15:restartNumberingAfterBreak="0">
+    <w:nsid w:val="1131414E"/>
+    <w:multiLevelType w:val="hybridMultilevel"/>
+    <w:tmpl w:val="372288E4"/>
+    <w:lvl w:ilvl="0" w:tplc="76C0206C">
+      <w:start w:val="1"/>
+      <w:numFmt w:val="decimal"/>
+      <w:lvlText w:val="%1)"/>
+      <w:lvlJc w:val="left"/>
+      <w:pPr>
+        <w:ind w:left="1080" w:hanging="360"/>
+      </w:pPr>
+      <w:rPr>
+        <w:rFonts w:hint="default"/>
+      </w:rPr>
+    </w:lvl>
+    <w:lvl w:ilvl="1" w:tplc="40090019" w:tentative="1">
+      <w:start w:val="1"/>
+      <w:numFmt w:val="lowerLetter"/>
+      <w:lvlText w:val="%2."/>
+      <w:lvlJc w:val="left"/>
+      <w:pPr>
+        <w:ind w:left="1800" w:hanging="360"/>
+      </w:pPr>
+    </w:lvl>
+    <w:lvl w:ilvl="2" w:tplc="4009001B" w:tentative="1">
+      <w:start w:val="1"/>
+      <w:numFmt w:val="lowerRoman"/>
+      <w:lvlText w:val="%3."/>
+      <w:lvlJc w:val="right"/>
+      <w:pPr>
+        <w:ind w:left="2520" w:hanging="180"/>
+      </w:pPr>
+    </w:lvl>
+    <w:lvl w:ilvl="3" w:tplc="4009000F" w:tentative="1">
+      <w:start w:val="1"/>
+      <w:numFmt w:val="decimal"/>
+      <w:lvlText w:val="%4."/>
+      <w:lvlJc w:val="left"/>
+      <w:pPr>
+        <w:ind w:left="3240" w:hanging="360"/>
+      </w:pPr>
+    </w:lvl>
+    <w:lvl w:ilvl="4" w:tplc="40090019" w:tentative="1">
+      <w:start w:val="1"/>
+      <w:numFmt w:val="lowerLetter"/>
+      <w:lvlText w:val="%5."/>
+      <w:lvlJc w:val="left"/>
+      <w:pPr>
+        <w:ind w:left="3960" w:hanging="360"/>
+      </w:pPr>
+    </w:lvl>
+    <w:lvl w:ilvl="5" w:tplc="4009001B" w:tentative="1">
+      <w:start w:val="1"/>
+      <w:numFmt w:val="lowerRoman"/>
+      <w:lvlText w:val="%6."/>
+      <w:lvlJc w:val="right"/>
+      <w:pPr>
+        <w:ind w:left="4680" w:hanging="180"/>
+      </w:pPr>
+    </w:lvl>
+    <w:lvl w:ilvl="6" w:tplc="4009000F" w:tentative="1">
+      <w:start w:val="1"/>
+      <w:numFmt w:val="decimal"/>
+      <w:lvlText w:val="%7."/>
+      <w:lvlJc w:val="left"/>
+      <w:pPr>
+        <w:ind w:left="5400" w:hanging="360"/>
+      </w:pPr>
+    </w:lvl>
+    <w:lvl w:ilvl="7" w:tplc="40090019" w:tentative="1">
+      <w:start w:val="1"/>
+      <w:numFmt w:val="lowerLetter"/>
+      <w:lvlText w:val="%8."/>
+      <w:lvlJc w:val="left"/>
+      <w:pPr>
+        <w:ind w:left="6120" w:hanging="360"/>
+      </w:pPr>
+    </w:lvl>
+    <w:lvl w:ilvl="8" w:tplc="4009001B" w:tentative="1">
+      <w:start w:val="1"/>
+      <w:numFmt w:val="lowerRoman"/>
+      <w:lvlText w:val="%9."/>
+      <w:lvlJc w:val="right"/>
+      <w:pPr>
+        <w:ind w:left="6840" w:hanging="180"/>
+      </w:pPr>
+    </w:lvl>
+  </w:abstractNum>
+  <w:abstractNum w:abstractNumId="3" w15:restartNumberingAfterBreak="0">
     <w:nsid w:val="13B52DE9"/>
     <w:multiLevelType w:val="hybridMultilevel"/>
     <w:tmpl w:val="B8AC107C"/>
@@ -2097,7 +6380,7 @@
       </w:pPr>
     </w:lvl>
   </w:abstractNum>
-  <w:abstractNum w:abstractNumId="1" w15:restartNumberingAfterBreak="0">
+  <w:abstractNum w:abstractNumId="4" w15:restartNumberingAfterBreak="0">
     <w:nsid w:val="14D0146E"/>
     <w:multiLevelType w:val="hybridMultilevel"/>
     <w:tmpl w:val="5B7ABC98"/>
@@ -2186,7 +6469,7 @@
       </w:pPr>
     </w:lvl>
   </w:abstractNum>
-  <w:abstractNum w:abstractNumId="2" w15:restartNumberingAfterBreak="0">
+  <w:abstractNum w:abstractNumId="5" w15:restartNumberingAfterBreak="0">
     <w:nsid w:val="290017AB"/>
     <w:multiLevelType w:val="hybridMultilevel"/>
     <w:tmpl w:val="CF740A30"/>
@@ -2275,7 +6558,7 @@
       </w:pPr>
     </w:lvl>
   </w:abstractNum>
-  <w:abstractNum w:abstractNumId="3" w15:restartNumberingAfterBreak="0">
+  <w:abstractNum w:abstractNumId="6" w15:restartNumberingAfterBreak="0">
     <w:nsid w:val="2B093EF0"/>
     <w:multiLevelType w:val="hybridMultilevel"/>
     <w:tmpl w:val="C9CC273E"/>
@@ -2364,7 +6647,7 @@
       </w:pPr>
     </w:lvl>
   </w:abstractNum>
-  <w:abstractNum w:abstractNumId="4" w15:restartNumberingAfterBreak="0">
+  <w:abstractNum w:abstractNumId="7" w15:restartNumberingAfterBreak="0">
     <w:nsid w:val="2EEF53BE"/>
     <w:multiLevelType w:val="multilevel"/>
     <w:tmpl w:val="4009001D"/>
@@ -2450,7 +6733,7 @@
       </w:pPr>
     </w:lvl>
   </w:abstractNum>
-  <w:abstractNum w:abstractNumId="5" w15:restartNumberingAfterBreak="0">
+  <w:abstractNum w:abstractNumId="8" w15:restartNumberingAfterBreak="0">
     <w:nsid w:val="3A674DB4"/>
     <w:multiLevelType w:val="hybridMultilevel"/>
     <w:tmpl w:val="580C40A2"/>
@@ -2539,7 +6822,535 @@
       </w:pPr>
     </w:lvl>
   </w:abstractNum>
-  <w:abstractNum w:abstractNumId="6" w15:restartNumberingAfterBreak="0">
+  <w:abstractNum w:abstractNumId="9" w15:restartNumberingAfterBreak="0">
+    <w:nsid w:val="4B0715B1"/>
+    <w:multiLevelType w:val="hybridMultilevel"/>
+    <w:tmpl w:val="34504C4A"/>
+    <w:lvl w:ilvl="0" w:tplc="C4569E38">
+      <w:start w:val="1"/>
+      <w:numFmt w:val="decimal"/>
+      <w:lvlText w:val="%1."/>
+      <w:lvlJc w:val="left"/>
+      <w:pPr>
+        <w:ind w:left="1080" w:hanging="360"/>
+      </w:pPr>
+      <w:rPr>
+        <w:rFonts w:hint="default"/>
+      </w:rPr>
+    </w:lvl>
+    <w:lvl w:ilvl="1" w:tplc="40090019" w:tentative="1">
+      <w:start w:val="1"/>
+      <w:numFmt w:val="lowerLetter"/>
+      <w:lvlText w:val="%2."/>
+      <w:lvlJc w:val="left"/>
+      <w:pPr>
+        <w:ind w:left="1800" w:hanging="360"/>
+      </w:pPr>
+    </w:lvl>
+    <w:lvl w:ilvl="2" w:tplc="4009001B" w:tentative="1">
+      <w:start w:val="1"/>
+      <w:numFmt w:val="lowerRoman"/>
+      <w:lvlText w:val="%3."/>
+      <w:lvlJc w:val="right"/>
+      <w:pPr>
+        <w:ind w:left="2520" w:hanging="180"/>
+      </w:pPr>
+    </w:lvl>
+    <w:lvl w:ilvl="3" w:tplc="4009000F" w:tentative="1">
+      <w:start w:val="1"/>
+      <w:numFmt w:val="decimal"/>
+      <w:lvlText w:val="%4."/>
+      <w:lvlJc w:val="left"/>
+      <w:pPr>
+        <w:ind w:left="3240" w:hanging="360"/>
+      </w:pPr>
+    </w:lvl>
+    <w:lvl w:ilvl="4" w:tplc="40090019" w:tentative="1">
+      <w:start w:val="1"/>
+      <w:numFmt w:val="lowerLetter"/>
+      <w:lvlText w:val="%5."/>
+      <w:lvlJc w:val="left"/>
+      <w:pPr>
+        <w:ind w:left="3960" w:hanging="360"/>
+      </w:pPr>
+    </w:lvl>
+    <w:lvl w:ilvl="5" w:tplc="4009001B" w:tentative="1">
+      <w:start w:val="1"/>
+      <w:numFmt w:val="lowerRoman"/>
+      <w:lvlText w:val="%6."/>
+      <w:lvlJc w:val="right"/>
+      <w:pPr>
+        <w:ind w:left="4680" w:hanging="180"/>
+      </w:pPr>
+    </w:lvl>
+    <w:lvl w:ilvl="6" w:tplc="4009000F" w:tentative="1">
+      <w:start w:val="1"/>
+      <w:numFmt w:val="decimal"/>
+      <w:lvlText w:val="%7."/>
+      <w:lvlJc w:val="left"/>
+      <w:pPr>
+        <w:ind w:left="5400" w:hanging="360"/>
+      </w:pPr>
+    </w:lvl>
+    <w:lvl w:ilvl="7" w:tplc="40090019" w:tentative="1">
+      <w:start w:val="1"/>
+      <w:numFmt w:val="lowerLetter"/>
+      <w:lvlText w:val="%8."/>
+      <w:lvlJc w:val="left"/>
+      <w:pPr>
+        <w:ind w:left="6120" w:hanging="360"/>
+      </w:pPr>
+    </w:lvl>
+    <w:lvl w:ilvl="8" w:tplc="4009001B" w:tentative="1">
+      <w:start w:val="1"/>
+      <w:numFmt w:val="lowerRoman"/>
+      <w:lvlText w:val="%9."/>
+      <w:lvlJc w:val="right"/>
+      <w:pPr>
+        <w:ind w:left="6840" w:hanging="180"/>
+      </w:pPr>
+    </w:lvl>
+  </w:abstractNum>
+  <w:abstractNum w:abstractNumId="10" w15:restartNumberingAfterBreak="0">
+    <w:nsid w:val="52717603"/>
+    <w:multiLevelType w:val="hybridMultilevel"/>
+    <w:tmpl w:val="518CC31E"/>
+    <w:lvl w:ilvl="0" w:tplc="A57C0048">
+      <w:start w:val="1"/>
+      <w:numFmt w:val="decimal"/>
+      <w:lvlText w:val="%1."/>
+      <w:lvlJc w:val="left"/>
+      <w:pPr>
+        <w:ind w:left="1080" w:hanging="360"/>
+      </w:pPr>
+      <w:rPr>
+        <w:rFonts w:hint="default"/>
+      </w:rPr>
+    </w:lvl>
+    <w:lvl w:ilvl="1" w:tplc="40090019" w:tentative="1">
+      <w:start w:val="1"/>
+      <w:numFmt w:val="lowerLetter"/>
+      <w:lvlText w:val="%2."/>
+      <w:lvlJc w:val="left"/>
+      <w:pPr>
+        <w:ind w:left="1440" w:hanging="360"/>
+      </w:pPr>
+    </w:lvl>
+    <w:lvl w:ilvl="2" w:tplc="4009001B" w:tentative="1">
+      <w:start w:val="1"/>
+      <w:numFmt w:val="lowerRoman"/>
+      <w:lvlText w:val="%3."/>
+      <w:lvlJc w:val="right"/>
+      <w:pPr>
+        <w:ind w:left="2160" w:hanging="180"/>
+      </w:pPr>
+    </w:lvl>
+    <w:lvl w:ilvl="3" w:tplc="4009000F" w:tentative="1">
+      <w:start w:val="1"/>
+      <w:numFmt w:val="decimal"/>
+      <w:lvlText w:val="%4."/>
+      <w:lvlJc w:val="left"/>
+      <w:pPr>
+        <w:ind w:left="2880" w:hanging="360"/>
+      </w:pPr>
+    </w:lvl>
+    <w:lvl w:ilvl="4" w:tplc="40090019" w:tentative="1">
+      <w:start w:val="1"/>
+      <w:numFmt w:val="lowerLetter"/>
+      <w:lvlText w:val="%5."/>
+      <w:lvlJc w:val="left"/>
+      <w:pPr>
+        <w:ind w:left="3600" w:hanging="360"/>
+      </w:pPr>
+    </w:lvl>
+    <w:lvl w:ilvl="5" w:tplc="4009001B" w:tentative="1">
+      <w:start w:val="1"/>
+      <w:numFmt w:val="lowerRoman"/>
+      <w:lvlText w:val="%6."/>
+      <w:lvlJc w:val="right"/>
+      <w:pPr>
+        <w:ind w:left="4320" w:hanging="180"/>
+      </w:pPr>
+    </w:lvl>
+    <w:lvl w:ilvl="6" w:tplc="4009000F" w:tentative="1">
+      <w:start w:val="1"/>
+      <w:numFmt w:val="decimal"/>
+      <w:lvlText w:val="%7."/>
+      <w:lvlJc w:val="left"/>
+      <w:pPr>
+        <w:ind w:left="5040" w:hanging="360"/>
+      </w:pPr>
+    </w:lvl>
+    <w:lvl w:ilvl="7" w:tplc="40090019" w:tentative="1">
+      <w:start w:val="1"/>
+      <w:numFmt w:val="lowerLetter"/>
+      <w:lvlText w:val="%8."/>
+      <w:lvlJc w:val="left"/>
+      <w:pPr>
+        <w:ind w:left="5760" w:hanging="360"/>
+      </w:pPr>
+    </w:lvl>
+    <w:lvl w:ilvl="8" w:tplc="4009001B" w:tentative="1">
+      <w:start w:val="1"/>
+      <w:numFmt w:val="lowerRoman"/>
+      <w:lvlText w:val="%9."/>
+      <w:lvlJc w:val="right"/>
+      <w:pPr>
+        <w:ind w:left="6480" w:hanging="180"/>
+      </w:pPr>
+    </w:lvl>
+  </w:abstractNum>
+  <w:abstractNum w:abstractNumId="11" w15:restartNumberingAfterBreak="0">
+    <w:nsid w:val="56A072E1"/>
+    <w:multiLevelType w:val="hybridMultilevel"/>
+    <w:tmpl w:val="19121C4A"/>
+    <w:lvl w:ilvl="0" w:tplc="A57C0048">
+      <w:start w:val="1"/>
+      <w:numFmt w:val="decimal"/>
+      <w:lvlText w:val="%1."/>
+      <w:lvlJc w:val="left"/>
+      <w:pPr>
+        <w:ind w:left="1080" w:hanging="360"/>
+      </w:pPr>
+      <w:rPr>
+        <w:rFonts w:hint="default"/>
+      </w:rPr>
+    </w:lvl>
+    <w:lvl w:ilvl="1" w:tplc="40090019" w:tentative="1">
+      <w:start w:val="1"/>
+      <w:numFmt w:val="lowerLetter"/>
+      <w:lvlText w:val="%2."/>
+      <w:lvlJc w:val="left"/>
+      <w:pPr>
+        <w:ind w:left="1800" w:hanging="360"/>
+      </w:pPr>
+    </w:lvl>
+    <w:lvl w:ilvl="2" w:tplc="4009001B" w:tentative="1">
+      <w:start w:val="1"/>
+      <w:numFmt w:val="lowerRoman"/>
+      <w:lvlText w:val="%3."/>
+      <w:lvlJc w:val="right"/>
+      <w:pPr>
+        <w:ind w:left="2520" w:hanging="180"/>
+      </w:pPr>
+    </w:lvl>
+    <w:lvl w:ilvl="3" w:tplc="4009000F" w:tentative="1">
+      <w:start w:val="1"/>
+      <w:numFmt w:val="decimal"/>
+      <w:lvlText w:val="%4."/>
+      <w:lvlJc w:val="left"/>
+      <w:pPr>
+        <w:ind w:left="3240" w:hanging="360"/>
+      </w:pPr>
+    </w:lvl>
+    <w:lvl w:ilvl="4" w:tplc="40090019" w:tentative="1">
+      <w:start w:val="1"/>
+      <w:numFmt w:val="lowerLetter"/>
+      <w:lvlText w:val="%5."/>
+      <w:lvlJc w:val="left"/>
+      <w:pPr>
+        <w:ind w:left="3960" w:hanging="360"/>
+      </w:pPr>
+    </w:lvl>
+    <w:lvl w:ilvl="5" w:tplc="4009001B" w:tentative="1">
+      <w:start w:val="1"/>
+      <w:numFmt w:val="lowerRoman"/>
+      <w:lvlText w:val="%6."/>
+      <w:lvlJc w:val="right"/>
+      <w:pPr>
+        <w:ind w:left="4680" w:hanging="180"/>
+      </w:pPr>
+    </w:lvl>
+    <w:lvl w:ilvl="6" w:tplc="4009000F" w:tentative="1">
+      <w:start w:val="1"/>
+      <w:numFmt w:val="decimal"/>
+      <w:lvlText w:val="%7."/>
+      <w:lvlJc w:val="left"/>
+      <w:pPr>
+        <w:ind w:left="5400" w:hanging="360"/>
+      </w:pPr>
+    </w:lvl>
+    <w:lvl w:ilvl="7" w:tplc="40090019" w:tentative="1">
+      <w:start w:val="1"/>
+      <w:numFmt w:val="lowerLetter"/>
+      <w:lvlText w:val="%8."/>
+      <w:lvlJc w:val="left"/>
+      <w:pPr>
+        <w:ind w:left="6120" w:hanging="360"/>
+      </w:pPr>
+    </w:lvl>
+    <w:lvl w:ilvl="8" w:tplc="4009001B" w:tentative="1">
+      <w:start w:val="1"/>
+      <w:numFmt w:val="lowerRoman"/>
+      <w:lvlText w:val="%9."/>
+      <w:lvlJc w:val="right"/>
+      <w:pPr>
+        <w:ind w:left="6840" w:hanging="180"/>
+      </w:pPr>
+    </w:lvl>
+  </w:abstractNum>
+  <w:abstractNum w:abstractNumId="12" w15:restartNumberingAfterBreak="0">
+    <w:nsid w:val="5875451F"/>
+    <w:multiLevelType w:val="hybridMultilevel"/>
+    <w:tmpl w:val="BBEC056A"/>
+    <w:lvl w:ilvl="0" w:tplc="4009000F">
+      <w:start w:val="1"/>
+      <w:numFmt w:val="decimal"/>
+      <w:lvlText w:val="%1."/>
+      <w:lvlJc w:val="left"/>
+      <w:pPr>
+        <w:ind w:left="720" w:hanging="360"/>
+      </w:pPr>
+      <w:rPr>
+        <w:rFonts w:hint="default"/>
+      </w:rPr>
+    </w:lvl>
+    <w:lvl w:ilvl="1" w:tplc="40090019" w:tentative="1">
+      <w:start w:val="1"/>
+      <w:numFmt w:val="lowerLetter"/>
+      <w:lvlText w:val="%2."/>
+      <w:lvlJc w:val="left"/>
+      <w:pPr>
+        <w:ind w:left="1440" w:hanging="360"/>
+      </w:pPr>
+    </w:lvl>
+    <w:lvl w:ilvl="2" w:tplc="4009001B" w:tentative="1">
+      <w:start w:val="1"/>
+      <w:numFmt w:val="lowerRoman"/>
+      <w:lvlText w:val="%3."/>
+      <w:lvlJc w:val="right"/>
+      <w:pPr>
+        <w:ind w:left="2160" w:hanging="180"/>
+      </w:pPr>
+    </w:lvl>
+    <w:lvl w:ilvl="3" w:tplc="4009000F" w:tentative="1">
+      <w:start w:val="1"/>
+      <w:numFmt w:val="decimal"/>
+      <w:lvlText w:val="%4."/>
+      <w:lvlJc w:val="left"/>
+      <w:pPr>
+        <w:ind w:left="2880" w:hanging="360"/>
+      </w:pPr>
+    </w:lvl>
+    <w:lvl w:ilvl="4" w:tplc="40090019" w:tentative="1">
+      <w:start w:val="1"/>
+      <w:numFmt w:val="lowerLetter"/>
+      <w:lvlText w:val="%5."/>
+      <w:lvlJc w:val="left"/>
+      <w:pPr>
+        <w:ind w:left="3600" w:hanging="360"/>
+      </w:pPr>
+    </w:lvl>
+    <w:lvl w:ilvl="5" w:tplc="4009001B" w:tentative="1">
+      <w:start w:val="1"/>
+      <w:numFmt w:val="lowerRoman"/>
+      <w:lvlText w:val="%6."/>
+      <w:lvlJc w:val="right"/>
+      <w:pPr>
+        <w:ind w:left="4320" w:hanging="180"/>
+      </w:pPr>
+    </w:lvl>
+    <w:lvl w:ilvl="6" w:tplc="4009000F" w:tentative="1">
+      <w:start w:val="1"/>
+      <w:numFmt w:val="decimal"/>
+      <w:lvlText w:val="%7."/>
+      <w:lvlJc w:val="left"/>
+      <w:pPr>
+        <w:ind w:left="5040" w:hanging="360"/>
+      </w:pPr>
+    </w:lvl>
+    <w:lvl w:ilvl="7" w:tplc="40090019" w:tentative="1">
+      <w:start w:val="1"/>
+      <w:numFmt w:val="lowerLetter"/>
+      <w:lvlText w:val="%8."/>
+      <w:lvlJc w:val="left"/>
+      <w:pPr>
+        <w:ind w:left="5760" w:hanging="360"/>
+      </w:pPr>
+    </w:lvl>
+    <w:lvl w:ilvl="8" w:tplc="4009001B" w:tentative="1">
+      <w:start w:val="1"/>
+      <w:numFmt w:val="lowerRoman"/>
+      <w:lvlText w:val="%9."/>
+      <w:lvlJc w:val="right"/>
+      <w:pPr>
+        <w:ind w:left="6480" w:hanging="180"/>
+      </w:pPr>
+    </w:lvl>
+  </w:abstractNum>
+  <w:abstractNum w:abstractNumId="13" w15:restartNumberingAfterBreak="0">
+    <w:nsid w:val="59956F22"/>
+    <w:multiLevelType w:val="multilevel"/>
+    <w:tmpl w:val="4009001D"/>
+    <w:lvl w:ilvl="0">
+      <w:start w:val="1"/>
+      <w:numFmt w:val="decimal"/>
+      <w:lvlText w:val="%1)"/>
+      <w:lvlJc w:val="left"/>
+      <w:pPr>
+        <w:ind w:left="360" w:hanging="360"/>
+      </w:pPr>
+    </w:lvl>
+    <w:lvl w:ilvl="1">
+      <w:start w:val="1"/>
+      <w:numFmt w:val="lowerLetter"/>
+      <w:lvlText w:val="%2)"/>
+      <w:lvlJc w:val="left"/>
+      <w:pPr>
+        <w:ind w:left="720" w:hanging="360"/>
+      </w:pPr>
+    </w:lvl>
+    <w:lvl w:ilvl="2">
+      <w:start w:val="1"/>
+      <w:numFmt w:val="lowerRoman"/>
+      <w:lvlText w:val="%3)"/>
+      <w:lvlJc w:val="left"/>
+      <w:pPr>
+        <w:ind w:left="1080" w:hanging="360"/>
+      </w:pPr>
+    </w:lvl>
+    <w:lvl w:ilvl="3">
+      <w:start w:val="1"/>
+      <w:numFmt w:val="decimal"/>
+      <w:lvlText w:val="(%4)"/>
+      <w:lvlJc w:val="left"/>
+      <w:pPr>
+        <w:ind w:left="1440" w:hanging="360"/>
+      </w:pPr>
+    </w:lvl>
+    <w:lvl w:ilvl="4">
+      <w:start w:val="1"/>
+      <w:numFmt w:val="lowerLetter"/>
+      <w:lvlText w:val="(%5)"/>
+      <w:lvlJc w:val="left"/>
+      <w:pPr>
+        <w:ind w:left="1800" w:hanging="360"/>
+      </w:pPr>
+    </w:lvl>
+    <w:lvl w:ilvl="5">
+      <w:start w:val="1"/>
+      <w:numFmt w:val="lowerRoman"/>
+      <w:lvlText w:val="(%6)"/>
+      <w:lvlJc w:val="left"/>
+      <w:pPr>
+        <w:ind w:left="2160" w:hanging="360"/>
+      </w:pPr>
+    </w:lvl>
+    <w:lvl w:ilvl="6">
+      <w:start w:val="1"/>
+      <w:numFmt w:val="decimal"/>
+      <w:lvlText w:val="%7."/>
+      <w:lvlJc w:val="left"/>
+      <w:pPr>
+        <w:ind w:left="2520" w:hanging="360"/>
+      </w:pPr>
+    </w:lvl>
+    <w:lvl w:ilvl="7">
+      <w:start w:val="1"/>
+      <w:numFmt w:val="lowerLetter"/>
+      <w:lvlText w:val="%8."/>
+      <w:lvlJc w:val="left"/>
+      <w:pPr>
+        <w:ind w:left="2880" w:hanging="360"/>
+      </w:pPr>
+    </w:lvl>
+    <w:lvl w:ilvl="8">
+      <w:start w:val="1"/>
+      <w:numFmt w:val="lowerRoman"/>
+      <w:lvlText w:val="%9."/>
+      <w:lvlJc w:val="left"/>
+      <w:pPr>
+        <w:ind w:left="3240" w:hanging="360"/>
+      </w:pPr>
+    </w:lvl>
+  </w:abstractNum>
+  <w:abstractNum w:abstractNumId="14" w15:restartNumberingAfterBreak="0">
+    <w:nsid w:val="61747B59"/>
+    <w:multiLevelType w:val="hybridMultilevel"/>
+    <w:tmpl w:val="B4F81C2E"/>
+    <w:lvl w:ilvl="0" w:tplc="4009000F">
+      <w:start w:val="1"/>
+      <w:numFmt w:val="decimal"/>
+      <w:lvlText w:val="%1."/>
+      <w:lvlJc w:val="left"/>
+      <w:pPr>
+        <w:ind w:left="720" w:hanging="360"/>
+      </w:pPr>
+    </w:lvl>
+    <w:lvl w:ilvl="1" w:tplc="40090019">
+      <w:start w:val="1"/>
+      <w:numFmt w:val="lowerLetter"/>
+      <w:lvlText w:val="%2."/>
+      <w:lvlJc w:val="left"/>
+      <w:pPr>
+        <w:ind w:left="1440" w:hanging="360"/>
+      </w:pPr>
+    </w:lvl>
+    <w:lvl w:ilvl="2" w:tplc="4009001B">
+      <w:start w:val="1"/>
+      <w:numFmt w:val="lowerRoman"/>
+      <w:lvlText w:val="%3."/>
+      <w:lvlJc w:val="right"/>
+      <w:pPr>
+        <w:ind w:left="2160" w:hanging="180"/>
+      </w:pPr>
+    </w:lvl>
+    <w:lvl w:ilvl="3" w:tplc="4009000F" w:tentative="1">
+      <w:start w:val="1"/>
+      <w:numFmt w:val="decimal"/>
+      <w:lvlText w:val="%4."/>
+      <w:lvlJc w:val="left"/>
+      <w:pPr>
+        <w:ind w:left="2880" w:hanging="360"/>
+      </w:pPr>
+    </w:lvl>
+    <w:lvl w:ilvl="4" w:tplc="40090019" w:tentative="1">
+      <w:start w:val="1"/>
+      <w:numFmt w:val="lowerLetter"/>
+      <w:lvlText w:val="%5."/>
+      <w:lvlJc w:val="left"/>
+      <w:pPr>
+        <w:ind w:left="3600" w:hanging="360"/>
+      </w:pPr>
+    </w:lvl>
+    <w:lvl w:ilvl="5" w:tplc="4009001B" w:tentative="1">
+      <w:start w:val="1"/>
+      <w:numFmt w:val="lowerRoman"/>
+      <w:lvlText w:val="%6."/>
+      <w:lvlJc w:val="right"/>
+      <w:pPr>
+        <w:ind w:left="4320" w:hanging="180"/>
+      </w:pPr>
+    </w:lvl>
+    <w:lvl w:ilvl="6" w:tplc="4009000F" w:tentative="1">
+      <w:start w:val="1"/>
+      <w:numFmt w:val="decimal"/>
+      <w:lvlText w:val="%7."/>
+      <w:lvlJc w:val="left"/>
+      <w:pPr>
+        <w:ind w:left="5040" w:hanging="360"/>
+      </w:pPr>
+    </w:lvl>
+    <w:lvl w:ilvl="7" w:tplc="40090019" w:tentative="1">
+      <w:start w:val="1"/>
+      <w:numFmt w:val="lowerLetter"/>
+      <w:lvlText w:val="%8."/>
+      <w:lvlJc w:val="left"/>
+      <w:pPr>
+        <w:ind w:left="5760" w:hanging="360"/>
+      </w:pPr>
+    </w:lvl>
+    <w:lvl w:ilvl="8" w:tplc="4009001B" w:tentative="1">
+      <w:start w:val="1"/>
+      <w:numFmt w:val="lowerRoman"/>
+      <w:lvlText w:val="%9."/>
+      <w:lvlJc w:val="right"/>
+      <w:pPr>
+        <w:ind w:left="6480" w:hanging="180"/>
+      </w:pPr>
+    </w:lvl>
+  </w:abstractNum>
+  <w:abstractNum w:abstractNumId="15" w15:restartNumberingAfterBreak="0">
     <w:nsid w:val="6F210F5A"/>
     <w:multiLevelType w:val="hybridMultilevel"/>
     <w:tmpl w:val="682827A6"/>
@@ -2628,7 +7439,7 @@
       </w:pPr>
     </w:lvl>
   </w:abstractNum>
-  <w:abstractNum w:abstractNumId="7" w15:restartNumberingAfterBreak="0">
+  <w:abstractNum w:abstractNumId="16" w15:restartNumberingAfterBreak="0">
     <w:nsid w:val="705839EF"/>
     <w:multiLevelType w:val="hybridMultilevel"/>
     <w:tmpl w:val="6BB6859E"/>
@@ -2718,28 +7529,55 @@
     </w:lvl>
   </w:abstractNum>
   <w:num w:numId="1">
+    <w:abstractNumId w:val="15"/>
+  </w:num>
+  <w:num w:numId="2">
+    <w:abstractNumId w:val="16"/>
+  </w:num>
+  <w:num w:numId="3">
+    <w:abstractNumId w:val="8"/>
+  </w:num>
+  <w:num w:numId="4">
+    <w:abstractNumId w:val="5"/>
+  </w:num>
+  <w:num w:numId="5">
     <w:abstractNumId w:val="6"/>
   </w:num>
-  <w:num w:numId="2">
+  <w:num w:numId="6">
+    <w:abstractNumId w:val="3"/>
+  </w:num>
+  <w:num w:numId="7">
+    <w:abstractNumId w:val="4"/>
+  </w:num>
+  <w:num w:numId="8">
     <w:abstractNumId w:val="7"/>
   </w:num>
-  <w:num w:numId="3">
-    <w:abstractNumId w:val="5"/>
-  </w:num>
-  <w:num w:numId="4">
+  <w:num w:numId="9">
     <w:abstractNumId w:val="2"/>
   </w:num>
-  <w:num w:numId="5">
-    <w:abstractNumId w:val="3"/>
+  <w:num w:numId="10">
+    <w:abstractNumId w:val="13"/>
   </w:num>
-  <w:num w:numId="6">
+  <w:num w:numId="11">
+    <w:abstractNumId w:val="1"/>
+  </w:num>
+  <w:num w:numId="12">
+    <w:abstractNumId w:val="14"/>
+  </w:num>
+  <w:num w:numId="13">
     <w:abstractNumId w:val="0"/>
   </w:num>
-  <w:num w:numId="7">
-    <w:abstractNumId w:val="1"/>
+  <w:num w:numId="14">
+    <w:abstractNumId w:val="12"/>
   </w:num>
-  <w:num w:numId="8">
-    <w:abstractNumId w:val="4"/>
+  <w:num w:numId="15">
+    <w:abstractNumId w:val="9"/>
+  </w:num>
+  <w:num w:numId="16">
+    <w:abstractNumId w:val="11"/>
+  </w:num>
+  <w:num w:numId="17">
+    <w:abstractNumId w:val="10"/>
   </w:num>
 </w:numbering>
 </file>
